--- a/public/resumes/word/HenriqueMascarin_ReactNativeDeveloper.docx
+++ b/public/resumes/word/HenriqueMascarin_ReactNativeDeveloper.docx
@@ -2410,7 +2410,61 @@
           <w:u w:val="none"/>
           <w:lang w:val="en-US"/>
         </w:rPr>
-        <w:t xml:space="preserve"> For the mobile area, I bring my experience as a Front-end developer, including good accessibility practices, clean code, semantic HTML, and SEO. As an experience, I currently work on the SG Master Web system with hundreds of clients, where my team and I developed the project from scratch with Vue. I also have a solid base with React.js because </w:t>
+        <w:t xml:space="preserve"> For the mobile area, I bring my experience as a Front-end developer, including good accessibility practices, clean code, semantic HTML, and SEO. As an experience, I</w:t>
+      </w:r>
+      <w:r>
+        <w:rPr>
+          <w:rFonts w:ascii="Arial" w:hAnsi="Arial" w:eastAsia="Arial" w:cs="Arial"/>
+          <w:b w:val="0"/>
+          <w:bCs w:val="0"/>
+          <w:i w:val="0"/>
+          <w:iCs w:val="0"/>
+          <w:strike w:val="0"/>
+          <w:dstrike w:val="0"/>
+          <w:noProof w:val="0"/>
+          <w:color w:val="000000" w:themeColor="text1" w:themeTint="FF" w:themeShade="FF"/>
+          <w:sz w:val="22"/>
+          <w:szCs w:val="22"/>
+          <w:u w:val="none"/>
+          <w:lang w:val="en-US"/>
+        </w:rPr>
+        <w:t xml:space="preserve"> work</w:t>
+      </w:r>
+      <w:r>
+        <w:rPr>
+          <w:rFonts w:ascii="Arial" w:hAnsi="Arial" w:eastAsia="Arial" w:cs="Arial"/>
+          <w:b w:val="0"/>
+          <w:bCs w:val="0"/>
+          <w:i w:val="0"/>
+          <w:iCs w:val="0"/>
+          <w:strike w:val="0"/>
+          <w:dstrike w:val="0"/>
+          <w:noProof w:val="0"/>
+          <w:color w:val="000000" w:themeColor="text1" w:themeTint="FF" w:themeShade="FF"/>
+          <w:sz w:val="22"/>
+          <w:szCs w:val="22"/>
+          <w:u w:val="none"/>
+          <w:lang w:val="en-US"/>
+        </w:rPr>
+        <w:t>ed</w:t>
+      </w:r>
+      <w:r>
+        <w:rPr>
+          <w:rFonts w:ascii="Arial" w:hAnsi="Arial" w:eastAsia="Arial" w:cs="Arial"/>
+          <w:b w:val="0"/>
+          <w:bCs w:val="0"/>
+          <w:i w:val="0"/>
+          <w:iCs w:val="0"/>
+          <w:strike w:val="0"/>
+          <w:dstrike w:val="0"/>
+          <w:noProof w:val="0"/>
+          <w:color w:val="000000" w:themeColor="text1" w:themeTint="FF" w:themeShade="FF"/>
+          <w:sz w:val="22"/>
+          <w:szCs w:val="22"/>
+          <w:u w:val="none"/>
+          <w:lang w:val="en-US"/>
+        </w:rPr>
+        <w:t xml:space="preserve"> on the SG Master Web system with hundreds of clients, where my team and I developed the project from scratch with Vue. I also have a solid base with React.js because </w:t>
       </w:r>
       <w:r>
         <w:rPr>
@@ -2446,7 +2500,43 @@
           <w:u w:val="none"/>
           <w:lang w:val="en-US"/>
         </w:rPr>
-        <w:t xml:space="preserve"> the main technology I use in most of my websites in my portfolio and others on GitHub. Furthermore, I have experience with CSS derivatives on websites, such as Sass, Styled Components, and Tailwind CSS.</w:t>
+        <w:t xml:space="preserve"> the main technology I use </w:t>
+      </w:r>
+      <w:r>
+        <w:rPr>
+          <w:rFonts w:ascii="Arial" w:hAnsi="Arial" w:eastAsia="Arial" w:cs="Arial"/>
+          <w:b w:val="0"/>
+          <w:bCs w:val="0"/>
+          <w:i w:val="0"/>
+          <w:iCs w:val="0"/>
+          <w:strike w:val="0"/>
+          <w:dstrike w:val="0"/>
+          <w:noProof w:val="0"/>
+          <w:color w:val="000000" w:themeColor="text1" w:themeTint="FF" w:themeShade="FF"/>
+          <w:sz w:val="22"/>
+          <w:szCs w:val="22"/>
+          <w:u w:val="none"/>
+          <w:lang w:val="en-US"/>
+        </w:rPr>
+        <w:t>in</w:t>
+      </w:r>
+      <w:r>
+        <w:rPr>
+          <w:rFonts w:ascii="Arial" w:hAnsi="Arial" w:eastAsia="Arial" w:cs="Arial"/>
+          <w:b w:val="0"/>
+          <w:bCs w:val="0"/>
+          <w:i w:val="0"/>
+          <w:iCs w:val="0"/>
+          <w:strike w:val="0"/>
+          <w:dstrike w:val="0"/>
+          <w:noProof w:val="0"/>
+          <w:color w:val="000000" w:themeColor="text1" w:themeTint="FF" w:themeShade="FF"/>
+          <w:sz w:val="22"/>
+          <w:szCs w:val="22"/>
+          <w:u w:val="none"/>
+          <w:lang w:val="en-US"/>
+        </w:rPr>
+        <w:t xml:space="preserve"> most of my websites in my portfolio and others on GitHub. Furthermore, I have experience with CSS derivatives on websites, such as Sass, Styled Components, and Tailwind CSS.</w:t>
       </w:r>
     </w:p>
     <w:p>
@@ -2490,41 +2580,91 @@
         <w:pStyle w:val="Heading2"/>
         <w:keepNext w:val="0"/>
         <w:keepLines w:val="0"/>
-        <w:spacing w:before="80" w:beforeAutospacing="off"/>
+        <w:suppressLineNumbers w:val="0"/>
+        <w:bidi w:val="0"/>
+        <w:spacing w:before="80" w:beforeAutospacing="off" w:after="80" w:afterAutospacing="off" w:line="259" w:lineRule="auto"/>
         <w:ind w:left="-822" w:right="-567"/>
-        <w:rPr>
-          <w:rFonts w:ascii="Arial" w:hAnsi="Arial" w:eastAsia="Arial" w:cs="Arial"/>
-          <w:b w:val="0"/>
-          <w:bCs w:val="0"/>
+        <w:jc w:val="left"/>
+        <w:rPr>
+          <w:rFonts w:ascii="Arial" w:hAnsi="Arial" w:eastAsia="Arial" w:cs="Arial"/>
+          <w:b w:val="0"/>
+          <w:bCs w:val="0"/>
+          <w:i w:val="0"/>
+          <w:iCs w:val="0"/>
+          <w:strike w:val="0"/>
+          <w:dstrike w:val="0"/>
+          <w:noProof w:val="0"/>
+          <w:color w:val="000000" w:themeColor="text1" w:themeTint="FF" w:themeShade="FF"/>
+          <w:sz w:val="24"/>
+          <w:szCs w:val="24"/>
+          <w:u w:val="none"/>
+          <w:lang w:val="pt-BR"/>
+        </w:rPr>
+      </w:pPr>
+      <w:r>
+        <w:rPr>
+          <w:rFonts w:ascii="Arial" w:hAnsi="Arial" w:eastAsia="Arial" w:cs="Arial"/>
+          <w:b w:val="1"/>
+          <w:bCs w:val="1"/>
+          <w:i w:val="0"/>
+          <w:iCs w:val="0"/>
+          <w:noProof w:val="0"/>
+          <w:color w:val="000000" w:themeColor="text1" w:themeTint="FF" w:themeShade="FF"/>
+          <w:sz w:val="24"/>
+          <w:szCs w:val="24"/>
+          <w:lang w:val="pt-BR"/>
+        </w:rPr>
+        <w:t xml:space="preserve">Henrique </w:t>
+      </w:r>
+      <w:r>
+        <w:rPr>
+          <w:rFonts w:ascii="Arial" w:hAnsi="Arial" w:eastAsia="Arial" w:cs="Arial"/>
+          <w:b w:val="1"/>
+          <w:bCs w:val="1"/>
+          <w:i w:val="0"/>
+          <w:iCs w:val="0"/>
+          <w:noProof w:val="0"/>
+          <w:color w:val="000000" w:themeColor="text1" w:themeTint="FF" w:themeShade="FF"/>
+          <w:sz w:val="24"/>
+          <w:szCs w:val="24"/>
+          <w:lang w:val="pt-BR"/>
+        </w:rPr>
+        <w:t>Mascarin</w:t>
+      </w:r>
+      <w:r>
+        <w:rPr>
+          <w:rFonts w:ascii="Arial" w:hAnsi="Arial" w:eastAsia="Arial" w:cs="Arial"/>
+          <w:b w:val="1"/>
+          <w:bCs w:val="1"/>
+          <w:i w:val="0"/>
+          <w:iCs w:val="0"/>
+          <w:noProof w:val="0"/>
+          <w:lang w:val="pt-BR"/>
+        </w:rPr>
+        <w:t xml:space="preserve"> </w:t>
+      </w:r>
+      <w:r>
+        <w:rPr>
+          <w:rFonts w:ascii="Arial" w:hAnsi="Arial" w:eastAsia="Arial" w:cs="Arial"/>
+          <w:b w:val="1"/>
+          <w:bCs w:val="1"/>
           <w:i w:val="1"/>
           <w:iCs w:val="1"/>
-          <w:strike w:val="0"/>
-          <w:dstrike w:val="0"/>
-          <w:noProof w:val="0"/>
-          <w:color w:val="000000" w:themeColor="text1" w:themeTint="FF" w:themeShade="FF"/>
-          <w:sz w:val="20"/>
-          <w:szCs w:val="20"/>
-          <w:u w:val="none"/>
-          <w:lang w:val="pt-BR"/>
-        </w:rPr>
-      </w:pPr>
-      <w:r>
-        <w:rPr>
-          <w:rFonts w:ascii="Arial" w:hAnsi="Arial" w:eastAsia="Arial" w:cs="Arial"/>
-          <w:b w:val="1"/>
-          <w:bCs w:val="1"/>
-          <w:i w:val="0"/>
-          <w:iCs w:val="0"/>
           <w:noProof w:val="0"/>
           <w:color w:val="000000" w:themeColor="text1" w:themeTint="FF" w:themeShade="FF"/>
           <w:sz w:val="24"/>
           <w:szCs w:val="24"/>
           <w:lang w:val="pt-BR"/>
         </w:rPr>
-        <w:t>SGBr® Sistemas</w:t>
-      </w:r>
-      <w:r>
-        <w:rPr>
+        <w:t>–</w:t>
+      </w:r>
+      <w:r>
+        <w:rPr>
+          <w:rFonts w:ascii="Arial" w:hAnsi="Arial" w:eastAsia="Arial" w:cs="Arial"/>
+          <w:b w:val="1"/>
+          <w:bCs w:val="1"/>
+          <w:i w:val="1"/>
+          <w:iCs w:val="1"/>
           <w:noProof w:val="0"/>
           <w:lang w:val="pt-BR"/>
         </w:rPr>
@@ -2535,30 +2675,15 @@
           <w:rFonts w:ascii="Arial" w:hAnsi="Arial" w:eastAsia="Arial" w:cs="Arial"/>
           <w:b w:val="1"/>
           <w:bCs w:val="1"/>
-          <w:i w:val="0"/>
-          <w:iCs w:val="0"/>
+          <w:i w:val="1"/>
+          <w:iCs w:val="1"/>
           <w:noProof w:val="0"/>
           <w:color w:val="000000" w:themeColor="text1" w:themeTint="FF" w:themeShade="FF"/>
           <w:sz w:val="24"/>
           <w:szCs w:val="24"/>
           <w:lang w:val="pt-BR"/>
         </w:rPr>
-        <w:t>–</w:t>
-      </w:r>
-      <w:r>
-        <w:rPr>
-          <w:rFonts w:ascii="Arial" w:hAnsi="Arial" w:eastAsia="Arial" w:cs="Arial"/>
-          <w:b w:val="1"/>
-          <w:bCs w:val="1"/>
-          <w:i w:val="0"/>
-          <w:iCs w:val="0"/>
-          <w:noProof w:val="0"/>
-          <w:color w:val="000000" w:themeColor="text1" w:themeTint="FF" w:themeShade="FF"/>
-          <w:sz w:val="26"/>
-          <w:szCs w:val="26"/>
-          <w:lang w:val="pt-BR"/>
-        </w:rPr>
-        <w:t xml:space="preserve"> </w:t>
+        <w:t>Founder</w:t>
       </w:r>
       <w:r>
         <w:rPr>
@@ -2573,7 +2698,7 @@
           <w:szCs w:val="24"/>
           <w:lang w:val="pt-BR"/>
         </w:rPr>
-        <w:t>Front-end</w:t>
+        <w:t xml:space="preserve"> </w:t>
       </w:r>
       <w:r>
         <w:rPr>
@@ -2588,7 +2713,7 @@
           <w:szCs w:val="24"/>
           <w:lang w:val="pt-BR"/>
         </w:rPr>
-        <w:t xml:space="preserve"> </w:t>
+        <w:t>and</w:t>
       </w:r>
       <w:r>
         <w:rPr>
@@ -2603,7 +2728,7 @@
           <w:szCs w:val="24"/>
           <w:lang w:val="pt-BR"/>
         </w:rPr>
-        <w:t>Developer</w:t>
+        <w:t xml:space="preserve"> Mobile </w:t>
       </w:r>
       <w:r>
         <w:rPr>
@@ -2618,14 +2743,28 @@
           <w:szCs w:val="24"/>
           <w:lang w:val="pt-BR"/>
         </w:rPr>
-        <w:t xml:space="preserve"> </w:t>
-      </w:r>
-      <w:r>
-        <w:rPr>
-          <w:rFonts w:ascii="Arial" w:hAnsi="Arial" w:eastAsia="Arial" w:cs="Arial"/>
+        <w:t>Developer</w:t>
+      </w:r>
+      <w:r>
+        <w:rPr>
+          <w:rFonts w:ascii="Arial" w:hAnsi="Arial" w:eastAsia="Arial" w:cs="Arial"/>
+          <w:b w:val="1"/>
+          <w:bCs w:val="1"/>
           <w:i w:val="1"/>
           <w:iCs w:val="1"/>
           <w:noProof w:val="0"/>
+          <w:lang w:val="pt-BR"/>
+        </w:rPr>
+        <w:t xml:space="preserve"> </w:t>
+      </w:r>
+      <w:r>
+        <w:rPr>
+          <w:rFonts w:ascii="Arial" w:hAnsi="Arial" w:eastAsia="Arial" w:cs="Arial"/>
+          <w:b w:val="0"/>
+          <w:bCs w:val="0"/>
+          <w:i w:val="1"/>
+          <w:iCs w:val="1"/>
+          <w:noProof w:val="0"/>
           <w:color w:val="000000" w:themeColor="text1" w:themeTint="FF" w:themeShade="FF"/>
           <w:sz w:val="24"/>
           <w:szCs w:val="24"/>
@@ -2636,6 +2775,8 @@
       <w:r>
         <w:rPr>
           <w:rFonts w:ascii="Arial" w:hAnsi="Arial" w:eastAsia="Arial" w:cs="Arial"/>
+          <w:b w:val="0"/>
+          <w:bCs w:val="0"/>
           <w:i w:val="1"/>
           <w:iCs w:val="1"/>
           <w:noProof w:val="0"/>
@@ -2644,11 +2785,13 @@
           <w:szCs w:val="24"/>
           <w:lang w:val="pt-BR"/>
         </w:rPr>
-        <w:t>july</w:t>
-      </w:r>
-      <w:r>
-        <w:rPr>
-          <w:rFonts w:ascii="Arial" w:hAnsi="Arial" w:eastAsia="Arial" w:cs="Arial"/>
+        <w:t>august</w:t>
+      </w:r>
+      <w:r>
+        <w:rPr>
+          <w:rFonts w:ascii="Arial" w:hAnsi="Arial" w:eastAsia="Arial" w:cs="Arial"/>
+          <w:b w:val="0"/>
+          <w:bCs w:val="0"/>
           <w:i w:val="1"/>
           <w:iCs w:val="1"/>
           <w:noProof w:val="0"/>
@@ -2657,11 +2800,13 @@
           <w:szCs w:val="24"/>
           <w:lang w:val="pt-BR"/>
         </w:rPr>
-        <w:t>/202</w:t>
-      </w:r>
-      <w:r>
-        <w:rPr>
-          <w:rFonts w:ascii="Arial" w:hAnsi="Arial" w:eastAsia="Arial" w:cs="Arial"/>
+        <w:t xml:space="preserve">/2024 - </w:t>
+      </w:r>
+      <w:r>
+        <w:rPr>
+          <w:rFonts w:ascii="Arial" w:hAnsi="Arial" w:eastAsia="Arial" w:cs="Arial"/>
+          <w:b w:val="0"/>
+          <w:bCs w:val="0"/>
           <w:i w:val="1"/>
           <w:iCs w:val="1"/>
           <w:noProof w:val="0"/>
@@ -2670,50 +2815,13 @@
           <w:szCs w:val="24"/>
           <w:lang w:val="pt-BR"/>
         </w:rPr>
-        <w:t>3</w:t>
-      </w:r>
-      <w:r>
-        <w:rPr>
-          <w:rFonts w:ascii="Arial" w:hAnsi="Arial" w:eastAsia="Arial" w:cs="Arial"/>
-          <w:i w:val="1"/>
-          <w:iCs w:val="1"/>
-          <w:noProof w:val="0"/>
-          <w:color w:val="000000" w:themeColor="text1" w:themeTint="FF" w:themeShade="FF"/>
-          <w:sz w:val="24"/>
-          <w:szCs w:val="24"/>
-          <w:lang w:val="pt-BR"/>
-        </w:rPr>
-        <w:t xml:space="preserve"> - </w:t>
-      </w:r>
-      <w:r>
-        <w:rPr>
-          <w:rFonts w:ascii="Arial" w:hAnsi="Arial" w:eastAsia="Arial" w:cs="Arial"/>
-          <w:i w:val="1"/>
-          <w:iCs w:val="1"/>
-          <w:noProof w:val="0"/>
-          <w:color w:val="000000" w:themeColor="text1" w:themeTint="FF" w:themeShade="FF"/>
-          <w:sz w:val="24"/>
-          <w:szCs w:val="24"/>
-          <w:lang w:val="pt-BR"/>
-        </w:rPr>
-        <w:t>p</w:t>
-      </w:r>
-      <w:r>
-        <w:rPr>
-          <w:rFonts w:ascii="Arial" w:hAnsi="Arial" w:eastAsia="Arial" w:cs="Arial"/>
-          <w:i w:val="1"/>
-          <w:iCs w:val="1"/>
-          <w:noProof w:val="0"/>
-          <w:color w:val="000000" w:themeColor="text1" w:themeTint="FF" w:themeShade="FF"/>
-          <w:sz w:val="24"/>
-          <w:szCs w:val="24"/>
-          <w:lang w:val="pt-BR"/>
-        </w:rPr>
-        <w:t>resent</w:t>
-      </w:r>
-      <w:r>
-        <w:rPr>
-          <w:rFonts w:ascii="Arial" w:hAnsi="Arial" w:eastAsia="Arial" w:cs="Arial"/>
+        <w:t>present</w:t>
+      </w:r>
+      <w:r>
+        <w:rPr>
+          <w:rFonts w:ascii="Arial" w:hAnsi="Arial" w:eastAsia="Arial" w:cs="Arial"/>
+          <w:b w:val="0"/>
+          <w:bCs w:val="0"/>
           <w:i w:val="1"/>
           <w:iCs w:val="1"/>
           <w:noProof w:val="0"/>
@@ -2746,24 +2854,24 @@
           <w:sz w:val="21"/>
           <w:szCs w:val="21"/>
           <w:u w:val="none"/>
-          <w:lang w:val="en-US"/>
-        </w:rPr>
-      </w:pPr>
-      <w:r>
-        <w:rPr>
-          <w:rFonts w:ascii="Arial" w:hAnsi="Arial" w:eastAsia="Arial" w:cs="Arial"/>
-          <w:b w:val="0"/>
-          <w:bCs w:val="0"/>
-          <w:i w:val="0"/>
-          <w:iCs w:val="0"/>
-          <w:strike w:val="0"/>
-          <w:dstrike w:val="0"/>
-          <w:noProof w:val="0"/>
-          <w:color w:val="000000" w:themeColor="text1" w:themeTint="FF" w:themeShade="FF"/>
-          <w:sz w:val="20"/>
-          <w:szCs w:val="20"/>
-          <w:u w:val="none"/>
-          <w:lang w:val="en-US"/>
+          <w:lang w:val="pt-BR"/>
+        </w:rPr>
+      </w:pPr>
+      <w:r>
+        <w:rPr>
+          <w:rFonts w:ascii="Arial" w:hAnsi="Arial" w:eastAsia="Arial" w:cs="Arial"/>
+          <w:b w:val="0"/>
+          <w:bCs w:val="0"/>
+          <w:i w:val="0"/>
+          <w:iCs w:val="0"/>
+          <w:strike w:val="0"/>
+          <w:dstrike w:val="0"/>
+          <w:noProof w:val="0"/>
+          <w:color w:val="000000" w:themeColor="text1" w:themeTint="FF" w:themeShade="FF"/>
+          <w:sz w:val="21"/>
+          <w:szCs w:val="21"/>
+          <w:u w:val="none"/>
+          <w:lang w:val="pt-BR"/>
         </w:rPr>
         <w:t>•</w:t>
       </w:r>
@@ -2778,66 +2886,390 @@
           <w:dstrike w:val="0"/>
           <w:noProof w:val="0"/>
           <w:color w:val="000000" w:themeColor="text1" w:themeTint="FF" w:themeShade="FF"/>
-          <w:sz w:val="20"/>
-          <w:szCs w:val="20"/>
-          <w:u w:val="none"/>
-          <w:lang w:val="en-US"/>
+          <w:sz w:val="21"/>
+          <w:szCs w:val="21"/>
+          <w:u w:val="none"/>
+          <w:lang w:val="pt-BR"/>
+        </w:rPr>
+        <w:t xml:space="preserve">  </w:t>
+      </w:r>
+      <w:r>
+        <w:rPr>
+          <w:rFonts w:ascii="Arial" w:hAnsi="Arial" w:eastAsia="Arial" w:cs="Arial"/>
+          <w:b w:val="0"/>
+          <w:bCs w:val="0"/>
+          <w:i w:val="0"/>
+          <w:iCs w:val="0"/>
+          <w:strike w:val="0"/>
+          <w:dstrike w:val="0"/>
+          <w:noProof w:val="0"/>
+          <w:color w:val="000000" w:themeColor="text1" w:themeTint="FF" w:themeShade="FF"/>
+          <w:sz w:val="21"/>
+          <w:szCs w:val="21"/>
+          <w:u w:val="none"/>
+          <w:lang w:val="pt-BR"/>
+        </w:rPr>
+        <w:t xml:space="preserve">Build </w:t>
+      </w:r>
+      <w:proofErr w:type="spellStart"/>
+      <w:r>
+        <w:rPr>
+          <w:rFonts w:ascii="Arial" w:hAnsi="Arial" w:eastAsia="Arial" w:cs="Arial"/>
+          <w:b w:val="0"/>
+          <w:bCs w:val="0"/>
+          <w:i w:val="0"/>
+          <w:iCs w:val="0"/>
+          <w:strike w:val="0"/>
+          <w:dstrike w:val="0"/>
+          <w:noProof w:val="0"/>
+          <w:color w:val="000000" w:themeColor="text1" w:themeTint="FF" w:themeShade="FF"/>
+          <w:sz w:val="21"/>
+          <w:szCs w:val="21"/>
+          <w:u w:val="none"/>
+          <w:lang w:val="pt-BR"/>
+        </w:rPr>
+        <w:t>my</w:t>
+      </w:r>
+      <w:proofErr w:type="spellEnd"/>
+      <w:r>
+        <w:rPr>
+          <w:rFonts w:ascii="Arial" w:hAnsi="Arial" w:eastAsia="Arial" w:cs="Arial"/>
+          <w:b w:val="0"/>
+          <w:bCs w:val="0"/>
+          <w:i w:val="0"/>
+          <w:iCs w:val="0"/>
+          <w:strike w:val="0"/>
+          <w:dstrike w:val="0"/>
+          <w:noProof w:val="0"/>
+          <w:color w:val="000000" w:themeColor="text1" w:themeTint="FF" w:themeShade="FF"/>
+          <w:sz w:val="21"/>
+          <w:szCs w:val="21"/>
+          <w:u w:val="none"/>
+          <w:lang w:val="pt-BR"/>
+        </w:rPr>
+        <w:t xml:space="preserve"> brand </w:t>
+      </w:r>
+      <w:proofErr w:type="spellStart"/>
+      <w:r>
+        <w:rPr>
+          <w:rFonts w:ascii="Arial" w:hAnsi="Arial" w:eastAsia="Arial" w:cs="Arial"/>
+          <w:b w:val="0"/>
+          <w:bCs w:val="0"/>
+          <w:i w:val="0"/>
+          <w:iCs w:val="0"/>
+          <w:strike w:val="0"/>
+          <w:dstrike w:val="0"/>
+          <w:noProof w:val="0"/>
+          <w:color w:val="000000" w:themeColor="text1" w:themeTint="FF" w:themeShade="FF"/>
+          <w:sz w:val="21"/>
+          <w:szCs w:val="21"/>
+          <w:u w:val="none"/>
+          <w:lang w:val="pt-BR"/>
+        </w:rPr>
+        <w:t>on</w:t>
+      </w:r>
+      <w:proofErr w:type="spellEnd"/>
+      <w:r>
+        <w:rPr>
+          <w:rFonts w:ascii="Arial" w:hAnsi="Arial" w:eastAsia="Arial" w:cs="Arial"/>
+          <w:b w:val="0"/>
+          <w:bCs w:val="0"/>
+          <w:i w:val="0"/>
+          <w:iCs w:val="0"/>
+          <w:strike w:val="0"/>
+          <w:dstrike w:val="0"/>
+          <w:noProof w:val="0"/>
+          <w:color w:val="000000" w:themeColor="text1" w:themeTint="FF" w:themeShade="FF"/>
+          <w:sz w:val="21"/>
+          <w:szCs w:val="21"/>
+          <w:u w:val="none"/>
+          <w:lang w:val="pt-BR"/>
+        </w:rPr>
+        <w:t xml:space="preserve"> Google Play </w:t>
+      </w:r>
+      <w:proofErr w:type="spellStart"/>
+      <w:r>
+        <w:rPr>
+          <w:rFonts w:ascii="Arial" w:hAnsi="Arial" w:eastAsia="Arial" w:cs="Arial"/>
+          <w:b w:val="0"/>
+          <w:bCs w:val="0"/>
+          <w:i w:val="0"/>
+          <w:iCs w:val="0"/>
+          <w:strike w:val="0"/>
+          <w:dstrike w:val="0"/>
+          <w:noProof w:val="0"/>
+          <w:color w:val="000000" w:themeColor="text1" w:themeTint="FF" w:themeShade="FF"/>
+          <w:sz w:val="21"/>
+          <w:szCs w:val="21"/>
+          <w:u w:val="none"/>
+          <w:lang w:val="pt-BR"/>
+        </w:rPr>
+        <w:t>and</w:t>
+      </w:r>
+      <w:proofErr w:type="spellEnd"/>
+      <w:r>
+        <w:rPr>
+          <w:rFonts w:ascii="Arial" w:hAnsi="Arial" w:eastAsia="Arial" w:cs="Arial"/>
+          <w:b w:val="0"/>
+          <w:bCs w:val="0"/>
+          <w:i w:val="0"/>
+          <w:iCs w:val="0"/>
+          <w:strike w:val="0"/>
+          <w:dstrike w:val="0"/>
+          <w:noProof w:val="0"/>
+          <w:color w:val="000000" w:themeColor="text1" w:themeTint="FF" w:themeShade="FF"/>
+          <w:sz w:val="21"/>
+          <w:szCs w:val="21"/>
+          <w:u w:val="none"/>
+          <w:lang w:val="pt-BR"/>
+        </w:rPr>
+        <w:t xml:space="preserve"> take </w:t>
+      </w:r>
+      <w:proofErr w:type="spellStart"/>
+      <w:r>
+        <w:rPr>
+          <w:rFonts w:ascii="Arial" w:hAnsi="Arial" w:eastAsia="Arial" w:cs="Arial"/>
+          <w:b w:val="0"/>
+          <w:bCs w:val="0"/>
+          <w:i w:val="0"/>
+          <w:iCs w:val="0"/>
+          <w:strike w:val="0"/>
+          <w:dstrike w:val="0"/>
+          <w:noProof w:val="0"/>
+          <w:color w:val="000000" w:themeColor="text1" w:themeTint="FF" w:themeShade="FF"/>
+          <w:sz w:val="21"/>
+          <w:szCs w:val="21"/>
+          <w:u w:val="none"/>
+          <w:lang w:val="pt-BR"/>
+        </w:rPr>
+        <w:t>care</w:t>
+      </w:r>
+      <w:proofErr w:type="spellEnd"/>
+      <w:r>
+        <w:rPr>
+          <w:rFonts w:ascii="Arial" w:hAnsi="Arial" w:eastAsia="Arial" w:cs="Arial"/>
+          <w:b w:val="0"/>
+          <w:bCs w:val="0"/>
+          <w:i w:val="0"/>
+          <w:iCs w:val="0"/>
+          <w:strike w:val="0"/>
+          <w:dstrike w:val="0"/>
+          <w:noProof w:val="0"/>
+          <w:color w:val="000000" w:themeColor="text1" w:themeTint="FF" w:themeShade="FF"/>
+          <w:sz w:val="21"/>
+          <w:szCs w:val="21"/>
+          <w:u w:val="none"/>
+          <w:lang w:val="pt-BR"/>
         </w:rPr>
         <w:t xml:space="preserve"> </w:t>
       </w:r>
-      <w:r>
-        <w:rPr>
-          <w:rFonts w:ascii="Arial" w:hAnsi="Arial" w:eastAsia="Arial" w:cs="Arial"/>
-          <w:b w:val="0"/>
-          <w:bCs w:val="0"/>
-          <w:i w:val="0"/>
-          <w:iCs w:val="0"/>
-          <w:strike w:val="0"/>
-          <w:dstrike w:val="0"/>
-          <w:noProof w:val="0"/>
-          <w:color w:val="000000" w:themeColor="text1" w:themeTint="FF" w:themeShade="FF"/>
-          <w:sz w:val="20"/>
-          <w:szCs w:val="20"/>
-          <w:u w:val="none"/>
-          <w:lang w:val="en-US"/>
+      <w:proofErr w:type="spellStart"/>
+      <w:r>
+        <w:rPr>
+          <w:rFonts w:ascii="Arial" w:hAnsi="Arial" w:eastAsia="Arial" w:cs="Arial"/>
+          <w:b w:val="0"/>
+          <w:bCs w:val="0"/>
+          <w:i w:val="0"/>
+          <w:iCs w:val="0"/>
+          <w:strike w:val="0"/>
+          <w:dstrike w:val="0"/>
+          <w:noProof w:val="0"/>
+          <w:color w:val="000000" w:themeColor="text1" w:themeTint="FF" w:themeShade="FF"/>
+          <w:sz w:val="21"/>
+          <w:szCs w:val="21"/>
+          <w:u w:val="none"/>
+          <w:lang w:val="pt-BR"/>
+        </w:rPr>
+        <w:t>of</w:t>
+      </w:r>
+      <w:proofErr w:type="spellEnd"/>
+      <w:r>
+        <w:rPr>
+          <w:rFonts w:ascii="Arial" w:hAnsi="Arial" w:eastAsia="Arial" w:cs="Arial"/>
+          <w:b w:val="0"/>
+          <w:bCs w:val="0"/>
+          <w:i w:val="0"/>
+          <w:iCs w:val="0"/>
+          <w:strike w:val="0"/>
+          <w:dstrike w:val="0"/>
+          <w:noProof w:val="0"/>
+          <w:color w:val="000000" w:themeColor="text1" w:themeTint="FF" w:themeShade="FF"/>
+          <w:sz w:val="21"/>
+          <w:szCs w:val="21"/>
+          <w:u w:val="none"/>
+          <w:lang w:val="pt-BR"/>
+        </w:rPr>
+        <w:t xml:space="preserve"> marketing </w:t>
+      </w:r>
+      <w:proofErr w:type="spellStart"/>
+      <w:r>
+        <w:rPr>
+          <w:rFonts w:ascii="Arial" w:hAnsi="Arial" w:eastAsia="Arial" w:cs="Arial"/>
+          <w:b w:val="0"/>
+          <w:bCs w:val="0"/>
+          <w:i w:val="0"/>
+          <w:iCs w:val="0"/>
+          <w:strike w:val="0"/>
+          <w:dstrike w:val="0"/>
+          <w:noProof w:val="0"/>
+          <w:color w:val="000000" w:themeColor="text1" w:themeTint="FF" w:themeShade="FF"/>
+          <w:sz w:val="21"/>
+          <w:szCs w:val="21"/>
+          <w:u w:val="none"/>
+          <w:lang w:val="pt-BR"/>
+        </w:rPr>
+        <w:t>about</w:t>
+      </w:r>
+      <w:proofErr w:type="spellEnd"/>
+      <w:r>
+        <w:rPr>
+          <w:rFonts w:ascii="Arial" w:hAnsi="Arial" w:eastAsia="Arial" w:cs="Arial"/>
+          <w:b w:val="0"/>
+          <w:bCs w:val="0"/>
+          <w:i w:val="0"/>
+          <w:iCs w:val="0"/>
+          <w:strike w:val="0"/>
+          <w:dstrike w:val="0"/>
+          <w:noProof w:val="0"/>
+          <w:color w:val="000000" w:themeColor="text1" w:themeTint="FF" w:themeShade="FF"/>
+          <w:sz w:val="21"/>
+          <w:szCs w:val="21"/>
+          <w:u w:val="none"/>
+          <w:lang w:val="pt-BR"/>
         </w:rPr>
         <w:t xml:space="preserve"> </w:t>
       </w:r>
-      <w:r>
-        <w:rPr>
-          <w:rFonts w:ascii="Arial" w:hAnsi="Arial" w:eastAsia="Arial" w:cs="Arial"/>
-          <w:b w:val="0"/>
-          <w:bCs w:val="0"/>
-          <w:i w:val="0"/>
-          <w:iCs w:val="0"/>
-          <w:strike w:val="0"/>
-          <w:dstrike w:val="0"/>
-          <w:noProof w:val="0"/>
-          <w:color w:val="000000" w:themeColor="text1" w:themeTint="FF" w:themeShade="FF"/>
-          <w:sz w:val="21"/>
-          <w:szCs w:val="21"/>
-          <w:u w:val="none"/>
-          <w:lang w:val="en-US"/>
-        </w:rPr>
-        <w:t xml:space="preserve">Creation, maintenance of the Landing Page and its screens after </w:t>
-      </w:r>
-      <w:r>
-        <w:rPr>
-          <w:rFonts w:ascii="Arial" w:hAnsi="Arial" w:eastAsia="Arial" w:cs="Arial"/>
-          <w:b w:val="0"/>
-          <w:bCs w:val="0"/>
-          <w:i w:val="0"/>
-          <w:iCs w:val="0"/>
-          <w:strike w:val="0"/>
-          <w:dstrike w:val="0"/>
-          <w:noProof w:val="0"/>
-          <w:color w:val="000000" w:themeColor="text1" w:themeTint="FF" w:themeShade="FF"/>
-          <w:sz w:val="21"/>
-          <w:szCs w:val="21"/>
-          <w:u w:val="none"/>
-          <w:lang w:val="en-US"/>
-        </w:rPr>
-        <w:t>login.</w:t>
+      <w:proofErr w:type="spellStart"/>
+      <w:r>
+        <w:rPr>
+          <w:rFonts w:ascii="Arial" w:hAnsi="Arial" w:eastAsia="Arial" w:cs="Arial"/>
+          <w:b w:val="0"/>
+          <w:bCs w:val="0"/>
+          <w:i w:val="0"/>
+          <w:iCs w:val="0"/>
+          <w:strike w:val="0"/>
+          <w:dstrike w:val="0"/>
+          <w:noProof w:val="0"/>
+          <w:color w:val="000000" w:themeColor="text1" w:themeTint="FF" w:themeShade="FF"/>
+          <w:sz w:val="21"/>
+          <w:szCs w:val="21"/>
+          <w:u w:val="none"/>
+          <w:lang w:val="pt-BR"/>
+        </w:rPr>
+        <w:t>the</w:t>
+      </w:r>
+      <w:proofErr w:type="spellEnd"/>
+      <w:r>
+        <w:rPr>
+          <w:rFonts w:ascii="Arial" w:hAnsi="Arial" w:eastAsia="Arial" w:cs="Arial"/>
+          <w:b w:val="0"/>
+          <w:bCs w:val="0"/>
+          <w:i w:val="0"/>
+          <w:iCs w:val="0"/>
+          <w:strike w:val="0"/>
+          <w:dstrike w:val="0"/>
+          <w:noProof w:val="0"/>
+          <w:color w:val="000000" w:themeColor="text1" w:themeTint="FF" w:themeShade="FF"/>
+          <w:sz w:val="21"/>
+          <w:szCs w:val="21"/>
+          <w:u w:val="none"/>
+          <w:lang w:val="pt-BR"/>
+        </w:rPr>
+        <w:t xml:space="preserve"> apps </w:t>
+      </w:r>
+      <w:proofErr w:type="spellStart"/>
+      <w:r>
+        <w:rPr>
+          <w:rFonts w:ascii="Arial" w:hAnsi="Arial" w:eastAsia="Arial" w:cs="Arial"/>
+          <w:b w:val="0"/>
+          <w:bCs w:val="0"/>
+          <w:i w:val="0"/>
+          <w:iCs w:val="0"/>
+          <w:strike w:val="0"/>
+          <w:dstrike w:val="0"/>
+          <w:noProof w:val="0"/>
+          <w:color w:val="000000" w:themeColor="text1" w:themeTint="FF" w:themeShade="FF"/>
+          <w:sz w:val="21"/>
+          <w:szCs w:val="21"/>
+          <w:u w:val="none"/>
+          <w:lang w:val="pt-BR"/>
+        </w:rPr>
+        <w:t>on</w:t>
+      </w:r>
+      <w:proofErr w:type="spellEnd"/>
+      <w:r>
+        <w:rPr>
+          <w:rFonts w:ascii="Arial" w:hAnsi="Arial" w:eastAsia="Arial" w:cs="Arial"/>
+          <w:b w:val="0"/>
+          <w:bCs w:val="0"/>
+          <w:i w:val="0"/>
+          <w:iCs w:val="0"/>
+          <w:strike w:val="0"/>
+          <w:dstrike w:val="0"/>
+          <w:noProof w:val="0"/>
+          <w:color w:val="000000" w:themeColor="text1" w:themeTint="FF" w:themeShade="FF"/>
+          <w:sz w:val="21"/>
+          <w:szCs w:val="21"/>
+          <w:u w:val="none"/>
+          <w:lang w:val="pt-BR"/>
+        </w:rPr>
+        <w:t xml:space="preserve"> </w:t>
+      </w:r>
+      <w:proofErr w:type="spellStart"/>
+      <w:r>
+        <w:rPr>
+          <w:rFonts w:ascii="Arial" w:hAnsi="Arial" w:eastAsia="Arial" w:cs="Arial"/>
+          <w:b w:val="0"/>
+          <w:bCs w:val="0"/>
+          <w:i w:val="0"/>
+          <w:iCs w:val="0"/>
+          <w:strike w:val="0"/>
+          <w:dstrike w:val="0"/>
+          <w:noProof w:val="0"/>
+          <w:color w:val="000000" w:themeColor="text1" w:themeTint="FF" w:themeShade="FF"/>
+          <w:sz w:val="21"/>
+          <w:szCs w:val="21"/>
+          <w:u w:val="none"/>
+          <w:lang w:val="pt-BR"/>
+        </w:rPr>
+        <w:t>company's</w:t>
+      </w:r>
+      <w:proofErr w:type="spellEnd"/>
+      <w:r>
+        <w:rPr>
+          <w:rFonts w:ascii="Arial" w:hAnsi="Arial" w:eastAsia="Arial" w:cs="Arial"/>
+          <w:b w:val="0"/>
+          <w:bCs w:val="0"/>
+          <w:i w:val="0"/>
+          <w:iCs w:val="0"/>
+          <w:strike w:val="0"/>
+          <w:dstrike w:val="0"/>
+          <w:noProof w:val="0"/>
+          <w:color w:val="000000" w:themeColor="text1" w:themeTint="FF" w:themeShade="FF"/>
+          <w:sz w:val="21"/>
+          <w:szCs w:val="21"/>
+          <w:u w:val="none"/>
+          <w:lang w:val="pt-BR"/>
+        </w:rPr>
+        <w:t xml:space="preserve"> LinkedIn.</w:t>
+      </w:r>
+      <w:r>
+        <w:rPr>
+          <w:rFonts w:ascii="Arial" w:hAnsi="Arial" w:eastAsia="Arial" w:cs="Arial"/>
+          <w:b w:val="0"/>
+          <w:bCs w:val="0"/>
+          <w:i w:val="0"/>
+          <w:iCs w:val="0"/>
+          <w:strike w:val="0"/>
+          <w:dstrike w:val="0"/>
+          <w:noProof w:val="0"/>
+          <w:color w:val="000000" w:themeColor="text1" w:themeTint="FF" w:themeShade="FF"/>
+          <w:sz w:val="21"/>
+          <w:szCs w:val="21"/>
+          <w:u w:val="none"/>
+          <w:lang w:val="pt-BR"/>
+        </w:rPr>
+        <w:t xml:space="preserve"> </w:t>
       </w:r>
     </w:p>
     <w:p>
@@ -2861,7 +3293,7 @@
           <w:sz w:val="21"/>
           <w:szCs w:val="21"/>
           <w:u w:val="none"/>
-          <w:lang w:val="en-US"/>
+          <w:lang w:val="pt-BR"/>
         </w:rPr>
       </w:pPr>
       <w:r>
@@ -2916,169 +3348,253 @@
           <w:u w:val="none"/>
           <w:lang w:val="pt-BR"/>
         </w:rPr>
-        <w:t xml:space="preserve">Development </w:t>
-      </w:r>
-      <w:r>
-        <w:rPr>
-          <w:rFonts w:ascii="Arial" w:hAnsi="Arial" w:eastAsia="Arial" w:cs="Arial"/>
-          <w:b w:val="0"/>
-          <w:bCs w:val="0"/>
-          <w:i w:val="0"/>
-          <w:iCs w:val="0"/>
-          <w:strike w:val="0"/>
-          <w:dstrike w:val="0"/>
-          <w:noProof w:val="0"/>
-          <w:color w:val="000000" w:themeColor="text1" w:themeTint="FF" w:themeShade="FF"/>
-          <w:sz w:val="21"/>
-          <w:szCs w:val="21"/>
-          <w:u w:val="none"/>
-          <w:lang w:val="pt-BR"/>
-        </w:rPr>
-        <w:t xml:space="preserve">of </w:t>
-      </w:r>
-      <w:r>
-        <w:rPr>
-          <w:rFonts w:ascii="Arial" w:hAnsi="Arial" w:eastAsia="Arial" w:cs="Arial"/>
-          <w:b w:val="0"/>
-          <w:bCs w:val="0"/>
-          <w:i w:val="0"/>
-          <w:iCs w:val="0"/>
-          <w:strike w:val="0"/>
-          <w:dstrike w:val="0"/>
-          <w:noProof w:val="0"/>
-          <w:color w:val="000000" w:themeColor="text1" w:themeTint="FF" w:themeShade="FF"/>
-          <w:sz w:val="21"/>
-          <w:szCs w:val="21"/>
-          <w:u w:val="none"/>
-          <w:lang w:val="pt-BR"/>
-        </w:rPr>
-        <w:t>n</w:t>
-      </w:r>
-      <w:r>
-        <w:rPr>
-          <w:rFonts w:ascii="Arial" w:hAnsi="Arial" w:eastAsia="Arial" w:cs="Arial"/>
-          <w:b w:val="0"/>
-          <w:bCs w:val="0"/>
-          <w:i w:val="0"/>
-          <w:iCs w:val="0"/>
-          <w:strike w:val="0"/>
-          <w:dstrike w:val="0"/>
-          <w:noProof w:val="0"/>
-          <w:color w:val="000000" w:themeColor="text1" w:themeTint="FF" w:themeShade="FF"/>
-          <w:sz w:val="21"/>
-          <w:szCs w:val="21"/>
-          <w:u w:val="none"/>
-          <w:lang w:val="pt-BR"/>
-        </w:rPr>
-        <w:t>ew implemen</w:t>
-      </w:r>
-      <w:r>
-        <w:rPr>
-          <w:rFonts w:ascii="Arial" w:hAnsi="Arial" w:eastAsia="Arial" w:cs="Arial"/>
-          <w:b w:val="0"/>
-          <w:bCs w:val="0"/>
-          <w:i w:val="0"/>
-          <w:iCs w:val="0"/>
-          <w:strike w:val="0"/>
-          <w:dstrike w:val="0"/>
-          <w:noProof w:val="0"/>
-          <w:color w:val="000000" w:themeColor="text1" w:themeTint="FF" w:themeShade="FF"/>
-          <w:sz w:val="21"/>
-          <w:szCs w:val="21"/>
-          <w:u w:val="none"/>
-          <w:lang w:val="pt-BR"/>
-        </w:rPr>
-        <w:t>t</w:t>
-      </w:r>
-      <w:r>
-        <w:rPr>
-          <w:rFonts w:ascii="Arial" w:hAnsi="Arial" w:eastAsia="Arial" w:cs="Arial"/>
-          <w:b w:val="0"/>
-          <w:bCs w:val="0"/>
-          <w:i w:val="0"/>
-          <w:iCs w:val="0"/>
-          <w:strike w:val="0"/>
-          <w:dstrike w:val="0"/>
-          <w:noProof w:val="0"/>
-          <w:color w:val="000000" w:themeColor="text1" w:themeTint="FF" w:themeShade="FF"/>
-          <w:sz w:val="21"/>
-          <w:szCs w:val="21"/>
-          <w:u w:val="none"/>
-          <w:lang w:val="pt-BR"/>
-        </w:rPr>
-        <w:t>at</w:t>
-      </w:r>
-      <w:r>
-        <w:rPr>
-          <w:rFonts w:ascii="Arial" w:hAnsi="Arial" w:eastAsia="Arial" w:cs="Arial"/>
-          <w:b w:val="0"/>
-          <w:bCs w:val="0"/>
-          <w:i w:val="0"/>
-          <w:iCs w:val="0"/>
-          <w:strike w:val="0"/>
-          <w:dstrike w:val="0"/>
-          <w:noProof w:val="0"/>
-          <w:color w:val="000000" w:themeColor="text1" w:themeTint="FF" w:themeShade="FF"/>
-          <w:sz w:val="21"/>
-          <w:szCs w:val="21"/>
-          <w:u w:val="none"/>
-          <w:lang w:val="pt-BR"/>
-        </w:rPr>
-        <w:t>i</w:t>
-      </w:r>
-      <w:r>
-        <w:rPr>
-          <w:rFonts w:ascii="Arial" w:hAnsi="Arial" w:eastAsia="Arial" w:cs="Arial"/>
-          <w:b w:val="0"/>
-          <w:bCs w:val="0"/>
-          <w:i w:val="0"/>
-          <w:iCs w:val="0"/>
-          <w:strike w:val="0"/>
-          <w:dstrike w:val="0"/>
-          <w:noProof w:val="0"/>
-          <w:color w:val="000000" w:themeColor="text1" w:themeTint="FF" w:themeShade="FF"/>
-          <w:sz w:val="21"/>
-          <w:szCs w:val="21"/>
-          <w:u w:val="none"/>
-          <w:lang w:val="pt-BR"/>
-        </w:rPr>
-        <w:t>ons</w:t>
-      </w:r>
-      <w:r>
-        <w:rPr>
-          <w:rFonts w:ascii="Arial" w:hAnsi="Arial" w:eastAsia="Arial" w:cs="Arial"/>
-          <w:b w:val="0"/>
-          <w:bCs w:val="0"/>
-          <w:i w:val="0"/>
-          <w:iCs w:val="0"/>
-          <w:strike w:val="0"/>
-          <w:dstrike w:val="0"/>
-          <w:noProof w:val="0"/>
-          <w:color w:val="000000" w:themeColor="text1" w:themeTint="FF" w:themeShade="FF"/>
-          <w:sz w:val="21"/>
-          <w:szCs w:val="21"/>
-          <w:u w:val="none"/>
-          <w:lang w:val="pt-BR"/>
-        </w:rPr>
-        <w:t xml:space="preserve"> and maintenance of the new SG Master Web </w:t>
-      </w:r>
-      <w:r>
-        <w:rPr>
-          <w:rFonts w:ascii="Arial" w:hAnsi="Arial" w:eastAsia="Arial" w:cs="Arial"/>
-          <w:b w:val="0"/>
-          <w:bCs w:val="0"/>
-          <w:i w:val="0"/>
-          <w:iCs w:val="0"/>
-          <w:strike w:val="0"/>
-          <w:dstrike w:val="0"/>
-          <w:noProof w:val="0"/>
-          <w:color w:val="000000" w:themeColor="text1" w:themeTint="FF" w:themeShade="FF"/>
-          <w:sz w:val="21"/>
-          <w:szCs w:val="21"/>
-          <w:u w:val="none"/>
-          <w:lang w:val="pt-BR"/>
-        </w:rPr>
-        <w:t>system.</w:t>
+        <w:t>Develop</w:t>
+      </w:r>
+      <w:r>
+        <w:rPr>
+          <w:rFonts w:ascii="Arial" w:hAnsi="Arial" w:eastAsia="Arial" w:cs="Arial"/>
+          <w:b w:val="0"/>
+          <w:bCs w:val="0"/>
+          <w:i w:val="0"/>
+          <w:iCs w:val="0"/>
+          <w:strike w:val="0"/>
+          <w:dstrike w:val="0"/>
+          <w:noProof w:val="0"/>
+          <w:color w:val="000000" w:themeColor="text1" w:themeTint="FF" w:themeShade="FF"/>
+          <w:sz w:val="21"/>
+          <w:szCs w:val="21"/>
+          <w:u w:val="none"/>
+          <w:lang w:val="pt-BR"/>
+        </w:rPr>
+        <w:t xml:space="preserve">, </w:t>
+      </w:r>
+      <w:proofErr w:type="spellStart"/>
+      <w:r>
+        <w:rPr>
+          <w:rFonts w:ascii="Arial" w:hAnsi="Arial" w:eastAsia="Arial" w:cs="Arial"/>
+          <w:b w:val="0"/>
+          <w:bCs w:val="0"/>
+          <w:i w:val="0"/>
+          <w:iCs w:val="0"/>
+          <w:strike w:val="0"/>
+          <w:dstrike w:val="0"/>
+          <w:noProof w:val="0"/>
+          <w:color w:val="000000" w:themeColor="text1" w:themeTint="FF" w:themeShade="FF"/>
+          <w:sz w:val="21"/>
+          <w:szCs w:val="21"/>
+          <w:u w:val="none"/>
+          <w:lang w:val="pt-BR"/>
+        </w:rPr>
+        <w:t>publish</w:t>
+      </w:r>
+      <w:proofErr w:type="spellEnd"/>
+      <w:r>
+        <w:rPr>
+          <w:rFonts w:ascii="Arial" w:hAnsi="Arial" w:eastAsia="Arial" w:cs="Arial"/>
+          <w:b w:val="0"/>
+          <w:bCs w:val="0"/>
+          <w:i w:val="0"/>
+          <w:iCs w:val="0"/>
+          <w:strike w:val="0"/>
+          <w:dstrike w:val="0"/>
+          <w:noProof w:val="0"/>
+          <w:color w:val="000000" w:themeColor="text1" w:themeTint="FF" w:themeShade="FF"/>
+          <w:sz w:val="21"/>
+          <w:szCs w:val="21"/>
+          <w:u w:val="none"/>
+          <w:lang w:val="pt-BR"/>
+        </w:rPr>
+        <w:t xml:space="preserve"> </w:t>
+      </w:r>
+      <w:proofErr w:type="spellStart"/>
+      <w:r>
+        <w:rPr>
+          <w:rFonts w:ascii="Arial" w:hAnsi="Arial" w:eastAsia="Arial" w:cs="Arial"/>
+          <w:b w:val="0"/>
+          <w:bCs w:val="0"/>
+          <w:i w:val="0"/>
+          <w:iCs w:val="0"/>
+          <w:strike w:val="0"/>
+          <w:dstrike w:val="0"/>
+          <w:noProof w:val="0"/>
+          <w:color w:val="000000" w:themeColor="text1" w:themeTint="FF" w:themeShade="FF"/>
+          <w:sz w:val="21"/>
+          <w:szCs w:val="21"/>
+          <w:u w:val="none"/>
+          <w:lang w:val="pt-BR"/>
+        </w:rPr>
+        <w:t>and</w:t>
+      </w:r>
+      <w:proofErr w:type="spellEnd"/>
+      <w:r>
+        <w:rPr>
+          <w:rFonts w:ascii="Arial" w:hAnsi="Arial" w:eastAsia="Arial" w:cs="Arial"/>
+          <w:b w:val="0"/>
+          <w:bCs w:val="0"/>
+          <w:i w:val="0"/>
+          <w:iCs w:val="0"/>
+          <w:strike w:val="0"/>
+          <w:dstrike w:val="0"/>
+          <w:noProof w:val="0"/>
+          <w:color w:val="000000" w:themeColor="text1" w:themeTint="FF" w:themeShade="FF"/>
+          <w:sz w:val="21"/>
+          <w:szCs w:val="21"/>
+          <w:u w:val="none"/>
+          <w:lang w:val="pt-BR"/>
+        </w:rPr>
+        <w:t xml:space="preserve"> </w:t>
+      </w:r>
+      <w:proofErr w:type="spellStart"/>
+      <w:r>
+        <w:rPr>
+          <w:rFonts w:ascii="Arial" w:hAnsi="Arial" w:eastAsia="Arial" w:cs="Arial"/>
+          <w:b w:val="0"/>
+          <w:bCs w:val="0"/>
+          <w:i w:val="0"/>
+          <w:iCs w:val="0"/>
+          <w:strike w:val="0"/>
+          <w:dstrike w:val="0"/>
+          <w:noProof w:val="0"/>
+          <w:color w:val="000000" w:themeColor="text1" w:themeTint="FF" w:themeShade="FF"/>
+          <w:sz w:val="21"/>
+          <w:szCs w:val="21"/>
+          <w:u w:val="none"/>
+          <w:lang w:val="pt-BR"/>
+        </w:rPr>
+        <w:t>maintain</w:t>
+      </w:r>
+      <w:proofErr w:type="spellEnd"/>
+      <w:r>
+        <w:rPr>
+          <w:rFonts w:ascii="Arial" w:hAnsi="Arial" w:eastAsia="Arial" w:cs="Arial"/>
+          <w:b w:val="0"/>
+          <w:bCs w:val="0"/>
+          <w:i w:val="0"/>
+          <w:iCs w:val="0"/>
+          <w:strike w:val="0"/>
+          <w:dstrike w:val="0"/>
+          <w:noProof w:val="0"/>
+          <w:color w:val="000000" w:themeColor="text1" w:themeTint="FF" w:themeShade="FF"/>
+          <w:sz w:val="21"/>
+          <w:szCs w:val="21"/>
+          <w:u w:val="none"/>
+          <w:lang w:val="pt-BR"/>
+        </w:rPr>
+        <w:t xml:space="preserve"> in </w:t>
+      </w:r>
+      <w:proofErr w:type="spellStart"/>
+      <w:r>
+        <w:rPr>
+          <w:rFonts w:ascii="Arial" w:hAnsi="Arial" w:eastAsia="Arial" w:cs="Arial"/>
+          <w:b w:val="0"/>
+          <w:bCs w:val="0"/>
+          <w:i w:val="0"/>
+          <w:iCs w:val="0"/>
+          <w:strike w:val="0"/>
+          <w:dstrike w:val="0"/>
+          <w:noProof w:val="0"/>
+          <w:color w:val="000000" w:themeColor="text1" w:themeTint="FF" w:themeShade="FF"/>
+          <w:sz w:val="21"/>
+          <w:szCs w:val="21"/>
+          <w:u w:val="none"/>
+          <w:lang w:val="pt-BR"/>
+        </w:rPr>
+        <w:t>production</w:t>
+      </w:r>
+      <w:proofErr w:type="spellEnd"/>
+      <w:r>
+        <w:rPr>
+          <w:rFonts w:ascii="Arial" w:hAnsi="Arial" w:eastAsia="Arial" w:cs="Arial"/>
+          <w:b w:val="0"/>
+          <w:bCs w:val="0"/>
+          <w:i w:val="0"/>
+          <w:iCs w:val="0"/>
+          <w:strike w:val="0"/>
+          <w:dstrike w:val="0"/>
+          <w:noProof w:val="0"/>
+          <w:color w:val="000000" w:themeColor="text1" w:themeTint="FF" w:themeShade="FF"/>
+          <w:sz w:val="21"/>
+          <w:szCs w:val="21"/>
+          <w:u w:val="none"/>
+          <w:lang w:val="pt-BR"/>
+        </w:rPr>
+        <w:t xml:space="preserve"> </w:t>
+      </w:r>
+      <w:proofErr w:type="spellStart"/>
+      <w:r>
+        <w:rPr>
+          <w:rFonts w:ascii="Arial" w:hAnsi="Arial" w:eastAsia="Arial" w:cs="Arial"/>
+          <w:b w:val="0"/>
+          <w:bCs w:val="0"/>
+          <w:i w:val="0"/>
+          <w:iCs w:val="0"/>
+          <w:strike w:val="0"/>
+          <w:dstrike w:val="0"/>
+          <w:noProof w:val="0"/>
+          <w:color w:val="000000" w:themeColor="text1" w:themeTint="FF" w:themeShade="FF"/>
+          <w:sz w:val="21"/>
+          <w:szCs w:val="21"/>
+          <w:u w:val="none"/>
+          <w:lang w:val="pt-BR"/>
+        </w:rPr>
+        <w:t>the</w:t>
+      </w:r>
+      <w:proofErr w:type="spellEnd"/>
+      <w:r>
+        <w:rPr>
+          <w:rFonts w:ascii="Arial" w:hAnsi="Arial" w:eastAsia="Arial" w:cs="Arial"/>
+          <w:b w:val="0"/>
+          <w:bCs w:val="0"/>
+          <w:i w:val="0"/>
+          <w:iCs w:val="0"/>
+          <w:strike w:val="0"/>
+          <w:dstrike w:val="0"/>
+          <w:noProof w:val="0"/>
+          <w:color w:val="000000" w:themeColor="text1" w:themeTint="FF" w:themeShade="FF"/>
+          <w:sz w:val="21"/>
+          <w:szCs w:val="21"/>
+          <w:u w:val="none"/>
+          <w:lang w:val="pt-BR"/>
+        </w:rPr>
+        <w:t xml:space="preserve"> Media Timer app </w:t>
+      </w:r>
+      <w:proofErr w:type="spellStart"/>
+      <w:r>
+        <w:rPr>
+          <w:rFonts w:ascii="Arial" w:hAnsi="Arial" w:eastAsia="Arial" w:cs="Arial"/>
+          <w:b w:val="0"/>
+          <w:bCs w:val="0"/>
+          <w:i w:val="0"/>
+          <w:iCs w:val="0"/>
+          <w:strike w:val="0"/>
+          <w:dstrike w:val="0"/>
+          <w:noProof w:val="0"/>
+          <w:color w:val="000000" w:themeColor="text1" w:themeTint="FF" w:themeShade="FF"/>
+          <w:sz w:val="21"/>
+          <w:szCs w:val="21"/>
+          <w:u w:val="none"/>
+          <w:lang w:val="pt-BR"/>
+        </w:rPr>
+        <w:t>on</w:t>
+      </w:r>
+      <w:proofErr w:type="spellEnd"/>
+      <w:r>
+        <w:rPr>
+          <w:rFonts w:ascii="Arial" w:hAnsi="Arial" w:eastAsia="Arial" w:cs="Arial"/>
+          <w:b w:val="0"/>
+          <w:bCs w:val="0"/>
+          <w:i w:val="0"/>
+          <w:iCs w:val="0"/>
+          <w:strike w:val="0"/>
+          <w:dstrike w:val="0"/>
+          <w:noProof w:val="0"/>
+          <w:color w:val="000000" w:themeColor="text1" w:themeTint="FF" w:themeShade="FF"/>
+          <w:sz w:val="21"/>
+          <w:szCs w:val="21"/>
+          <w:u w:val="none"/>
+          <w:lang w:val="pt-BR"/>
+        </w:rPr>
+        <w:t xml:space="preserve"> Google Play.</w:t>
       </w:r>
     </w:p>
     <w:p>
@@ -3102,80 +3618,250 @@
           <w:sz w:val="21"/>
           <w:szCs w:val="21"/>
           <w:u w:val="none"/>
-          <w:lang w:val="en-US"/>
-        </w:rPr>
-      </w:pPr>
-      <w:r>
-        <w:rPr>
-          <w:rFonts w:ascii="Arial" w:hAnsi="Arial" w:eastAsia="Arial" w:cs="Arial"/>
-          <w:b w:val="0"/>
-          <w:bCs w:val="0"/>
-          <w:i w:val="0"/>
-          <w:iCs w:val="0"/>
-          <w:strike w:val="0"/>
-          <w:dstrike w:val="0"/>
-          <w:noProof w:val="0"/>
-          <w:color w:val="000000" w:themeColor="text1" w:themeTint="FF" w:themeShade="FF"/>
-          <w:sz w:val="21"/>
-          <w:szCs w:val="21"/>
-          <w:u w:val="none"/>
-          <w:lang w:val="en-US"/>
-        </w:rPr>
-        <w:t xml:space="preserve">•  Review of practical tests about the new talents for the team, code review about </w:t>
-      </w:r>
-      <w:r>
-        <w:rPr>
-          <w:rFonts w:ascii="Arial" w:hAnsi="Arial" w:eastAsia="Arial" w:cs="Arial"/>
-          <w:b w:val="0"/>
-          <w:bCs w:val="0"/>
-          <w:i w:val="0"/>
-          <w:iCs w:val="0"/>
-          <w:strike w:val="0"/>
-          <w:dstrike w:val="0"/>
-          <w:noProof w:val="0"/>
-          <w:color w:val="000000" w:themeColor="text1" w:themeTint="FF" w:themeShade="FF"/>
-          <w:sz w:val="21"/>
-          <w:szCs w:val="21"/>
-          <w:u w:val="none"/>
-          <w:lang w:val="en-US"/>
-        </w:rPr>
-        <w:t>pull</w:t>
-      </w:r>
-      <w:r>
-        <w:rPr>
-          <w:rFonts w:ascii="Arial" w:hAnsi="Arial" w:eastAsia="Arial" w:cs="Arial"/>
-          <w:b w:val="0"/>
-          <w:bCs w:val="0"/>
-          <w:i w:val="0"/>
-          <w:iCs w:val="0"/>
-          <w:strike w:val="0"/>
-          <w:dstrike w:val="0"/>
-          <w:noProof w:val="0"/>
-          <w:color w:val="000000" w:themeColor="text1" w:themeTint="FF" w:themeShade="FF"/>
-          <w:sz w:val="21"/>
-          <w:szCs w:val="21"/>
-          <w:u w:val="none"/>
-          <w:lang w:val="en-US"/>
-        </w:rPr>
-        <w:t xml:space="preserve"> requests, and I always help or instruct when they need my help to solve a </w:t>
-      </w:r>
-      <w:r>
-        <w:rPr>
-          <w:rFonts w:ascii="Arial" w:hAnsi="Arial" w:eastAsia="Arial" w:cs="Arial"/>
-          <w:b w:val="0"/>
-          <w:bCs w:val="0"/>
-          <w:i w:val="0"/>
-          <w:iCs w:val="0"/>
-          <w:strike w:val="0"/>
-          <w:dstrike w:val="0"/>
-          <w:noProof w:val="0"/>
-          <w:color w:val="000000" w:themeColor="text1" w:themeTint="FF" w:themeShade="FF"/>
-          <w:sz w:val="21"/>
-          <w:szCs w:val="21"/>
-          <w:u w:val="none"/>
-          <w:lang w:val="en-US"/>
-        </w:rPr>
-        <w:t>problem.</w:t>
+          <w:lang w:val="pt-BR"/>
+        </w:rPr>
+      </w:pPr>
+      <w:r>
+        <w:rPr>
+          <w:rFonts w:ascii="Arial" w:hAnsi="Arial" w:eastAsia="Arial" w:cs="Arial"/>
+          <w:b w:val="0"/>
+          <w:bCs w:val="0"/>
+          <w:i w:val="0"/>
+          <w:iCs w:val="0"/>
+          <w:strike w:val="0"/>
+          <w:dstrike w:val="0"/>
+          <w:noProof w:val="0"/>
+          <w:color w:val="000000" w:themeColor="text1" w:themeTint="FF" w:themeShade="FF"/>
+          <w:sz w:val="21"/>
+          <w:szCs w:val="21"/>
+          <w:u w:val="none"/>
+          <w:lang w:val="pt-BR"/>
+        </w:rPr>
+        <w:t>•</w:t>
+      </w:r>
+      <w:r>
+        <w:rPr>
+          <w:rFonts w:ascii="Arial" w:hAnsi="Arial" w:eastAsia="Arial" w:cs="Arial"/>
+          <w:b w:val="0"/>
+          <w:bCs w:val="0"/>
+          <w:i w:val="0"/>
+          <w:iCs w:val="0"/>
+          <w:strike w:val="0"/>
+          <w:dstrike w:val="0"/>
+          <w:noProof w:val="0"/>
+          <w:color w:val="000000" w:themeColor="text1" w:themeTint="FF" w:themeShade="FF"/>
+          <w:sz w:val="21"/>
+          <w:szCs w:val="21"/>
+          <w:u w:val="none"/>
+          <w:lang w:val="pt-BR"/>
+        </w:rPr>
+        <w:t xml:space="preserve">  I </w:t>
+      </w:r>
+      <w:r>
+        <w:rPr>
+          <w:rFonts w:ascii="Arial" w:hAnsi="Arial" w:eastAsia="Arial" w:cs="Arial"/>
+          <w:b w:val="0"/>
+          <w:bCs w:val="0"/>
+          <w:i w:val="0"/>
+          <w:iCs w:val="0"/>
+          <w:strike w:val="0"/>
+          <w:dstrike w:val="0"/>
+          <w:noProof w:val="0"/>
+          <w:color w:val="000000" w:themeColor="text1" w:themeTint="FF" w:themeShade="FF"/>
+          <w:sz w:val="21"/>
+          <w:szCs w:val="21"/>
+          <w:u w:val="none"/>
+          <w:lang w:val="pt-BR"/>
+        </w:rPr>
+        <w:t>used</w:t>
+      </w:r>
+      <w:r>
+        <w:rPr>
+          <w:rFonts w:ascii="Arial" w:hAnsi="Arial" w:eastAsia="Arial" w:cs="Arial"/>
+          <w:b w:val="0"/>
+          <w:bCs w:val="0"/>
+          <w:i w:val="0"/>
+          <w:iCs w:val="0"/>
+          <w:strike w:val="0"/>
+          <w:dstrike w:val="0"/>
+          <w:noProof w:val="0"/>
+          <w:color w:val="000000" w:themeColor="text1" w:themeTint="FF" w:themeShade="FF"/>
+          <w:sz w:val="21"/>
+          <w:szCs w:val="21"/>
+          <w:u w:val="none"/>
+          <w:lang w:val="pt-BR"/>
+        </w:rPr>
+        <w:t xml:space="preserve"> </w:t>
+      </w:r>
+      <w:proofErr w:type="spellStart"/>
+      <w:r>
+        <w:rPr>
+          <w:rFonts w:ascii="Arial" w:hAnsi="Arial" w:eastAsia="Arial" w:cs="Arial"/>
+          <w:b w:val="0"/>
+          <w:bCs w:val="0"/>
+          <w:i w:val="0"/>
+          <w:iCs w:val="0"/>
+          <w:strike w:val="0"/>
+          <w:dstrike w:val="0"/>
+          <w:noProof w:val="0"/>
+          <w:color w:val="000000" w:themeColor="text1" w:themeTint="FF" w:themeShade="FF"/>
+          <w:sz w:val="21"/>
+          <w:szCs w:val="21"/>
+          <w:u w:val="none"/>
+          <w:lang w:val="pt-BR"/>
+        </w:rPr>
+        <w:t>AdMob</w:t>
+      </w:r>
+      <w:proofErr w:type="spellEnd"/>
+      <w:r>
+        <w:rPr>
+          <w:rFonts w:ascii="Arial" w:hAnsi="Arial" w:eastAsia="Arial" w:cs="Arial"/>
+          <w:b w:val="0"/>
+          <w:bCs w:val="0"/>
+          <w:i w:val="0"/>
+          <w:iCs w:val="0"/>
+          <w:strike w:val="0"/>
+          <w:dstrike w:val="0"/>
+          <w:noProof w:val="0"/>
+          <w:color w:val="000000" w:themeColor="text1" w:themeTint="FF" w:themeShade="FF"/>
+          <w:sz w:val="21"/>
+          <w:szCs w:val="21"/>
+          <w:u w:val="none"/>
+          <w:lang w:val="pt-BR"/>
+        </w:rPr>
+        <w:t xml:space="preserve"> </w:t>
+      </w:r>
+      <w:proofErr w:type="spellStart"/>
+      <w:r>
+        <w:rPr>
+          <w:rFonts w:ascii="Arial" w:hAnsi="Arial" w:eastAsia="Arial" w:cs="Arial"/>
+          <w:b w:val="0"/>
+          <w:bCs w:val="0"/>
+          <w:i w:val="0"/>
+          <w:iCs w:val="0"/>
+          <w:strike w:val="0"/>
+          <w:dstrike w:val="0"/>
+          <w:noProof w:val="0"/>
+          <w:color w:val="000000" w:themeColor="text1" w:themeTint="FF" w:themeShade="FF"/>
+          <w:sz w:val="21"/>
+          <w:szCs w:val="21"/>
+          <w:u w:val="none"/>
+          <w:lang w:val="pt-BR"/>
+        </w:rPr>
+        <w:t>to</w:t>
+      </w:r>
+      <w:proofErr w:type="spellEnd"/>
+      <w:r>
+        <w:rPr>
+          <w:rFonts w:ascii="Arial" w:hAnsi="Arial" w:eastAsia="Arial" w:cs="Arial"/>
+          <w:b w:val="0"/>
+          <w:bCs w:val="0"/>
+          <w:i w:val="0"/>
+          <w:iCs w:val="0"/>
+          <w:strike w:val="0"/>
+          <w:dstrike w:val="0"/>
+          <w:noProof w:val="0"/>
+          <w:color w:val="000000" w:themeColor="text1" w:themeTint="FF" w:themeShade="FF"/>
+          <w:sz w:val="21"/>
+          <w:szCs w:val="21"/>
+          <w:u w:val="none"/>
+          <w:lang w:val="pt-BR"/>
+        </w:rPr>
+        <w:t xml:space="preserve"> </w:t>
+      </w:r>
+      <w:proofErr w:type="spellStart"/>
+      <w:r>
+        <w:rPr>
+          <w:rFonts w:ascii="Arial" w:hAnsi="Arial" w:eastAsia="Arial" w:cs="Arial"/>
+          <w:b w:val="0"/>
+          <w:bCs w:val="0"/>
+          <w:i w:val="0"/>
+          <w:iCs w:val="0"/>
+          <w:strike w:val="0"/>
+          <w:dstrike w:val="0"/>
+          <w:noProof w:val="0"/>
+          <w:color w:val="000000" w:themeColor="text1" w:themeTint="FF" w:themeShade="FF"/>
+          <w:sz w:val="21"/>
+          <w:szCs w:val="21"/>
+          <w:u w:val="none"/>
+          <w:lang w:val="pt-BR"/>
+        </w:rPr>
+        <w:t>place</w:t>
+      </w:r>
+      <w:proofErr w:type="spellEnd"/>
+      <w:r>
+        <w:rPr>
+          <w:rFonts w:ascii="Arial" w:hAnsi="Arial" w:eastAsia="Arial" w:cs="Arial"/>
+          <w:b w:val="0"/>
+          <w:bCs w:val="0"/>
+          <w:i w:val="0"/>
+          <w:iCs w:val="0"/>
+          <w:strike w:val="0"/>
+          <w:dstrike w:val="0"/>
+          <w:noProof w:val="0"/>
+          <w:color w:val="000000" w:themeColor="text1" w:themeTint="FF" w:themeShade="FF"/>
+          <w:sz w:val="21"/>
+          <w:szCs w:val="21"/>
+          <w:u w:val="none"/>
+          <w:lang w:val="pt-BR"/>
+        </w:rPr>
+        <w:t xml:space="preserve"> </w:t>
+      </w:r>
+      <w:proofErr w:type="spellStart"/>
+      <w:r>
+        <w:rPr>
+          <w:rFonts w:ascii="Arial" w:hAnsi="Arial" w:eastAsia="Arial" w:cs="Arial"/>
+          <w:b w:val="0"/>
+          <w:bCs w:val="0"/>
+          <w:i w:val="0"/>
+          <w:iCs w:val="0"/>
+          <w:strike w:val="0"/>
+          <w:dstrike w:val="0"/>
+          <w:noProof w:val="0"/>
+          <w:color w:val="000000" w:themeColor="text1" w:themeTint="FF" w:themeShade="FF"/>
+          <w:sz w:val="21"/>
+          <w:szCs w:val="21"/>
+          <w:u w:val="none"/>
+          <w:lang w:val="pt-BR"/>
+        </w:rPr>
+        <w:t>ads</w:t>
+      </w:r>
+      <w:proofErr w:type="spellEnd"/>
+      <w:r>
+        <w:rPr>
+          <w:rFonts w:ascii="Arial" w:hAnsi="Arial" w:eastAsia="Arial" w:cs="Arial"/>
+          <w:b w:val="0"/>
+          <w:bCs w:val="0"/>
+          <w:i w:val="0"/>
+          <w:iCs w:val="0"/>
+          <w:strike w:val="0"/>
+          <w:dstrike w:val="0"/>
+          <w:noProof w:val="0"/>
+          <w:color w:val="000000" w:themeColor="text1" w:themeTint="FF" w:themeShade="FF"/>
+          <w:sz w:val="21"/>
+          <w:szCs w:val="21"/>
+          <w:u w:val="none"/>
+          <w:lang w:val="pt-BR"/>
+        </w:rPr>
+        <w:t xml:space="preserve"> in apps.</w:t>
+      </w:r>
+      <w:r>
+        <w:rPr>
+          <w:rFonts w:ascii="Arial" w:hAnsi="Arial" w:eastAsia="Arial" w:cs="Arial"/>
+          <w:b w:val="0"/>
+          <w:bCs w:val="0"/>
+          <w:i w:val="0"/>
+          <w:iCs w:val="0"/>
+          <w:strike w:val="0"/>
+          <w:dstrike w:val="0"/>
+          <w:noProof w:val="0"/>
+          <w:color w:val="000000" w:themeColor="text1" w:themeTint="FF" w:themeShade="FF"/>
+          <w:sz w:val="21"/>
+          <w:szCs w:val="21"/>
+          <w:u w:val="none"/>
+          <w:lang w:val="pt-BR"/>
+        </w:rPr>
+        <w:t xml:space="preserve"> </w:t>
       </w:r>
     </w:p>
     <w:p>
@@ -3216,7 +3902,7 @@
           <w:sz w:val="21"/>
           <w:szCs w:val="21"/>
           <w:u w:val="none"/>
-          <w:lang w:val="en-US"/>
+          <w:lang w:val="pt-BR"/>
         </w:rPr>
         <w:t>•</w:t>
       </w:r>
@@ -3234,153 +3920,526 @@
           <w:sz w:val="21"/>
           <w:szCs w:val="21"/>
           <w:u w:val="none"/>
-          <w:lang w:val="en-US"/>
+          <w:lang w:val="pt-BR"/>
+        </w:rPr>
+        <w:t xml:space="preserve">  </w:t>
+      </w:r>
+      <w:r>
+        <w:rPr>
+          <w:rFonts w:ascii="Arial" w:hAnsi="Arial" w:eastAsia="Arial" w:cs="Arial"/>
+          <w:b w:val="0"/>
+          <w:bCs w:val="0"/>
+          <w:i w:val="0"/>
+          <w:iCs w:val="0"/>
+          <w:strike w:val="0"/>
+          <w:dstrike w:val="0"/>
+          <w:noProof w:val="0"/>
+          <w:color w:val="000000" w:themeColor="text1" w:themeTint="FF" w:themeShade="FF"/>
+          <w:sz w:val="21"/>
+          <w:szCs w:val="21"/>
+          <w:u w:val="none"/>
+          <w:lang w:val="pt-BR"/>
+        </w:rPr>
+        <w:t xml:space="preserve">Project </w:t>
+      </w:r>
+      <w:proofErr w:type="spellStart"/>
+      <w:r>
+        <w:rPr>
+          <w:rFonts w:ascii="Arial" w:hAnsi="Arial" w:eastAsia="Arial" w:cs="Arial"/>
+          <w:b w:val="0"/>
+          <w:bCs w:val="0"/>
+          <w:i w:val="0"/>
+          <w:iCs w:val="0"/>
+          <w:strike w:val="0"/>
+          <w:dstrike w:val="0"/>
+          <w:noProof w:val="0"/>
+          <w:color w:val="000000" w:themeColor="text1" w:themeTint="FF" w:themeShade="FF"/>
+          <w:sz w:val="21"/>
+          <w:szCs w:val="21"/>
+          <w:u w:val="none"/>
+          <w:lang w:val="pt-BR"/>
+        </w:rPr>
+        <w:t>licenses</w:t>
+      </w:r>
+      <w:proofErr w:type="spellEnd"/>
+      <w:r>
+        <w:rPr>
+          <w:rFonts w:ascii="Arial" w:hAnsi="Arial" w:eastAsia="Arial" w:cs="Arial"/>
+          <w:b w:val="0"/>
+          <w:bCs w:val="0"/>
+          <w:i w:val="0"/>
+          <w:iCs w:val="0"/>
+          <w:strike w:val="0"/>
+          <w:dstrike w:val="0"/>
+          <w:noProof w:val="0"/>
+          <w:color w:val="000000" w:themeColor="text1" w:themeTint="FF" w:themeShade="FF"/>
+          <w:sz w:val="21"/>
+          <w:szCs w:val="21"/>
+          <w:u w:val="none"/>
+          <w:lang w:val="pt-BR"/>
+        </w:rPr>
+        <w:t xml:space="preserve">, </w:t>
+      </w:r>
+      <w:proofErr w:type="spellStart"/>
+      <w:r>
+        <w:rPr>
+          <w:rFonts w:ascii="Arial" w:hAnsi="Arial" w:eastAsia="Arial" w:cs="Arial"/>
+          <w:b w:val="0"/>
+          <w:bCs w:val="0"/>
+          <w:i w:val="0"/>
+          <w:iCs w:val="0"/>
+          <w:strike w:val="0"/>
+          <w:dstrike w:val="0"/>
+          <w:noProof w:val="0"/>
+          <w:color w:val="000000" w:themeColor="text1" w:themeTint="FF" w:themeShade="FF"/>
+          <w:sz w:val="21"/>
+          <w:szCs w:val="21"/>
+          <w:u w:val="none"/>
+          <w:lang w:val="pt-BR"/>
+        </w:rPr>
+        <w:t>to</w:t>
+      </w:r>
+      <w:proofErr w:type="spellEnd"/>
+      <w:r>
+        <w:rPr>
+          <w:rFonts w:ascii="Arial" w:hAnsi="Arial" w:eastAsia="Arial" w:cs="Arial"/>
+          <w:b w:val="0"/>
+          <w:bCs w:val="0"/>
+          <w:i w:val="0"/>
+          <w:iCs w:val="0"/>
+          <w:strike w:val="0"/>
+          <w:dstrike w:val="0"/>
+          <w:noProof w:val="0"/>
+          <w:color w:val="000000" w:themeColor="text1" w:themeTint="FF" w:themeShade="FF"/>
+          <w:sz w:val="21"/>
+          <w:szCs w:val="21"/>
+          <w:u w:val="none"/>
+          <w:lang w:val="pt-BR"/>
         </w:rPr>
         <w:t xml:space="preserve"> </w:t>
       </w:r>
-      <w:r>
-        <w:rPr>
-          <w:rFonts w:ascii="Arial" w:hAnsi="Arial" w:eastAsia="Arial" w:cs="Arial"/>
-          <w:b w:val="0"/>
-          <w:bCs w:val="0"/>
-          <w:i w:val="0"/>
-          <w:iCs w:val="0"/>
-          <w:strike w:val="0"/>
-          <w:dstrike w:val="0"/>
-          <w:noProof w:val="0"/>
-          <w:color w:val="000000" w:themeColor="text1" w:themeTint="FF" w:themeShade="FF"/>
-          <w:sz w:val="21"/>
-          <w:szCs w:val="21"/>
-          <w:u w:val="none"/>
-          <w:lang w:val="en-US"/>
-        </w:rPr>
-        <w:t xml:space="preserve">Implementation of new user permissions. Highlighted, I formatted the response from the </w:t>
-      </w:r>
-      <w:r>
-        <w:rPr>
-          <w:rFonts w:ascii="Arial" w:hAnsi="Arial" w:eastAsia="Arial" w:cs="Arial"/>
-          <w:b w:val="0"/>
-          <w:bCs w:val="0"/>
-          <w:i w:val="0"/>
-          <w:iCs w:val="0"/>
-          <w:strike w:val="0"/>
-          <w:dstrike w:val="0"/>
-          <w:noProof w:val="0"/>
-          <w:color w:val="000000" w:themeColor="text1" w:themeTint="FF" w:themeShade="FF"/>
-          <w:sz w:val="21"/>
-          <w:szCs w:val="21"/>
-          <w:u w:val="none"/>
-          <w:lang w:val="en-US"/>
-        </w:rPr>
-        <w:t>back-end</w:t>
-      </w:r>
-      <w:r>
-        <w:rPr>
-          <w:rFonts w:ascii="Arial" w:hAnsi="Arial" w:eastAsia="Arial" w:cs="Arial"/>
-          <w:b w:val="0"/>
-          <w:bCs w:val="0"/>
-          <w:i w:val="0"/>
-          <w:iCs w:val="0"/>
-          <w:strike w:val="0"/>
-          <w:dstrike w:val="0"/>
-          <w:noProof w:val="0"/>
-          <w:color w:val="000000" w:themeColor="text1" w:themeTint="FF" w:themeShade="FF"/>
-          <w:sz w:val="21"/>
-          <w:szCs w:val="21"/>
-          <w:u w:val="none"/>
-          <w:lang w:val="en-US"/>
-        </w:rPr>
-        <w:t>, for example: ‘</w:t>
-      </w:r>
-      <w:r>
-        <w:rPr>
-          <w:rFonts w:ascii="Arial" w:hAnsi="Arial" w:eastAsia="Arial" w:cs="Arial"/>
-          <w:b w:val="0"/>
-          <w:bCs w:val="0"/>
-          <w:i w:val="0"/>
-          <w:iCs w:val="0"/>
-          <w:strike w:val="0"/>
-          <w:dstrike w:val="0"/>
-          <w:noProof w:val="0"/>
-          <w:color w:val="000000" w:themeColor="text1" w:themeTint="FF" w:themeShade="FF"/>
-          <w:sz w:val="21"/>
-          <w:szCs w:val="21"/>
-          <w:u w:val="none"/>
-          <w:lang w:val="en-US"/>
-        </w:rPr>
-        <w:t>REGISTRATION.GROUP:MENU</w:t>
-      </w:r>
-      <w:r>
-        <w:rPr>
-          <w:rFonts w:ascii="Arial" w:hAnsi="Arial" w:eastAsia="Arial" w:cs="Arial"/>
-          <w:b w:val="0"/>
-          <w:bCs w:val="0"/>
-          <w:i w:val="0"/>
-          <w:iCs w:val="0"/>
-          <w:strike w:val="0"/>
-          <w:dstrike w:val="0"/>
-          <w:noProof w:val="0"/>
-          <w:color w:val="000000" w:themeColor="text1" w:themeTint="FF" w:themeShade="FF"/>
-          <w:sz w:val="21"/>
-          <w:szCs w:val="21"/>
-          <w:u w:val="none"/>
-          <w:lang w:val="en-US"/>
-        </w:rPr>
-        <w:t>’,</w:t>
-      </w:r>
-      <w:r>
-        <w:rPr>
-          <w:rFonts w:ascii="Arial" w:hAnsi="Arial" w:eastAsia="Arial" w:cs="Arial"/>
-          <w:b w:val="0"/>
-          <w:bCs w:val="0"/>
-          <w:i w:val="0"/>
-          <w:iCs w:val="0"/>
-          <w:strike w:val="0"/>
-          <w:dstrike w:val="0"/>
-          <w:noProof w:val="0"/>
-          <w:color w:val="000000" w:themeColor="text1" w:themeTint="FF" w:themeShade="FF"/>
-          <w:sz w:val="21"/>
-          <w:szCs w:val="21"/>
-          <w:u w:val="none"/>
-          <w:lang w:val="en-US"/>
-        </w:rPr>
-        <w:t xml:space="preserve"> in the structure of menus, submenus, and permissions. Then, this data is sent to the permissions </w:t>
-      </w:r>
-      <w:r>
-        <w:rPr>
-          <w:rFonts w:ascii="Arial" w:hAnsi="Arial" w:eastAsia="Arial" w:cs="Arial"/>
-          <w:b w:val="0"/>
-          <w:bCs w:val="0"/>
-          <w:i w:val="0"/>
-          <w:iCs w:val="0"/>
-          <w:strike w:val="0"/>
-          <w:dstrike w:val="0"/>
-          <w:noProof w:val="0"/>
-          <w:color w:val="000000" w:themeColor="text1" w:themeTint="FF" w:themeShade="FF"/>
-          <w:sz w:val="21"/>
-          <w:szCs w:val="21"/>
-          <w:u w:val="none"/>
-          <w:lang w:val="en-US"/>
-        </w:rPr>
-        <w:t>component</w:t>
-      </w:r>
-      <w:r>
-        <w:rPr>
-          <w:rFonts w:ascii="Arial" w:hAnsi="Arial" w:eastAsia="Arial" w:cs="Arial"/>
-          <w:b w:val="0"/>
-          <w:bCs w:val="0"/>
-          <w:i w:val="0"/>
-          <w:iCs w:val="0"/>
-          <w:strike w:val="0"/>
-          <w:dstrike w:val="0"/>
-          <w:noProof w:val="0"/>
-          <w:color w:val="000000" w:themeColor="text1" w:themeTint="FF" w:themeShade="FF"/>
-          <w:sz w:val="21"/>
-          <w:szCs w:val="21"/>
-          <w:u w:val="none"/>
-          <w:lang w:val="en-US"/>
-        </w:rPr>
-        <w:t>, offering the user the possibility to choose and increasing flexibility by 100%.</w:t>
+      <w:proofErr w:type="spellStart"/>
+      <w:r>
+        <w:rPr>
+          <w:rFonts w:ascii="Arial" w:hAnsi="Arial" w:eastAsia="Arial" w:cs="Arial"/>
+          <w:b w:val="0"/>
+          <w:bCs w:val="0"/>
+          <w:i w:val="0"/>
+          <w:iCs w:val="0"/>
+          <w:strike w:val="0"/>
+          <w:dstrike w:val="0"/>
+          <w:noProof w:val="0"/>
+          <w:color w:val="000000" w:themeColor="text1" w:themeTint="FF" w:themeShade="FF"/>
+          <w:sz w:val="21"/>
+          <w:szCs w:val="21"/>
+          <w:u w:val="none"/>
+          <w:lang w:val="pt-BR"/>
+        </w:rPr>
+        <w:t>avoid</w:t>
+      </w:r>
+      <w:proofErr w:type="spellEnd"/>
+      <w:r>
+        <w:rPr>
+          <w:rFonts w:ascii="Arial" w:hAnsi="Arial" w:eastAsia="Arial" w:cs="Arial"/>
+          <w:b w:val="0"/>
+          <w:bCs w:val="0"/>
+          <w:i w:val="0"/>
+          <w:iCs w:val="0"/>
+          <w:strike w:val="0"/>
+          <w:dstrike w:val="0"/>
+          <w:noProof w:val="0"/>
+          <w:color w:val="000000" w:themeColor="text1" w:themeTint="FF" w:themeShade="FF"/>
+          <w:sz w:val="21"/>
+          <w:szCs w:val="21"/>
+          <w:u w:val="none"/>
+          <w:lang w:val="pt-BR"/>
+        </w:rPr>
+        <w:t xml:space="preserve"> copies.</w:t>
+      </w:r>
+    </w:p>
+    <w:p>
+      <w:pPr>
+        <w:pStyle w:val="Normal"/>
+        <w:keepNext w:val="0"/>
+        <w:keepLines w:val="0"/>
+        <w:spacing w:before="80" w:beforeAutospacing="off" w:after="80" w:afterAutospacing="off" w:line="276" w:lineRule="auto"/>
+        <w:ind w:left="-822" w:right="-844"/>
+        <w:jc w:val="both"/>
+        <w:rPr>
+          <w:rFonts w:ascii="Arial" w:hAnsi="Arial" w:eastAsia="Arial" w:cs="Arial"/>
+          <w:b w:val="0"/>
+          <w:bCs w:val="0"/>
+          <w:i w:val="0"/>
+          <w:iCs w:val="0"/>
+          <w:strike w:val="0"/>
+          <w:dstrike w:val="0"/>
+          <w:noProof w:val="0"/>
+          <w:color w:val="000000" w:themeColor="text1" w:themeTint="FF" w:themeShade="FF"/>
+          <w:sz w:val="21"/>
+          <w:szCs w:val="21"/>
+          <w:u w:val="none"/>
+          <w:lang w:val="pt-BR"/>
+        </w:rPr>
+      </w:pPr>
+      <w:r>
+        <w:rPr>
+          <w:rFonts w:ascii="Arial" w:hAnsi="Arial" w:eastAsia="Arial" w:cs="Arial"/>
+          <w:b w:val="0"/>
+          <w:bCs w:val="0"/>
+          <w:i w:val="0"/>
+          <w:iCs w:val="0"/>
+          <w:strike w:val="0"/>
+          <w:dstrike w:val="0"/>
+          <w:noProof w:val="0"/>
+          <w:color w:val="000000" w:themeColor="text1" w:themeTint="FF" w:themeShade="FF"/>
+          <w:sz w:val="21"/>
+          <w:szCs w:val="21"/>
+          <w:u w:val="none"/>
+          <w:lang w:val="pt-BR"/>
+        </w:rPr>
+        <w:t>•</w:t>
+      </w:r>
+      <w:r>
+        <w:rPr>
+          <w:rFonts w:ascii="Arial" w:hAnsi="Arial" w:eastAsia="Arial" w:cs="Arial"/>
+          <w:b w:val="0"/>
+          <w:bCs w:val="0"/>
+          <w:i w:val="0"/>
+          <w:iCs w:val="0"/>
+          <w:strike w:val="0"/>
+          <w:dstrike w:val="0"/>
+          <w:noProof w:val="0"/>
+          <w:color w:val="000000" w:themeColor="text1" w:themeTint="FF" w:themeShade="FF"/>
+          <w:sz w:val="21"/>
+          <w:szCs w:val="21"/>
+          <w:u w:val="none"/>
+          <w:lang w:val="pt-BR"/>
+        </w:rPr>
+        <w:t xml:space="preserve">  </w:t>
+      </w:r>
+      <w:r>
+        <w:rPr>
+          <w:rFonts w:ascii="Arial" w:hAnsi="Arial" w:eastAsia="Arial" w:cs="Arial"/>
+          <w:b w:val="0"/>
+          <w:bCs w:val="0"/>
+          <w:i w:val="0"/>
+          <w:iCs w:val="0"/>
+          <w:strike w:val="0"/>
+          <w:dstrike w:val="0"/>
+          <w:noProof w:val="0"/>
+          <w:color w:val="000000" w:themeColor="text1" w:themeTint="FF" w:themeShade="FF"/>
+          <w:sz w:val="21"/>
+          <w:szCs w:val="21"/>
+          <w:u w:val="none"/>
+          <w:lang w:val="pt-BR"/>
+        </w:rPr>
+        <w:t>Handle</w:t>
+      </w:r>
+      <w:r>
+        <w:rPr>
+          <w:rFonts w:ascii="Arial" w:hAnsi="Arial" w:eastAsia="Arial" w:cs="Arial"/>
+          <w:b w:val="0"/>
+          <w:bCs w:val="0"/>
+          <w:i w:val="0"/>
+          <w:iCs w:val="0"/>
+          <w:strike w:val="0"/>
+          <w:dstrike w:val="0"/>
+          <w:noProof w:val="0"/>
+          <w:color w:val="000000" w:themeColor="text1" w:themeTint="FF" w:themeShade="FF"/>
+          <w:sz w:val="21"/>
+          <w:szCs w:val="21"/>
+          <w:u w:val="none"/>
+          <w:lang w:val="pt-BR"/>
+        </w:rPr>
+        <w:t xml:space="preserve"> </w:t>
+      </w:r>
+      <w:r>
+        <w:rPr>
+          <w:rFonts w:ascii="Arial" w:hAnsi="Arial" w:eastAsia="Arial" w:cs="Arial"/>
+          <w:b w:val="0"/>
+          <w:bCs w:val="0"/>
+          <w:i w:val="0"/>
+          <w:iCs w:val="0"/>
+          <w:strike w:val="0"/>
+          <w:dstrike w:val="0"/>
+          <w:noProof w:val="0"/>
+          <w:color w:val="000000" w:themeColor="text1" w:themeTint="FF" w:themeShade="FF"/>
+          <w:sz w:val="21"/>
+          <w:szCs w:val="21"/>
+          <w:u w:val="none"/>
+          <w:lang w:val="pt-BR"/>
+        </w:rPr>
+        <w:t>privacy</w:t>
+      </w:r>
+      <w:r>
+        <w:rPr>
+          <w:rFonts w:ascii="Arial" w:hAnsi="Arial" w:eastAsia="Arial" w:cs="Arial"/>
+          <w:b w:val="0"/>
+          <w:bCs w:val="0"/>
+          <w:i w:val="0"/>
+          <w:iCs w:val="0"/>
+          <w:strike w:val="0"/>
+          <w:dstrike w:val="0"/>
+          <w:noProof w:val="0"/>
+          <w:color w:val="000000" w:themeColor="text1" w:themeTint="FF" w:themeShade="FF"/>
+          <w:sz w:val="21"/>
+          <w:szCs w:val="21"/>
+          <w:u w:val="none"/>
+          <w:lang w:val="pt-BR"/>
+        </w:rPr>
+        <w:t xml:space="preserve"> </w:t>
+      </w:r>
+      <w:r>
+        <w:rPr>
+          <w:rFonts w:ascii="Arial" w:hAnsi="Arial" w:eastAsia="Arial" w:cs="Arial"/>
+          <w:b w:val="0"/>
+          <w:bCs w:val="0"/>
+          <w:i w:val="0"/>
+          <w:iCs w:val="0"/>
+          <w:strike w:val="0"/>
+          <w:dstrike w:val="0"/>
+          <w:noProof w:val="0"/>
+          <w:color w:val="000000" w:themeColor="text1" w:themeTint="FF" w:themeShade="FF"/>
+          <w:sz w:val="21"/>
+          <w:szCs w:val="21"/>
+          <w:u w:val="none"/>
+          <w:lang w:val="pt-BR"/>
+        </w:rPr>
+        <w:t>policy</w:t>
+      </w:r>
+      <w:r>
+        <w:rPr>
+          <w:rFonts w:ascii="Arial" w:hAnsi="Arial" w:eastAsia="Arial" w:cs="Arial"/>
+          <w:b w:val="0"/>
+          <w:bCs w:val="0"/>
+          <w:i w:val="0"/>
+          <w:iCs w:val="0"/>
+          <w:strike w:val="0"/>
+          <w:dstrike w:val="0"/>
+          <w:noProof w:val="0"/>
+          <w:color w:val="000000" w:themeColor="text1" w:themeTint="FF" w:themeShade="FF"/>
+          <w:sz w:val="21"/>
+          <w:szCs w:val="21"/>
+          <w:u w:val="none"/>
+          <w:lang w:val="pt-BR"/>
+        </w:rPr>
+        <w:t xml:space="preserve"> </w:t>
+      </w:r>
+      <w:r>
+        <w:rPr>
+          <w:rFonts w:ascii="Arial" w:hAnsi="Arial" w:eastAsia="Arial" w:cs="Arial"/>
+          <w:b w:val="0"/>
+          <w:bCs w:val="0"/>
+          <w:i w:val="0"/>
+          <w:iCs w:val="0"/>
+          <w:strike w:val="0"/>
+          <w:dstrike w:val="0"/>
+          <w:noProof w:val="0"/>
+          <w:color w:val="000000" w:themeColor="text1" w:themeTint="FF" w:themeShade="FF"/>
+          <w:sz w:val="21"/>
+          <w:szCs w:val="21"/>
+          <w:u w:val="none"/>
+          <w:lang w:val="pt-BR"/>
+        </w:rPr>
+        <w:t>and</w:t>
+      </w:r>
+      <w:r>
+        <w:rPr>
+          <w:rFonts w:ascii="Arial" w:hAnsi="Arial" w:eastAsia="Arial" w:cs="Arial"/>
+          <w:b w:val="0"/>
+          <w:bCs w:val="0"/>
+          <w:i w:val="0"/>
+          <w:iCs w:val="0"/>
+          <w:strike w:val="0"/>
+          <w:dstrike w:val="0"/>
+          <w:noProof w:val="0"/>
+          <w:color w:val="000000" w:themeColor="text1" w:themeTint="FF" w:themeShade="FF"/>
+          <w:sz w:val="21"/>
+          <w:szCs w:val="21"/>
+          <w:u w:val="none"/>
+          <w:lang w:val="pt-BR"/>
+        </w:rPr>
+        <w:t xml:space="preserve"> </w:t>
+      </w:r>
+      <w:r>
+        <w:rPr>
+          <w:rFonts w:ascii="Arial" w:hAnsi="Arial" w:eastAsia="Arial" w:cs="Arial"/>
+          <w:b w:val="0"/>
+          <w:bCs w:val="0"/>
+          <w:i w:val="0"/>
+          <w:iCs w:val="0"/>
+          <w:strike w:val="0"/>
+          <w:dstrike w:val="0"/>
+          <w:noProof w:val="0"/>
+          <w:color w:val="000000" w:themeColor="text1" w:themeTint="FF" w:themeShade="FF"/>
+          <w:sz w:val="21"/>
+          <w:szCs w:val="21"/>
+          <w:u w:val="none"/>
+          <w:lang w:val="pt-BR"/>
+        </w:rPr>
+        <w:t>other</w:t>
+      </w:r>
+      <w:r>
+        <w:rPr>
+          <w:rFonts w:ascii="Arial" w:hAnsi="Arial" w:eastAsia="Arial" w:cs="Arial"/>
+          <w:b w:val="0"/>
+          <w:bCs w:val="0"/>
+          <w:i w:val="0"/>
+          <w:iCs w:val="0"/>
+          <w:strike w:val="0"/>
+          <w:dstrike w:val="0"/>
+          <w:noProof w:val="0"/>
+          <w:color w:val="000000" w:themeColor="text1" w:themeTint="FF" w:themeShade="FF"/>
+          <w:sz w:val="21"/>
+          <w:szCs w:val="21"/>
+          <w:u w:val="none"/>
+          <w:lang w:val="pt-BR"/>
+        </w:rPr>
+        <w:t xml:space="preserve"> Google </w:t>
+      </w:r>
+      <w:r>
+        <w:rPr>
+          <w:rFonts w:ascii="Arial" w:hAnsi="Arial" w:eastAsia="Arial" w:cs="Arial"/>
+          <w:b w:val="0"/>
+          <w:bCs w:val="0"/>
+          <w:i w:val="0"/>
+          <w:iCs w:val="0"/>
+          <w:strike w:val="0"/>
+          <w:dstrike w:val="0"/>
+          <w:noProof w:val="0"/>
+          <w:color w:val="000000" w:themeColor="text1" w:themeTint="FF" w:themeShade="FF"/>
+          <w:sz w:val="21"/>
+          <w:szCs w:val="21"/>
+          <w:u w:val="none"/>
+          <w:lang w:val="pt-BR"/>
+        </w:rPr>
+        <w:t>issues</w:t>
+      </w:r>
+      <w:r>
+        <w:rPr>
+          <w:rFonts w:ascii="Arial" w:hAnsi="Arial" w:eastAsia="Arial" w:cs="Arial"/>
+          <w:b w:val="0"/>
+          <w:bCs w:val="0"/>
+          <w:i w:val="0"/>
+          <w:iCs w:val="0"/>
+          <w:strike w:val="0"/>
+          <w:dstrike w:val="0"/>
+          <w:noProof w:val="0"/>
+          <w:color w:val="000000" w:themeColor="text1" w:themeTint="FF" w:themeShade="FF"/>
+          <w:sz w:val="21"/>
+          <w:szCs w:val="21"/>
+          <w:u w:val="none"/>
+          <w:lang w:val="pt-BR"/>
+        </w:rPr>
+        <w:t xml:space="preserve"> </w:t>
+      </w:r>
+      <w:r>
+        <w:rPr>
+          <w:rFonts w:ascii="Arial" w:hAnsi="Arial" w:eastAsia="Arial" w:cs="Arial"/>
+          <w:b w:val="0"/>
+          <w:bCs w:val="0"/>
+          <w:i w:val="0"/>
+          <w:iCs w:val="0"/>
+          <w:strike w:val="0"/>
+          <w:dstrike w:val="0"/>
+          <w:noProof w:val="0"/>
+          <w:color w:val="000000" w:themeColor="text1" w:themeTint="FF" w:themeShade="FF"/>
+          <w:sz w:val="21"/>
+          <w:szCs w:val="21"/>
+          <w:u w:val="none"/>
+          <w:lang w:val="pt-BR"/>
+        </w:rPr>
+        <w:t>related</w:t>
+      </w:r>
+      <w:r>
+        <w:rPr>
+          <w:rFonts w:ascii="Arial" w:hAnsi="Arial" w:eastAsia="Arial" w:cs="Arial"/>
+          <w:b w:val="0"/>
+          <w:bCs w:val="0"/>
+          <w:i w:val="0"/>
+          <w:iCs w:val="0"/>
+          <w:strike w:val="0"/>
+          <w:dstrike w:val="0"/>
+          <w:noProof w:val="0"/>
+          <w:color w:val="000000" w:themeColor="text1" w:themeTint="FF" w:themeShade="FF"/>
+          <w:sz w:val="21"/>
+          <w:szCs w:val="21"/>
+          <w:u w:val="none"/>
+          <w:lang w:val="pt-BR"/>
+        </w:rPr>
+        <w:t xml:space="preserve"> </w:t>
+      </w:r>
+      <w:r>
+        <w:rPr>
+          <w:rFonts w:ascii="Arial" w:hAnsi="Arial" w:eastAsia="Arial" w:cs="Arial"/>
+          <w:b w:val="0"/>
+          <w:bCs w:val="0"/>
+          <w:i w:val="0"/>
+          <w:iCs w:val="0"/>
+          <w:strike w:val="0"/>
+          <w:dstrike w:val="0"/>
+          <w:noProof w:val="0"/>
+          <w:color w:val="000000" w:themeColor="text1" w:themeTint="FF" w:themeShade="FF"/>
+          <w:sz w:val="21"/>
+          <w:szCs w:val="21"/>
+          <w:u w:val="none"/>
+          <w:lang w:val="pt-BR"/>
+        </w:rPr>
+        <w:t>to</w:t>
+      </w:r>
+      <w:r>
+        <w:rPr>
+          <w:rFonts w:ascii="Arial" w:hAnsi="Arial" w:eastAsia="Arial" w:cs="Arial"/>
+          <w:b w:val="0"/>
+          <w:bCs w:val="0"/>
+          <w:i w:val="0"/>
+          <w:iCs w:val="0"/>
+          <w:strike w:val="0"/>
+          <w:dstrike w:val="0"/>
+          <w:noProof w:val="0"/>
+          <w:color w:val="000000" w:themeColor="text1" w:themeTint="FF" w:themeShade="FF"/>
+          <w:sz w:val="21"/>
+          <w:szCs w:val="21"/>
+          <w:u w:val="none"/>
+          <w:lang w:val="pt-BR"/>
+        </w:rPr>
+        <w:t xml:space="preserve"> </w:t>
+      </w:r>
+      <w:r>
+        <w:rPr>
+          <w:rFonts w:ascii="Arial" w:hAnsi="Arial" w:eastAsia="Arial" w:cs="Arial"/>
+          <w:b w:val="0"/>
+          <w:bCs w:val="0"/>
+          <w:i w:val="0"/>
+          <w:iCs w:val="0"/>
+          <w:strike w:val="0"/>
+          <w:dstrike w:val="0"/>
+          <w:noProof w:val="0"/>
+          <w:color w:val="000000" w:themeColor="text1" w:themeTint="FF" w:themeShade="FF"/>
+          <w:sz w:val="21"/>
+          <w:szCs w:val="21"/>
+          <w:u w:val="none"/>
+          <w:lang w:val="pt-BR"/>
+        </w:rPr>
+        <w:t>the</w:t>
+      </w:r>
+      <w:r>
+        <w:rPr>
+          <w:rFonts w:ascii="Arial" w:hAnsi="Arial" w:eastAsia="Arial" w:cs="Arial"/>
+          <w:b w:val="0"/>
+          <w:bCs w:val="0"/>
+          <w:i w:val="0"/>
+          <w:iCs w:val="0"/>
+          <w:strike w:val="0"/>
+          <w:dstrike w:val="0"/>
+          <w:noProof w:val="0"/>
+          <w:color w:val="000000" w:themeColor="text1" w:themeTint="FF" w:themeShade="FF"/>
+          <w:sz w:val="21"/>
+          <w:szCs w:val="21"/>
+          <w:u w:val="none"/>
+          <w:lang w:val="pt-BR"/>
+        </w:rPr>
+        <w:t xml:space="preserve"> apps.</w:t>
       </w:r>
     </w:p>
     <w:p>
@@ -3391,111 +4450,182 @@
         <w:spacing w:before="80" w:beforeAutospacing="off" w:after="0" w:afterAutospacing="off" w:line="276" w:lineRule="auto"/>
         <w:ind w:left="-822" w:right="-844"/>
         <w:jc w:val="both"/>
-        <w:rPr>
-          <w:rFonts w:ascii="Arial" w:hAnsi="Arial" w:eastAsia="Arial" w:cs="Arial"/>
-          <w:b w:val="0"/>
-          <w:bCs w:val="0"/>
-          <w:i w:val="0"/>
-          <w:iCs w:val="0"/>
-          <w:strike w:val="0"/>
-          <w:dstrike w:val="0"/>
-          <w:noProof w:val="0"/>
-          <w:color w:val="000000" w:themeColor="text1" w:themeTint="FF" w:themeShade="FF"/>
-          <w:sz w:val="21"/>
-          <w:szCs w:val="21"/>
-          <w:u w:val="none"/>
-          <w:lang w:val="en-US"/>
-        </w:rPr>
-      </w:pPr>
-      <w:r>
-        <w:rPr>
-          <w:rFonts w:ascii="Arial" w:hAnsi="Arial" w:eastAsia="Arial" w:cs="Arial"/>
-          <w:b w:val="0"/>
-          <w:bCs w:val="0"/>
-          <w:i w:val="0"/>
-          <w:iCs w:val="0"/>
-          <w:strike w:val="0"/>
-          <w:dstrike w:val="0"/>
-          <w:noProof w:val="0"/>
-          <w:color w:val="000000" w:themeColor="text1" w:themeTint="FF" w:themeShade="FF"/>
-          <w:sz w:val="21"/>
-          <w:szCs w:val="21"/>
-          <w:u w:val="none"/>
-          <w:lang w:val="en-US"/>
-        </w:rPr>
-        <w:t>•</w:t>
-      </w:r>
-      <w:r>
-        <w:rPr>
-          <w:rFonts w:ascii="Arial" w:hAnsi="Arial" w:eastAsia="Arial" w:cs="Arial"/>
-          <w:b w:val="0"/>
-          <w:bCs w:val="0"/>
-          <w:i w:val="0"/>
-          <w:iCs w:val="0"/>
-          <w:strike w:val="0"/>
-          <w:dstrike w:val="0"/>
-          <w:noProof w:val="0"/>
-          <w:color w:val="000000" w:themeColor="text1" w:themeTint="FF" w:themeShade="FF"/>
-          <w:sz w:val="21"/>
-          <w:szCs w:val="21"/>
-          <w:u w:val="none"/>
-          <w:lang w:val="en-US"/>
-        </w:rPr>
-        <w:t xml:space="preserve">  </w:t>
-      </w:r>
-      <w:r>
-        <w:rPr>
-          <w:rFonts w:ascii="Arial" w:hAnsi="Arial" w:eastAsia="Arial" w:cs="Arial"/>
-          <w:b w:val="0"/>
-          <w:bCs w:val="0"/>
-          <w:i w:val="0"/>
-          <w:iCs w:val="0"/>
-          <w:strike w:val="0"/>
-          <w:dstrike w:val="0"/>
-          <w:noProof w:val="0"/>
-          <w:color w:val="000000" w:themeColor="text1" w:themeTint="FF" w:themeShade="FF"/>
-          <w:sz w:val="21"/>
-          <w:szCs w:val="21"/>
-          <w:u w:val="none"/>
-          <w:lang w:val="en-US"/>
-        </w:rPr>
-        <w:t xml:space="preserve">Implementation of the new V2 filter of the </w:t>
-      </w:r>
-      <w:r>
-        <w:rPr>
-          <w:rFonts w:ascii="Arial" w:hAnsi="Arial" w:eastAsia="Arial" w:cs="Arial"/>
-          <w:b w:val="0"/>
-          <w:bCs w:val="0"/>
-          <w:i w:val="0"/>
-          <w:iCs w:val="0"/>
-          <w:strike w:val="0"/>
-          <w:dstrike w:val="0"/>
-          <w:noProof w:val="0"/>
-          <w:color w:val="000000" w:themeColor="text1" w:themeTint="FF" w:themeShade="FF"/>
-          <w:sz w:val="21"/>
-          <w:szCs w:val="21"/>
-          <w:u w:val="none"/>
-          <w:lang w:val="en-US"/>
-        </w:rPr>
-        <w:t>Back-end</w:t>
-      </w:r>
-      <w:r>
-        <w:rPr>
-          <w:rFonts w:ascii="Arial" w:hAnsi="Arial" w:eastAsia="Arial" w:cs="Arial"/>
-          <w:b w:val="0"/>
-          <w:bCs w:val="0"/>
-          <w:i w:val="0"/>
-          <w:iCs w:val="0"/>
-          <w:strike w:val="0"/>
-          <w:dstrike w:val="0"/>
-          <w:noProof w:val="0"/>
-          <w:color w:val="000000" w:themeColor="text1" w:themeTint="FF" w:themeShade="FF"/>
-          <w:sz w:val="21"/>
-          <w:szCs w:val="21"/>
-          <w:u w:val="none"/>
-          <w:lang w:val="en-US"/>
-        </w:rPr>
-        <w:t>, to have greater flexibility in the filtering of APIs on the Front-end, especially in select components of old and new models.</w:t>
+      </w:pPr>
+      <w:r>
+        <w:rPr>
+          <w:rFonts w:ascii="Arial" w:hAnsi="Arial" w:eastAsia="Arial" w:cs="Arial"/>
+          <w:b w:val="1"/>
+          <w:bCs w:val="1"/>
+          <w:i w:val="0"/>
+          <w:iCs w:val="0"/>
+          <w:strike w:val="0"/>
+          <w:dstrike w:val="0"/>
+          <w:noProof w:val="0"/>
+          <w:color w:val="000000" w:themeColor="text1" w:themeTint="FF" w:themeShade="FF"/>
+          <w:sz w:val="22"/>
+          <w:szCs w:val="22"/>
+          <w:u w:val="none"/>
+          <w:lang w:val="pt-BR"/>
+        </w:rPr>
+        <w:t>Technologies</w:t>
+      </w:r>
+      <w:r>
+        <w:rPr>
+          <w:rFonts w:ascii="Arial" w:hAnsi="Arial" w:eastAsia="Arial" w:cs="Arial"/>
+          <w:b w:val="1"/>
+          <w:bCs w:val="1"/>
+          <w:i w:val="0"/>
+          <w:iCs w:val="0"/>
+          <w:strike w:val="0"/>
+          <w:dstrike w:val="0"/>
+          <w:noProof w:val="0"/>
+          <w:color w:val="000000" w:themeColor="text1" w:themeTint="FF" w:themeShade="FF"/>
+          <w:sz w:val="22"/>
+          <w:szCs w:val="22"/>
+          <w:u w:val="none"/>
+          <w:lang w:val="pt-BR"/>
+        </w:rPr>
+        <w:t xml:space="preserve">: </w:t>
+      </w:r>
+      <w:r>
+        <w:rPr>
+          <w:rFonts w:ascii="Arial" w:hAnsi="Arial" w:eastAsia="Arial" w:cs="Arial"/>
+          <w:b w:val="1"/>
+          <w:bCs w:val="1"/>
+          <w:i w:val="0"/>
+          <w:iCs w:val="0"/>
+          <w:caps w:val="0"/>
+          <w:smallCaps w:val="0"/>
+          <w:strike w:val="0"/>
+          <w:dstrike w:val="0"/>
+          <w:noProof w:val="0"/>
+          <w:color w:val="000000" w:themeColor="text1" w:themeTint="FF" w:themeShade="FF"/>
+          <w:sz w:val="21"/>
+          <w:szCs w:val="21"/>
+          <w:u w:val="none"/>
+          <w:lang w:val="en-US"/>
+        </w:rPr>
+        <w:t xml:space="preserve">Expo, React Native, TypeScript, State management (Redux), Design UX/UI (Figma), i18next, Git, GitHub, </w:t>
+      </w:r>
+      <w:r>
+        <w:rPr>
+          <w:rFonts w:ascii="Arial" w:hAnsi="Arial" w:eastAsia="Arial" w:cs="Arial"/>
+          <w:b w:val="1"/>
+          <w:bCs w:val="1"/>
+          <w:i w:val="0"/>
+          <w:iCs w:val="0"/>
+          <w:caps w:val="0"/>
+          <w:smallCaps w:val="0"/>
+          <w:strike w:val="0"/>
+          <w:dstrike w:val="0"/>
+          <w:noProof w:val="0"/>
+          <w:color w:val="000000" w:themeColor="text1" w:themeTint="FF" w:themeShade="FF"/>
+          <w:sz w:val="21"/>
+          <w:szCs w:val="21"/>
+          <w:u w:val="none"/>
+          <w:lang w:val="en-US"/>
+        </w:rPr>
+        <w:t>Notifee</w:t>
+      </w:r>
+      <w:r>
+        <w:rPr>
+          <w:rFonts w:ascii="Arial" w:hAnsi="Arial" w:eastAsia="Arial" w:cs="Arial"/>
+          <w:b w:val="1"/>
+          <w:bCs w:val="1"/>
+          <w:i w:val="0"/>
+          <w:iCs w:val="0"/>
+          <w:caps w:val="0"/>
+          <w:smallCaps w:val="0"/>
+          <w:strike w:val="0"/>
+          <w:dstrike w:val="0"/>
+          <w:noProof w:val="0"/>
+          <w:color w:val="000000" w:themeColor="text1" w:themeTint="FF" w:themeShade="FF"/>
+          <w:sz w:val="21"/>
+          <w:szCs w:val="21"/>
+          <w:u w:val="none"/>
+          <w:lang w:val="en-US"/>
+        </w:rPr>
+        <w:t xml:space="preserve">, </w:t>
+      </w:r>
+      <w:r>
+        <w:rPr>
+          <w:rFonts w:ascii="Arial" w:hAnsi="Arial" w:eastAsia="Arial" w:cs="Arial"/>
+          <w:b w:val="1"/>
+          <w:bCs w:val="1"/>
+          <w:i w:val="0"/>
+          <w:iCs w:val="0"/>
+          <w:caps w:val="0"/>
+          <w:smallCaps w:val="0"/>
+          <w:strike w:val="0"/>
+          <w:dstrike w:val="0"/>
+          <w:noProof w:val="0"/>
+          <w:color w:val="000000" w:themeColor="text1" w:themeTint="FF" w:themeShade="FF"/>
+          <w:sz w:val="21"/>
+          <w:szCs w:val="21"/>
+          <w:u w:val="none"/>
+          <w:lang w:val="en-US"/>
+        </w:rPr>
+        <w:t>AdMob</w:t>
+      </w:r>
+      <w:r>
+        <w:rPr>
+          <w:rFonts w:ascii="Arial" w:hAnsi="Arial" w:eastAsia="Arial" w:cs="Arial"/>
+          <w:b w:val="1"/>
+          <w:bCs w:val="1"/>
+          <w:i w:val="0"/>
+          <w:iCs w:val="0"/>
+          <w:caps w:val="0"/>
+          <w:smallCaps w:val="0"/>
+          <w:strike w:val="0"/>
+          <w:dstrike w:val="0"/>
+          <w:noProof w:val="0"/>
+          <w:color w:val="000000" w:themeColor="text1" w:themeTint="FF" w:themeShade="FF"/>
+          <w:sz w:val="21"/>
+          <w:szCs w:val="21"/>
+          <w:u w:val="none"/>
+          <w:lang w:val="en-US"/>
+        </w:rPr>
+        <w:t xml:space="preserve">, Local storage, ARIA Accessibility, </w:t>
+      </w:r>
+      <w:r>
+        <w:rPr>
+          <w:rFonts w:ascii="Arial" w:hAnsi="Arial" w:eastAsia="Arial" w:cs="Arial"/>
+          <w:b w:val="1"/>
+          <w:bCs w:val="1"/>
+          <w:i w:val="0"/>
+          <w:iCs w:val="0"/>
+          <w:caps w:val="0"/>
+          <w:smallCaps w:val="0"/>
+          <w:strike w:val="0"/>
+          <w:dstrike w:val="0"/>
+          <w:noProof w:val="0"/>
+          <w:color w:val="000000" w:themeColor="text1" w:themeTint="FF" w:themeShade="FF"/>
+          <w:sz w:val="21"/>
+          <w:szCs w:val="21"/>
+          <w:u w:val="none"/>
+          <w:lang w:val="pt-BR"/>
+        </w:rPr>
+        <w:t>AdMob</w:t>
+      </w:r>
+      <w:r>
+        <w:rPr>
+          <w:rFonts w:ascii="Arial" w:hAnsi="Arial" w:eastAsia="Arial" w:cs="Arial"/>
+          <w:b w:val="1"/>
+          <w:bCs w:val="1"/>
+          <w:i w:val="0"/>
+          <w:iCs w:val="0"/>
+          <w:caps w:val="0"/>
+          <w:smallCaps w:val="0"/>
+          <w:strike w:val="0"/>
+          <w:dstrike w:val="0"/>
+          <w:noProof w:val="0"/>
+          <w:color w:val="000000" w:themeColor="text1" w:themeTint="FF" w:themeShade="FF"/>
+          <w:sz w:val="21"/>
+          <w:szCs w:val="21"/>
+          <w:u w:val="none"/>
+          <w:lang w:val="en-US"/>
+        </w:rPr>
+        <w:t>.</w:t>
       </w:r>
     </w:p>
     <w:p>
@@ -3508,6 +4638,558 @@
         <w:jc w:val="both"/>
         <w:rPr>
           <w:rFonts w:ascii="Arial" w:hAnsi="Arial" w:eastAsia="Arial" w:cs="Arial"/>
+          <w:b w:val="1"/>
+          <w:bCs w:val="1"/>
+          <w:i w:val="0"/>
+          <w:iCs w:val="0"/>
+          <w:strike w:val="0"/>
+          <w:dstrike w:val="0"/>
+          <w:noProof w:val="0"/>
+          <w:color w:val="000000" w:themeColor="text1" w:themeTint="FF" w:themeShade="FF"/>
+          <w:sz w:val="12"/>
+          <w:szCs w:val="12"/>
+          <w:u w:val="none"/>
+          <w:lang w:val="pt-BR"/>
+        </w:rPr>
+      </w:pPr>
+    </w:p>
+    <w:p>
+      <w:pPr>
+        <w:pStyle w:val="Heading2"/>
+        <w:keepNext w:val="0"/>
+        <w:keepLines w:val="0"/>
+        <w:suppressLineNumbers w:val="0"/>
+        <w:bidi w:val="0"/>
+        <w:spacing w:before="80" w:beforeAutospacing="off" w:after="80" w:afterAutospacing="off" w:line="259" w:lineRule="auto"/>
+        <w:ind w:left="-822" w:right="-567"/>
+        <w:jc w:val="left"/>
+        <w:rPr>
+          <w:rFonts w:ascii="Arial" w:hAnsi="Arial" w:eastAsia="Arial" w:cs="Arial"/>
+          <w:b w:val="0"/>
+          <w:bCs w:val="0"/>
+          <w:i w:val="1"/>
+          <w:iCs w:val="1"/>
+          <w:strike w:val="0"/>
+          <w:dstrike w:val="0"/>
+          <w:noProof w:val="0"/>
+          <w:color w:val="000000" w:themeColor="text1" w:themeTint="FF" w:themeShade="FF"/>
+          <w:sz w:val="20"/>
+          <w:szCs w:val="20"/>
+          <w:u w:val="none"/>
+          <w:lang w:val="en-US"/>
+        </w:rPr>
+      </w:pPr>
+      <w:r>
+        <w:rPr>
+          <w:rFonts w:ascii="Arial" w:hAnsi="Arial" w:eastAsia="Arial" w:cs="Arial"/>
+          <w:b w:val="1"/>
+          <w:bCs w:val="1"/>
+          <w:i w:val="0"/>
+          <w:iCs w:val="0"/>
+          <w:noProof w:val="0"/>
+          <w:color w:val="000000" w:themeColor="text1" w:themeTint="FF" w:themeShade="FF"/>
+          <w:sz w:val="24"/>
+          <w:szCs w:val="24"/>
+          <w:lang w:val="en-US"/>
+        </w:rPr>
+        <w:t>SGBr® Sistemas</w:t>
+      </w:r>
+      <w:r>
+        <w:rPr>
+          <w:noProof w:val="0"/>
+          <w:lang w:val="en-US"/>
+        </w:rPr>
+        <w:t xml:space="preserve"> </w:t>
+      </w:r>
+      <w:r>
+        <w:rPr>
+          <w:rFonts w:ascii="Arial" w:hAnsi="Arial" w:eastAsia="Arial" w:cs="Arial"/>
+          <w:b w:val="1"/>
+          <w:bCs w:val="1"/>
+          <w:i w:val="0"/>
+          <w:iCs w:val="0"/>
+          <w:noProof w:val="0"/>
+          <w:color w:val="000000" w:themeColor="text1" w:themeTint="FF" w:themeShade="FF"/>
+          <w:sz w:val="24"/>
+          <w:szCs w:val="24"/>
+          <w:lang w:val="en-US"/>
+        </w:rPr>
+        <w:t>–</w:t>
+      </w:r>
+      <w:r>
+        <w:rPr>
+          <w:rFonts w:ascii="Arial" w:hAnsi="Arial" w:eastAsia="Arial" w:cs="Arial"/>
+          <w:b w:val="1"/>
+          <w:bCs w:val="1"/>
+          <w:i w:val="0"/>
+          <w:iCs w:val="0"/>
+          <w:noProof w:val="0"/>
+          <w:color w:val="000000" w:themeColor="text1" w:themeTint="FF" w:themeShade="FF"/>
+          <w:sz w:val="26"/>
+          <w:szCs w:val="26"/>
+          <w:lang w:val="en-US"/>
+        </w:rPr>
+        <w:t xml:space="preserve"> </w:t>
+      </w:r>
+      <w:r>
+        <w:rPr>
+          <w:rFonts w:ascii="Arial" w:hAnsi="Arial" w:eastAsia="Arial" w:cs="Arial"/>
+          <w:b w:val="1"/>
+          <w:bCs w:val="1"/>
+          <w:i w:val="1"/>
+          <w:iCs w:val="1"/>
+          <w:noProof w:val="0"/>
+          <w:color w:val="000000" w:themeColor="text1" w:themeTint="FF" w:themeShade="FF"/>
+          <w:sz w:val="24"/>
+          <w:szCs w:val="24"/>
+          <w:lang w:val="en-US"/>
+        </w:rPr>
+        <w:t>Front-end</w:t>
+      </w:r>
+      <w:r>
+        <w:rPr>
+          <w:rFonts w:ascii="Arial" w:hAnsi="Arial" w:eastAsia="Arial" w:cs="Arial"/>
+          <w:b w:val="1"/>
+          <w:bCs w:val="1"/>
+          <w:i w:val="1"/>
+          <w:iCs w:val="1"/>
+          <w:noProof w:val="0"/>
+          <w:color w:val="000000" w:themeColor="text1" w:themeTint="FF" w:themeShade="FF"/>
+          <w:sz w:val="24"/>
+          <w:szCs w:val="24"/>
+          <w:lang w:val="en-US"/>
+        </w:rPr>
+        <w:t xml:space="preserve"> </w:t>
+      </w:r>
+      <w:r>
+        <w:rPr>
+          <w:rFonts w:ascii="Arial" w:hAnsi="Arial" w:eastAsia="Arial" w:cs="Arial"/>
+          <w:b w:val="1"/>
+          <w:bCs w:val="1"/>
+          <w:i w:val="1"/>
+          <w:iCs w:val="1"/>
+          <w:noProof w:val="0"/>
+          <w:color w:val="000000" w:themeColor="text1" w:themeTint="FF" w:themeShade="FF"/>
+          <w:sz w:val="24"/>
+          <w:szCs w:val="24"/>
+          <w:lang w:val="en-US"/>
+        </w:rPr>
+        <w:t>Developer</w:t>
+      </w:r>
+      <w:r>
+        <w:rPr>
+          <w:rFonts w:ascii="Arial" w:hAnsi="Arial" w:eastAsia="Arial" w:cs="Arial"/>
+          <w:b w:val="1"/>
+          <w:bCs w:val="1"/>
+          <w:i w:val="1"/>
+          <w:iCs w:val="1"/>
+          <w:noProof w:val="0"/>
+          <w:color w:val="000000" w:themeColor="text1" w:themeTint="FF" w:themeShade="FF"/>
+          <w:sz w:val="24"/>
+          <w:szCs w:val="24"/>
+          <w:lang w:val="en-US"/>
+        </w:rPr>
+        <w:t xml:space="preserve"> </w:t>
+      </w:r>
+      <w:r>
+        <w:rPr>
+          <w:rFonts w:ascii="Arial" w:hAnsi="Arial" w:eastAsia="Arial" w:cs="Arial"/>
+          <w:i w:val="1"/>
+          <w:iCs w:val="1"/>
+          <w:noProof w:val="0"/>
+          <w:color w:val="000000" w:themeColor="text1" w:themeTint="FF" w:themeShade="FF"/>
+          <w:sz w:val="24"/>
+          <w:szCs w:val="24"/>
+          <w:lang w:val="en-US"/>
+        </w:rPr>
+        <w:t>(</w:t>
+      </w:r>
+      <w:r>
+        <w:rPr>
+          <w:rFonts w:ascii="Arial" w:hAnsi="Arial" w:eastAsia="Arial" w:cs="Arial"/>
+          <w:i w:val="1"/>
+          <w:iCs w:val="1"/>
+          <w:noProof w:val="0"/>
+          <w:color w:val="000000" w:themeColor="text1" w:themeTint="FF" w:themeShade="FF"/>
+          <w:sz w:val="24"/>
+          <w:szCs w:val="24"/>
+          <w:lang w:val="en-US"/>
+        </w:rPr>
+        <w:t>july/2023</w:t>
+      </w:r>
+      <w:r>
+        <w:rPr>
+          <w:rFonts w:ascii="Arial" w:hAnsi="Arial" w:eastAsia="Arial" w:cs="Arial"/>
+          <w:i w:val="1"/>
+          <w:iCs w:val="1"/>
+          <w:noProof w:val="0"/>
+          <w:color w:val="000000" w:themeColor="text1" w:themeTint="FF" w:themeShade="FF"/>
+          <w:sz w:val="24"/>
+          <w:szCs w:val="24"/>
+          <w:lang w:val="en-US"/>
+        </w:rPr>
+        <w:t xml:space="preserve"> - </w:t>
+      </w:r>
+      <w:r>
+        <w:rPr>
+          <w:rFonts w:ascii="Arial" w:hAnsi="Arial" w:eastAsia="Arial" w:cs="Arial"/>
+          <w:i w:val="1"/>
+          <w:iCs w:val="1"/>
+          <w:noProof w:val="0"/>
+          <w:color w:val="000000" w:themeColor="text1" w:themeTint="FF" w:themeShade="FF"/>
+          <w:sz w:val="24"/>
+          <w:szCs w:val="24"/>
+          <w:lang w:val="en-US"/>
+        </w:rPr>
+        <w:t>september/2026</w:t>
+      </w:r>
+      <w:r>
+        <w:rPr>
+          <w:rFonts w:ascii="Arial" w:hAnsi="Arial" w:eastAsia="Arial" w:cs="Arial"/>
+          <w:i w:val="1"/>
+          <w:iCs w:val="1"/>
+          <w:noProof w:val="0"/>
+          <w:color w:val="000000" w:themeColor="text1" w:themeTint="FF" w:themeShade="FF"/>
+          <w:sz w:val="24"/>
+          <w:szCs w:val="24"/>
+          <w:lang w:val="en-US"/>
+        </w:rPr>
+        <w:t>)</w:t>
+      </w:r>
+    </w:p>
+    <w:p>
+      <w:pPr>
+        <w:pStyle w:val="Normal"/>
+        <w:keepNext w:val="0"/>
+        <w:keepLines w:val="0"/>
+        <w:spacing w:before="80" w:beforeAutospacing="off" w:after="0" w:afterAutospacing="off" w:line="276" w:lineRule="auto"/>
+        <w:ind w:left="-822" w:right="-844"/>
+        <w:jc w:val="both"/>
+        <w:rPr>
+          <w:rFonts w:ascii="Arial" w:hAnsi="Arial" w:eastAsia="Arial" w:cs="Arial"/>
+          <w:b w:val="0"/>
+          <w:bCs w:val="0"/>
+          <w:i w:val="0"/>
+          <w:iCs w:val="0"/>
+          <w:strike w:val="0"/>
+          <w:dstrike w:val="0"/>
+          <w:noProof w:val="0"/>
+          <w:color w:val="000000" w:themeColor="text1" w:themeTint="FF" w:themeShade="FF"/>
+          <w:sz w:val="21"/>
+          <w:szCs w:val="21"/>
+          <w:u w:val="none"/>
+          <w:lang w:val="en-US"/>
+        </w:rPr>
+      </w:pPr>
+      <w:r>
+        <w:rPr>
+          <w:rFonts w:ascii="Arial" w:hAnsi="Arial" w:eastAsia="Arial" w:cs="Arial"/>
+          <w:b w:val="0"/>
+          <w:bCs w:val="0"/>
+          <w:i w:val="0"/>
+          <w:iCs w:val="0"/>
+          <w:strike w:val="0"/>
+          <w:dstrike w:val="0"/>
+          <w:noProof w:val="0"/>
+          <w:color w:val="000000" w:themeColor="text1" w:themeTint="FF" w:themeShade="FF"/>
+          <w:sz w:val="20"/>
+          <w:szCs w:val="20"/>
+          <w:u w:val="none"/>
+          <w:lang w:val="en-US"/>
+        </w:rPr>
+        <w:t xml:space="preserve">•  </w:t>
+      </w:r>
+      <w:r>
+        <w:rPr>
+          <w:rFonts w:ascii="Arial" w:hAnsi="Arial" w:eastAsia="Arial" w:cs="Arial"/>
+          <w:b w:val="0"/>
+          <w:bCs w:val="0"/>
+          <w:i w:val="0"/>
+          <w:iCs w:val="0"/>
+          <w:strike w:val="0"/>
+          <w:dstrike w:val="0"/>
+          <w:noProof w:val="0"/>
+          <w:color w:val="000000" w:themeColor="text1" w:themeTint="FF" w:themeShade="FF"/>
+          <w:sz w:val="21"/>
+          <w:szCs w:val="21"/>
+          <w:u w:val="none"/>
+          <w:lang w:val="en-US"/>
+        </w:rPr>
+        <w:t>Creation, maintenance of the Landing Page and its screens after login.</w:t>
+      </w:r>
+    </w:p>
+    <w:p>
+      <w:pPr>
+        <w:pStyle w:val="Normal"/>
+        <w:keepNext w:val="0"/>
+        <w:keepLines w:val="0"/>
+        <w:spacing w:before="80" w:beforeAutospacing="off" w:after="0" w:afterAutospacing="off" w:line="276" w:lineRule="auto"/>
+        <w:ind w:left="-822" w:right="-844"/>
+        <w:jc w:val="both"/>
+        <w:rPr>
+          <w:rFonts w:ascii="Arial" w:hAnsi="Arial" w:eastAsia="Arial" w:cs="Arial"/>
+          <w:b w:val="0"/>
+          <w:bCs w:val="0"/>
+          <w:i w:val="0"/>
+          <w:iCs w:val="0"/>
+          <w:strike w:val="0"/>
+          <w:dstrike w:val="0"/>
+          <w:noProof w:val="0"/>
+          <w:color w:val="000000" w:themeColor="text1" w:themeTint="FF" w:themeShade="FF"/>
+          <w:sz w:val="21"/>
+          <w:szCs w:val="21"/>
+          <w:u w:val="none"/>
+          <w:lang w:val="en-US"/>
+        </w:rPr>
+      </w:pPr>
+      <w:r>
+        <w:rPr>
+          <w:rFonts w:ascii="Arial" w:hAnsi="Arial" w:eastAsia="Arial" w:cs="Arial"/>
+          <w:b w:val="0"/>
+          <w:bCs w:val="0"/>
+          <w:i w:val="0"/>
+          <w:iCs w:val="0"/>
+          <w:strike w:val="0"/>
+          <w:dstrike w:val="0"/>
+          <w:noProof w:val="0"/>
+          <w:color w:val="000000" w:themeColor="text1" w:themeTint="FF" w:themeShade="FF"/>
+          <w:sz w:val="21"/>
+          <w:szCs w:val="21"/>
+          <w:u w:val="none"/>
+          <w:lang w:val="pt-BR"/>
+        </w:rPr>
+        <w:t xml:space="preserve">•  </w:t>
+      </w:r>
+      <w:r>
+        <w:rPr>
+          <w:rFonts w:ascii="Arial" w:hAnsi="Arial" w:eastAsia="Arial" w:cs="Arial"/>
+          <w:b w:val="0"/>
+          <w:bCs w:val="0"/>
+          <w:i w:val="0"/>
+          <w:iCs w:val="0"/>
+          <w:strike w:val="0"/>
+          <w:dstrike w:val="0"/>
+          <w:noProof w:val="0"/>
+          <w:color w:val="000000" w:themeColor="text1" w:themeTint="FF" w:themeShade="FF"/>
+          <w:sz w:val="21"/>
+          <w:szCs w:val="21"/>
+          <w:u w:val="none"/>
+          <w:lang w:val="pt-BR"/>
+        </w:rPr>
+        <w:t>Development of new implementations and maintenance of the new SG Master Web system.</w:t>
+      </w:r>
+    </w:p>
+    <w:p>
+      <w:pPr>
+        <w:pStyle w:val="Normal"/>
+        <w:keepNext w:val="0"/>
+        <w:keepLines w:val="0"/>
+        <w:spacing w:before="80" w:beforeAutospacing="off" w:after="0" w:afterAutospacing="off" w:line="276" w:lineRule="auto"/>
+        <w:ind w:left="-822" w:right="-844"/>
+        <w:jc w:val="both"/>
+        <w:rPr>
+          <w:rFonts w:ascii="Arial" w:hAnsi="Arial" w:eastAsia="Arial" w:cs="Arial"/>
+          <w:b w:val="0"/>
+          <w:bCs w:val="0"/>
+          <w:i w:val="0"/>
+          <w:iCs w:val="0"/>
+          <w:strike w:val="0"/>
+          <w:dstrike w:val="0"/>
+          <w:noProof w:val="0"/>
+          <w:color w:val="000000" w:themeColor="text1" w:themeTint="FF" w:themeShade="FF"/>
+          <w:sz w:val="21"/>
+          <w:szCs w:val="21"/>
+          <w:u w:val="none"/>
+          <w:lang w:val="en-US"/>
+        </w:rPr>
+      </w:pPr>
+      <w:r>
+        <w:rPr>
+          <w:rFonts w:ascii="Arial" w:hAnsi="Arial" w:eastAsia="Arial" w:cs="Arial"/>
+          <w:b w:val="0"/>
+          <w:bCs w:val="0"/>
+          <w:i w:val="0"/>
+          <w:iCs w:val="0"/>
+          <w:strike w:val="0"/>
+          <w:dstrike w:val="0"/>
+          <w:noProof w:val="0"/>
+          <w:color w:val="000000" w:themeColor="text1" w:themeTint="FF" w:themeShade="FF"/>
+          <w:sz w:val="21"/>
+          <w:szCs w:val="21"/>
+          <w:u w:val="none"/>
+          <w:lang w:val="en-US"/>
+        </w:rPr>
+        <w:t>•  Review of practical tests about the new talents for the team, code review about pull requests, and I always help or instruct when they need my help to solve a problem.</w:t>
+      </w:r>
+    </w:p>
+    <w:p>
+      <w:pPr>
+        <w:pStyle w:val="Normal"/>
+        <w:keepNext w:val="0"/>
+        <w:keepLines w:val="0"/>
+        <w:spacing w:before="80" w:beforeAutospacing="off" w:after="0" w:afterAutospacing="off" w:line="276" w:lineRule="auto"/>
+        <w:ind w:left="-822" w:right="-844"/>
+        <w:jc w:val="both"/>
+        <w:rPr>
+          <w:rFonts w:ascii="Arial" w:hAnsi="Arial" w:eastAsia="Arial" w:cs="Arial"/>
+          <w:b w:val="0"/>
+          <w:bCs w:val="0"/>
+          <w:i w:val="0"/>
+          <w:iCs w:val="0"/>
+          <w:strike w:val="0"/>
+          <w:dstrike w:val="0"/>
+          <w:noProof w:val="0"/>
+          <w:color w:val="000000" w:themeColor="text1" w:themeTint="FF" w:themeShade="FF"/>
+          <w:sz w:val="21"/>
+          <w:szCs w:val="21"/>
+          <w:u w:val="none"/>
+          <w:lang w:val="pt-BR"/>
+        </w:rPr>
+      </w:pPr>
+      <w:r>
+        <w:rPr>
+          <w:rFonts w:ascii="Arial" w:hAnsi="Arial" w:eastAsia="Arial" w:cs="Arial"/>
+          <w:b w:val="0"/>
+          <w:bCs w:val="0"/>
+          <w:i w:val="0"/>
+          <w:iCs w:val="0"/>
+          <w:strike w:val="0"/>
+          <w:dstrike w:val="0"/>
+          <w:noProof w:val="0"/>
+          <w:color w:val="000000" w:themeColor="text1" w:themeTint="FF" w:themeShade="FF"/>
+          <w:sz w:val="21"/>
+          <w:szCs w:val="21"/>
+          <w:u w:val="none"/>
+          <w:lang w:val="en-US"/>
+        </w:rPr>
+        <w:t xml:space="preserve">• </w:t>
+      </w:r>
+      <w:r>
+        <w:rPr>
+          <w:rFonts w:ascii="Arial" w:hAnsi="Arial" w:eastAsia="Arial" w:cs="Arial"/>
+          <w:b w:val="0"/>
+          <w:bCs w:val="0"/>
+          <w:i w:val="0"/>
+          <w:iCs w:val="0"/>
+          <w:strike w:val="0"/>
+          <w:dstrike w:val="0"/>
+          <w:noProof w:val="0"/>
+          <w:color w:val="000000" w:themeColor="text1" w:themeTint="FF" w:themeShade="FF"/>
+          <w:sz w:val="21"/>
+          <w:szCs w:val="21"/>
+          <w:u w:val="none"/>
+          <w:lang w:val="en-US"/>
+        </w:rPr>
+        <w:t>Implementation of new user permissions. Highlighted, I formatted the response from the back-end, for example: ‘REGISTRATION.GROUP:MENU</w:t>
+      </w:r>
+      <w:r>
+        <w:rPr>
+          <w:rFonts w:ascii="Arial" w:hAnsi="Arial" w:eastAsia="Arial" w:cs="Arial"/>
+          <w:b w:val="0"/>
+          <w:bCs w:val="0"/>
+          <w:i w:val="0"/>
+          <w:iCs w:val="0"/>
+          <w:strike w:val="0"/>
+          <w:dstrike w:val="0"/>
+          <w:noProof w:val="0"/>
+          <w:color w:val="000000" w:themeColor="text1" w:themeTint="FF" w:themeShade="FF"/>
+          <w:sz w:val="21"/>
+          <w:szCs w:val="21"/>
+          <w:u w:val="none"/>
+          <w:lang w:val="en-US"/>
+        </w:rPr>
+        <w:t>’,</w:t>
+      </w:r>
+      <w:r>
+        <w:rPr>
+          <w:rFonts w:ascii="Arial" w:hAnsi="Arial" w:eastAsia="Arial" w:cs="Arial"/>
+          <w:b w:val="0"/>
+          <w:bCs w:val="0"/>
+          <w:i w:val="0"/>
+          <w:iCs w:val="0"/>
+          <w:strike w:val="0"/>
+          <w:dstrike w:val="0"/>
+          <w:noProof w:val="0"/>
+          <w:color w:val="000000" w:themeColor="text1" w:themeTint="FF" w:themeShade="FF"/>
+          <w:sz w:val="21"/>
+          <w:szCs w:val="21"/>
+          <w:u w:val="none"/>
+          <w:lang w:val="en-US"/>
+        </w:rPr>
+        <w:t xml:space="preserve"> in the structure of menus, submenus, and permissions. Then, this data is sent to the permissions component, offering the user the possibility to choose and increasing flexibility by 100%.</w:t>
+      </w:r>
+    </w:p>
+    <w:p>
+      <w:pPr>
+        <w:pStyle w:val="Normal"/>
+        <w:keepNext w:val="0"/>
+        <w:keepLines w:val="0"/>
+        <w:spacing w:before="80" w:beforeAutospacing="off" w:after="0" w:afterAutospacing="off" w:line="276" w:lineRule="auto"/>
+        <w:ind w:left="-822" w:right="-844"/>
+        <w:jc w:val="both"/>
+        <w:rPr>
+          <w:rFonts w:ascii="Arial" w:hAnsi="Arial" w:eastAsia="Arial" w:cs="Arial"/>
+          <w:b w:val="0"/>
+          <w:bCs w:val="0"/>
+          <w:i w:val="0"/>
+          <w:iCs w:val="0"/>
+          <w:strike w:val="0"/>
+          <w:dstrike w:val="0"/>
+          <w:noProof w:val="0"/>
+          <w:color w:val="000000" w:themeColor="text1" w:themeTint="FF" w:themeShade="FF"/>
+          <w:sz w:val="21"/>
+          <w:szCs w:val="21"/>
+          <w:u w:val="none"/>
+          <w:lang w:val="en-US"/>
+        </w:rPr>
+      </w:pPr>
+      <w:r>
+        <w:rPr>
+          <w:rFonts w:ascii="Arial" w:hAnsi="Arial" w:eastAsia="Arial" w:cs="Arial"/>
+          <w:b w:val="0"/>
+          <w:bCs w:val="0"/>
+          <w:i w:val="0"/>
+          <w:iCs w:val="0"/>
+          <w:strike w:val="0"/>
+          <w:dstrike w:val="0"/>
+          <w:noProof w:val="0"/>
+          <w:color w:val="000000" w:themeColor="text1" w:themeTint="FF" w:themeShade="FF"/>
+          <w:sz w:val="21"/>
+          <w:szCs w:val="21"/>
+          <w:u w:val="none"/>
+          <w:lang w:val="en-US"/>
+        </w:rPr>
+        <w:t xml:space="preserve">•  </w:t>
+      </w:r>
+      <w:r>
+        <w:rPr>
+          <w:rFonts w:ascii="Arial" w:hAnsi="Arial" w:eastAsia="Arial" w:cs="Arial"/>
+          <w:b w:val="0"/>
+          <w:bCs w:val="0"/>
+          <w:i w:val="0"/>
+          <w:iCs w:val="0"/>
+          <w:strike w:val="0"/>
+          <w:dstrike w:val="0"/>
+          <w:noProof w:val="0"/>
+          <w:color w:val="000000" w:themeColor="text1" w:themeTint="FF" w:themeShade="FF"/>
+          <w:sz w:val="21"/>
+          <w:szCs w:val="21"/>
+          <w:u w:val="none"/>
+          <w:lang w:val="en-US"/>
+        </w:rPr>
+        <w:t>Implementation of the new V2 filter of the Back-end, to have greater flexibility in the filtering of APIs on the Front-end, especially in select components of old and new models.</w:t>
+      </w:r>
+    </w:p>
+    <w:p>
+      <w:pPr>
+        <w:pStyle w:val="Normal"/>
+        <w:keepNext w:val="0"/>
+        <w:keepLines w:val="0"/>
+        <w:spacing w:before="80" w:beforeAutospacing="off" w:after="0" w:afterAutospacing="off" w:line="276" w:lineRule="auto"/>
+        <w:ind w:left="-822" w:right="-844"/>
+        <w:jc w:val="both"/>
+        <w:rPr>
+          <w:rFonts w:ascii="Arial" w:hAnsi="Arial" w:eastAsia="Arial" w:cs="Arial"/>
           <w:b w:val="0"/>
           <w:bCs w:val="0"/>
           <w:i w:val="0"/>
@@ -3556,83 +5238,62 @@
           <w:u w:val="none"/>
           <w:lang w:val="pt-BR"/>
         </w:rPr>
-        <w:t xml:space="preserve">  Customizations </w:t>
-      </w:r>
-      <w:r>
-        <w:rPr>
-          <w:rFonts w:ascii="Arial" w:hAnsi="Arial" w:eastAsia="Arial" w:cs="Arial"/>
-          <w:b w:val="0"/>
-          <w:bCs w:val="0"/>
-          <w:i w:val="0"/>
-          <w:iCs w:val="0"/>
-          <w:strike w:val="0"/>
-          <w:dstrike w:val="0"/>
-          <w:noProof w:val="0"/>
-          <w:color w:val="000000" w:themeColor="text1" w:themeTint="FF" w:themeShade="FF"/>
-          <w:sz w:val="21"/>
-          <w:szCs w:val="21"/>
-          <w:u w:val="none"/>
-          <w:lang w:val="pt-BR"/>
-        </w:rPr>
-        <w:t>of</w:t>
-      </w:r>
-      <w:r>
-        <w:rPr>
-          <w:rFonts w:ascii="Arial" w:hAnsi="Arial" w:eastAsia="Arial" w:cs="Arial"/>
-          <w:b w:val="0"/>
-          <w:bCs w:val="0"/>
-          <w:i w:val="0"/>
-          <w:iCs w:val="0"/>
-          <w:strike w:val="0"/>
-          <w:dstrike w:val="0"/>
-          <w:noProof w:val="0"/>
-          <w:color w:val="000000" w:themeColor="text1" w:themeTint="FF" w:themeShade="FF"/>
-          <w:sz w:val="21"/>
-          <w:szCs w:val="21"/>
-          <w:u w:val="none"/>
-          <w:lang w:val="pt-BR"/>
-        </w:rPr>
-        <w:t xml:space="preserve"> Quasar </w:t>
-      </w:r>
-      <w:proofErr w:type="spellStart"/>
-      <w:r>
-        <w:rPr>
-          <w:rFonts w:ascii="Arial" w:hAnsi="Arial" w:eastAsia="Arial" w:cs="Arial"/>
-          <w:b w:val="0"/>
-          <w:bCs w:val="0"/>
-          <w:i w:val="0"/>
-          <w:iCs w:val="0"/>
-          <w:strike w:val="0"/>
-          <w:dstrike w:val="0"/>
-          <w:noProof w:val="0"/>
-          <w:color w:val="000000" w:themeColor="text1" w:themeTint="FF" w:themeShade="FF"/>
-          <w:sz w:val="21"/>
-          <w:szCs w:val="21"/>
-          <w:u w:val="none"/>
-          <w:lang w:val="pt-BR"/>
-        </w:rPr>
-        <w:t>components</w:t>
-      </w:r>
-      <w:proofErr w:type="spellEnd"/>
-      <w:r>
-        <w:rPr>
-          <w:rFonts w:ascii="Arial" w:hAnsi="Arial" w:eastAsia="Arial" w:cs="Arial"/>
-          <w:b w:val="0"/>
-          <w:bCs w:val="0"/>
-          <w:i w:val="0"/>
-          <w:iCs w:val="0"/>
-          <w:strike w:val="0"/>
-          <w:dstrike w:val="0"/>
-          <w:noProof w:val="0"/>
-          <w:color w:val="000000" w:themeColor="text1" w:themeTint="FF" w:themeShade="FF"/>
-          <w:sz w:val="21"/>
-          <w:szCs w:val="21"/>
-          <w:u w:val="none"/>
-          <w:lang w:val="pt-BR"/>
-        </w:rPr>
-        <w:t xml:space="preserve"> via CSS file, making </w:t>
-      </w:r>
-      <w:proofErr w:type="spellStart"/>
+        <w:t xml:space="preserve">  Customizations of Quasar components via CSS file, making the design different</w:t>
+      </w:r>
+      <w:r>
+        <w:rPr>
+          <w:rFonts w:ascii="Arial" w:hAnsi="Arial" w:eastAsia="Arial" w:cs="Arial"/>
+          <w:b w:val="0"/>
+          <w:bCs w:val="0"/>
+          <w:i w:val="0"/>
+          <w:iCs w:val="0"/>
+          <w:strike w:val="0"/>
+          <w:dstrike w:val="0"/>
+          <w:noProof w:val="0"/>
+          <w:color w:val="000000" w:themeColor="text1" w:themeTint="FF" w:themeShade="FF"/>
+          <w:sz w:val="21"/>
+          <w:szCs w:val="21"/>
+          <w:u w:val="none"/>
+          <w:lang w:val="pt-BR"/>
+        </w:rPr>
+        <w:t xml:space="preserve"> </w:t>
+      </w:r>
+      <w:r>
+        <w:rPr>
+          <w:rFonts w:ascii="Arial" w:hAnsi="Arial" w:eastAsia="Arial" w:cs="Arial"/>
+          <w:b w:val="0"/>
+          <w:bCs w:val="0"/>
+          <w:i w:val="0"/>
+          <w:iCs w:val="0"/>
+          <w:strike w:val="0"/>
+          <w:dstrike w:val="0"/>
+          <w:noProof w:val="0"/>
+          <w:color w:val="000000" w:themeColor="text1" w:themeTint="FF" w:themeShade="FF"/>
+          <w:sz w:val="21"/>
+          <w:szCs w:val="21"/>
+          <w:u w:val="none"/>
+          <w:lang w:val="pt-BR"/>
+        </w:rPr>
+        <w:t>from</w:t>
+      </w:r>
+      <w:r>
+        <w:rPr>
+          <w:rFonts w:ascii="Arial" w:hAnsi="Arial" w:eastAsia="Arial" w:cs="Arial"/>
+          <w:b w:val="0"/>
+          <w:bCs w:val="0"/>
+          <w:i w:val="0"/>
+          <w:iCs w:val="0"/>
+          <w:strike w:val="0"/>
+          <w:dstrike w:val="0"/>
+          <w:noProof w:val="0"/>
+          <w:color w:val="000000" w:themeColor="text1" w:themeTint="FF" w:themeShade="FF"/>
+          <w:sz w:val="21"/>
+          <w:szCs w:val="21"/>
+          <w:u w:val="none"/>
+          <w:lang w:val="pt-BR"/>
+        </w:rPr>
+        <w:t xml:space="preserve"> </w:t>
+      </w:r>
       <w:r>
         <w:rPr>
           <w:rFonts w:ascii="Arial" w:hAnsi="Arial" w:eastAsia="Arial" w:cs="Arial"/>
@@ -3651,45 +5312,6 @@
         </w:rPr>
         <w:t>the</w:t>
       </w:r>
-      <w:proofErr w:type="spellEnd"/>
-      <w:r>
-        <w:rPr>
-          <w:rFonts w:ascii="Arial" w:hAnsi="Arial" w:eastAsia="Arial" w:cs="Arial"/>
-          <w:b w:val="0"/>
-          <w:bCs w:val="0"/>
-          <w:i w:val="0"/>
-          <w:iCs w:val="0"/>
-          <w:strike w:val="0"/>
-          <w:dstrike w:val="0"/>
-          <w:noProof w:val="0"/>
-          <w:color w:val="000000" w:themeColor="text1" w:themeTint="FF" w:themeShade="FF"/>
-          <w:sz w:val="21"/>
-          <w:szCs w:val="21"/>
-          <w:u w:val="none"/>
-          <w:lang w:val="pt-BR"/>
-        </w:rPr>
-        <w:t xml:space="preserve"> design </w:t>
-      </w:r>
-      <w:proofErr w:type="spellStart"/>
-      <w:r>
-        <w:rPr>
-          <w:rFonts w:ascii="Arial" w:hAnsi="Arial" w:eastAsia="Arial" w:cs="Arial"/>
-          <w:b w:val="0"/>
-          <w:bCs w:val="0"/>
-          <w:i w:val="0"/>
-          <w:iCs w:val="0"/>
-          <w:strike w:val="0"/>
-          <w:dstrike w:val="0"/>
-          <w:noProof w:val="0"/>
-          <w:color w:val="000000" w:themeColor="text1" w:themeTint="FF" w:themeShade="FF"/>
-          <w:sz w:val="21"/>
-          <w:szCs w:val="21"/>
-          <w:u w:val="none"/>
-          <w:lang w:val="pt-BR"/>
-        </w:rPr>
-        <w:t>different</w:t>
-      </w:r>
-      <w:proofErr w:type="spellEnd"/>
       <w:r>
         <w:rPr>
           <w:rFonts w:ascii="Arial" w:hAnsi="Arial" w:eastAsia="Arial" w:cs="Arial"/>
@@ -3708,26 +5330,24 @@
         </w:rPr>
         <w:t xml:space="preserve"> </w:t>
       </w:r>
-      <w:proofErr w:type="spellStart"/>
-      <w:r>
-        <w:rPr>
-          <w:rFonts w:ascii="Arial" w:hAnsi="Arial" w:eastAsia="Arial" w:cs="Arial"/>
-          <w:b w:val="0"/>
-          <w:bCs w:val="0"/>
-          <w:i w:val="0"/>
-          <w:iCs w:val="0"/>
-          <w:strike w:val="0"/>
-          <w:dstrike w:val="0"/>
-          <w:noProof w:val="0"/>
-          <w:color w:val="000000" w:themeColor="text1" w:themeTint="FF" w:themeShade="FF"/>
-          <w:sz w:val="21"/>
-          <w:szCs w:val="21"/>
-          <w:u w:val="none"/>
-          <w:lang w:val="pt-BR"/>
-        </w:rPr>
-        <w:t>from</w:t>
-      </w:r>
-      <w:proofErr w:type="spellEnd"/>
+      <w:r>
+        <w:rPr>
+          <w:rFonts w:ascii="Arial" w:hAnsi="Arial" w:eastAsia="Arial" w:cs="Arial"/>
+          <w:b w:val="0"/>
+          <w:bCs w:val="0"/>
+          <w:i w:val="0"/>
+          <w:iCs w:val="0"/>
+          <w:strike w:val="0"/>
+          <w:dstrike w:val="0"/>
+          <w:noProof w:val="0"/>
+          <w:color w:val="000000" w:themeColor="text1" w:themeTint="FF" w:themeShade="FF"/>
+          <w:sz w:val="21"/>
+          <w:szCs w:val="21"/>
+          <w:u w:val="none"/>
+          <w:lang w:val="pt-BR"/>
+        </w:rPr>
+        <w:t>framework's default. To make these</w:t>
+      </w:r>
       <w:r>
         <w:rPr>
           <w:rFonts w:ascii="Arial" w:hAnsi="Arial" w:eastAsia="Arial" w:cs="Arial"/>
@@ -3746,26 +5366,24 @@
         </w:rPr>
         <w:t xml:space="preserve"> </w:t>
       </w:r>
-      <w:proofErr w:type="spellStart"/>
-      <w:r>
-        <w:rPr>
-          <w:rFonts w:ascii="Arial" w:hAnsi="Arial" w:eastAsia="Arial" w:cs="Arial"/>
-          <w:b w:val="0"/>
-          <w:bCs w:val="0"/>
-          <w:i w:val="0"/>
-          <w:iCs w:val="0"/>
-          <w:strike w:val="0"/>
-          <w:dstrike w:val="0"/>
-          <w:noProof w:val="0"/>
-          <w:color w:val="000000" w:themeColor="text1" w:themeTint="FF" w:themeShade="FF"/>
-          <w:sz w:val="21"/>
-          <w:szCs w:val="21"/>
-          <w:u w:val="none"/>
-          <w:lang w:val="pt-BR"/>
-        </w:rPr>
-        <w:t>the</w:t>
-      </w:r>
-      <w:proofErr w:type="spellEnd"/>
+      <w:r>
+        <w:rPr>
+          <w:rFonts w:ascii="Arial" w:hAnsi="Arial" w:eastAsia="Arial" w:cs="Arial"/>
+          <w:b w:val="0"/>
+          <w:bCs w:val="0"/>
+          <w:i w:val="0"/>
+          <w:iCs w:val="0"/>
+          <w:strike w:val="0"/>
+          <w:dstrike w:val="0"/>
+          <w:noProof w:val="0"/>
+          <w:color w:val="000000" w:themeColor="text1" w:themeTint="FF" w:themeShade="FF"/>
+          <w:sz w:val="21"/>
+          <w:szCs w:val="21"/>
+          <w:u w:val="none"/>
+          <w:lang w:val="pt-BR"/>
+        </w:rPr>
+        <w:t>changes, I had</w:t>
+      </w:r>
       <w:r>
         <w:rPr>
           <w:rFonts w:ascii="Arial" w:hAnsi="Arial" w:eastAsia="Arial" w:cs="Arial"/>
@@ -3784,102 +5402,24 @@
         </w:rPr>
         <w:t xml:space="preserve"> </w:t>
       </w:r>
-      <w:proofErr w:type="spellStart"/>
-      <w:r>
-        <w:rPr>
-          <w:rFonts w:ascii="Arial" w:hAnsi="Arial" w:eastAsia="Arial" w:cs="Arial"/>
-          <w:b w:val="0"/>
-          <w:bCs w:val="0"/>
-          <w:i w:val="0"/>
-          <w:iCs w:val="0"/>
-          <w:strike w:val="0"/>
-          <w:dstrike w:val="0"/>
-          <w:noProof w:val="0"/>
-          <w:color w:val="000000" w:themeColor="text1" w:themeTint="FF" w:themeShade="FF"/>
-          <w:sz w:val="21"/>
-          <w:szCs w:val="21"/>
-          <w:u w:val="none"/>
-          <w:lang w:val="pt-BR"/>
-        </w:rPr>
-        <w:t>framework's</w:t>
-      </w:r>
-      <w:proofErr w:type="spellEnd"/>
-      <w:r>
-        <w:rPr>
-          <w:rFonts w:ascii="Arial" w:hAnsi="Arial" w:eastAsia="Arial" w:cs="Arial"/>
-          <w:b w:val="0"/>
-          <w:bCs w:val="0"/>
-          <w:i w:val="0"/>
-          <w:iCs w:val="0"/>
-          <w:strike w:val="0"/>
-          <w:dstrike w:val="0"/>
-          <w:noProof w:val="0"/>
-          <w:color w:val="000000" w:themeColor="text1" w:themeTint="FF" w:themeShade="FF"/>
-          <w:sz w:val="21"/>
-          <w:szCs w:val="21"/>
-          <w:u w:val="none"/>
-          <w:lang w:val="pt-BR"/>
-        </w:rPr>
-        <w:t xml:space="preserve"> default. </w:t>
-      </w:r>
-      <w:proofErr w:type="spellStart"/>
-      <w:r>
-        <w:rPr>
-          <w:rFonts w:ascii="Arial" w:hAnsi="Arial" w:eastAsia="Arial" w:cs="Arial"/>
-          <w:b w:val="0"/>
-          <w:bCs w:val="0"/>
-          <w:i w:val="0"/>
-          <w:iCs w:val="0"/>
-          <w:strike w:val="0"/>
-          <w:dstrike w:val="0"/>
-          <w:noProof w:val="0"/>
-          <w:color w:val="000000" w:themeColor="text1" w:themeTint="FF" w:themeShade="FF"/>
-          <w:sz w:val="21"/>
-          <w:szCs w:val="21"/>
-          <w:u w:val="none"/>
-          <w:lang w:val="pt-BR"/>
-        </w:rPr>
-        <w:t>To</w:t>
-      </w:r>
-      <w:proofErr w:type="spellEnd"/>
-      <w:r>
-        <w:rPr>
-          <w:rFonts w:ascii="Arial" w:hAnsi="Arial" w:eastAsia="Arial" w:cs="Arial"/>
-          <w:b w:val="0"/>
-          <w:bCs w:val="0"/>
-          <w:i w:val="0"/>
-          <w:iCs w:val="0"/>
-          <w:strike w:val="0"/>
-          <w:dstrike w:val="0"/>
-          <w:noProof w:val="0"/>
-          <w:color w:val="000000" w:themeColor="text1" w:themeTint="FF" w:themeShade="FF"/>
-          <w:sz w:val="21"/>
-          <w:szCs w:val="21"/>
-          <w:u w:val="none"/>
-          <w:lang w:val="pt-BR"/>
-        </w:rPr>
-        <w:t xml:space="preserve"> make </w:t>
-      </w:r>
-      <w:proofErr w:type="spellStart"/>
-      <w:r>
-        <w:rPr>
-          <w:rFonts w:ascii="Arial" w:hAnsi="Arial" w:eastAsia="Arial" w:cs="Arial"/>
-          <w:b w:val="0"/>
-          <w:bCs w:val="0"/>
-          <w:i w:val="0"/>
-          <w:iCs w:val="0"/>
-          <w:strike w:val="0"/>
-          <w:dstrike w:val="0"/>
-          <w:noProof w:val="0"/>
-          <w:color w:val="000000" w:themeColor="text1" w:themeTint="FF" w:themeShade="FF"/>
-          <w:sz w:val="21"/>
-          <w:szCs w:val="21"/>
-          <w:u w:val="none"/>
-          <w:lang w:val="pt-BR"/>
-        </w:rPr>
-        <w:t>these</w:t>
-      </w:r>
-      <w:proofErr w:type="spellEnd"/>
+      <w:r>
+        <w:rPr>
+          <w:rFonts w:ascii="Arial" w:hAnsi="Arial" w:eastAsia="Arial" w:cs="Arial"/>
+          <w:b w:val="0"/>
+          <w:bCs w:val="0"/>
+          <w:i w:val="0"/>
+          <w:iCs w:val="0"/>
+          <w:strike w:val="0"/>
+          <w:dstrike w:val="0"/>
+          <w:noProof w:val="0"/>
+          <w:color w:val="000000" w:themeColor="text1" w:themeTint="FF" w:themeShade="FF"/>
+          <w:sz w:val="21"/>
+          <w:szCs w:val="21"/>
+          <w:u w:val="none"/>
+          <w:lang w:val="pt-BR"/>
+        </w:rPr>
+        <w:t>to use the</w:t>
+      </w:r>
       <w:r>
         <w:rPr>
           <w:rFonts w:ascii="Arial" w:hAnsi="Arial" w:eastAsia="Arial" w:cs="Arial"/>
@@ -3898,251 +5438,41 @@
         </w:rPr>
         <w:t xml:space="preserve"> </w:t>
       </w:r>
-      <w:proofErr w:type="spellStart"/>
-      <w:r>
-        <w:rPr>
-          <w:rFonts w:ascii="Arial" w:hAnsi="Arial" w:eastAsia="Arial" w:cs="Arial"/>
-          <w:b w:val="0"/>
-          <w:bCs w:val="0"/>
-          <w:i w:val="0"/>
-          <w:iCs w:val="0"/>
-          <w:strike w:val="0"/>
-          <w:dstrike w:val="0"/>
-          <w:noProof w:val="0"/>
-          <w:color w:val="000000" w:themeColor="text1" w:themeTint="FF" w:themeShade="FF"/>
-          <w:sz w:val="21"/>
-          <w:szCs w:val="21"/>
-          <w:u w:val="none"/>
-          <w:lang w:val="pt-BR"/>
-        </w:rPr>
-        <w:t>changes</w:t>
-      </w:r>
-      <w:proofErr w:type="spellEnd"/>
-      <w:r>
-        <w:rPr>
-          <w:rFonts w:ascii="Arial" w:hAnsi="Arial" w:eastAsia="Arial" w:cs="Arial"/>
-          <w:b w:val="0"/>
-          <w:bCs w:val="0"/>
-          <w:i w:val="0"/>
-          <w:iCs w:val="0"/>
-          <w:strike w:val="0"/>
-          <w:dstrike w:val="0"/>
-          <w:noProof w:val="0"/>
-          <w:color w:val="000000" w:themeColor="text1" w:themeTint="FF" w:themeShade="FF"/>
-          <w:sz w:val="21"/>
-          <w:szCs w:val="21"/>
-          <w:u w:val="none"/>
-          <w:lang w:val="pt-BR"/>
-        </w:rPr>
-        <w:t xml:space="preserve">, I </w:t>
-      </w:r>
-      <w:proofErr w:type="spellStart"/>
-      <w:r>
-        <w:rPr>
-          <w:rFonts w:ascii="Arial" w:hAnsi="Arial" w:eastAsia="Arial" w:cs="Arial"/>
-          <w:b w:val="0"/>
-          <w:bCs w:val="0"/>
-          <w:i w:val="0"/>
-          <w:iCs w:val="0"/>
-          <w:strike w:val="0"/>
-          <w:dstrike w:val="0"/>
-          <w:noProof w:val="0"/>
-          <w:color w:val="000000" w:themeColor="text1" w:themeTint="FF" w:themeShade="FF"/>
-          <w:sz w:val="21"/>
-          <w:szCs w:val="21"/>
-          <w:u w:val="none"/>
-          <w:lang w:val="pt-BR"/>
-        </w:rPr>
-        <w:t>had</w:t>
-      </w:r>
-      <w:proofErr w:type="spellEnd"/>
-      <w:r>
-        <w:rPr>
-          <w:rFonts w:ascii="Arial" w:hAnsi="Arial" w:eastAsia="Arial" w:cs="Arial"/>
-          <w:b w:val="0"/>
-          <w:bCs w:val="0"/>
-          <w:i w:val="0"/>
-          <w:iCs w:val="0"/>
-          <w:strike w:val="0"/>
-          <w:dstrike w:val="0"/>
-          <w:noProof w:val="0"/>
-          <w:color w:val="000000" w:themeColor="text1" w:themeTint="FF" w:themeShade="FF"/>
-          <w:sz w:val="21"/>
-          <w:szCs w:val="21"/>
-          <w:u w:val="none"/>
-          <w:lang w:val="pt-BR"/>
-        </w:rPr>
-        <w:t xml:space="preserve"> </w:t>
-      </w:r>
-      <w:proofErr w:type="spellStart"/>
-      <w:r>
-        <w:rPr>
-          <w:rFonts w:ascii="Arial" w:hAnsi="Arial" w:eastAsia="Arial" w:cs="Arial"/>
-          <w:b w:val="0"/>
-          <w:bCs w:val="0"/>
-          <w:i w:val="0"/>
-          <w:iCs w:val="0"/>
-          <w:strike w:val="0"/>
-          <w:dstrike w:val="0"/>
-          <w:noProof w:val="0"/>
-          <w:color w:val="000000" w:themeColor="text1" w:themeTint="FF" w:themeShade="FF"/>
-          <w:sz w:val="21"/>
-          <w:szCs w:val="21"/>
-          <w:u w:val="none"/>
-          <w:lang w:val="pt-BR"/>
-        </w:rPr>
-        <w:t>to</w:t>
-      </w:r>
-      <w:proofErr w:type="spellEnd"/>
-      <w:r>
-        <w:rPr>
-          <w:rFonts w:ascii="Arial" w:hAnsi="Arial" w:eastAsia="Arial" w:cs="Arial"/>
-          <w:b w:val="0"/>
-          <w:bCs w:val="0"/>
-          <w:i w:val="0"/>
-          <w:iCs w:val="0"/>
-          <w:strike w:val="0"/>
-          <w:dstrike w:val="0"/>
-          <w:noProof w:val="0"/>
-          <w:color w:val="000000" w:themeColor="text1" w:themeTint="FF" w:themeShade="FF"/>
-          <w:sz w:val="21"/>
-          <w:szCs w:val="21"/>
-          <w:u w:val="none"/>
-          <w:lang w:val="pt-BR"/>
-        </w:rPr>
-        <w:t xml:space="preserve"> use </w:t>
-      </w:r>
-      <w:proofErr w:type="spellStart"/>
-      <w:r>
-        <w:rPr>
-          <w:rFonts w:ascii="Arial" w:hAnsi="Arial" w:eastAsia="Arial" w:cs="Arial"/>
-          <w:b w:val="0"/>
-          <w:bCs w:val="0"/>
-          <w:i w:val="0"/>
-          <w:iCs w:val="0"/>
-          <w:strike w:val="0"/>
-          <w:dstrike w:val="0"/>
-          <w:noProof w:val="0"/>
-          <w:color w:val="000000" w:themeColor="text1" w:themeTint="FF" w:themeShade="FF"/>
-          <w:sz w:val="21"/>
-          <w:szCs w:val="21"/>
-          <w:u w:val="none"/>
-          <w:lang w:val="pt-BR"/>
-        </w:rPr>
-        <w:t>the</w:t>
-      </w:r>
-      <w:proofErr w:type="spellEnd"/>
-      <w:r>
-        <w:rPr>
-          <w:rFonts w:ascii="Arial" w:hAnsi="Arial" w:eastAsia="Arial" w:cs="Arial"/>
-          <w:b w:val="0"/>
-          <w:bCs w:val="0"/>
-          <w:i w:val="0"/>
-          <w:iCs w:val="0"/>
-          <w:strike w:val="0"/>
-          <w:dstrike w:val="0"/>
-          <w:noProof w:val="0"/>
-          <w:color w:val="000000" w:themeColor="text1" w:themeTint="FF" w:themeShade="FF"/>
-          <w:sz w:val="21"/>
-          <w:szCs w:val="21"/>
-          <w:u w:val="none"/>
-          <w:lang w:val="pt-BR"/>
-        </w:rPr>
-        <w:t xml:space="preserve"> </w:t>
-      </w:r>
-      <w:proofErr w:type="spellStart"/>
-      <w:r>
-        <w:rPr>
-          <w:rFonts w:ascii="Arial" w:hAnsi="Arial" w:eastAsia="Arial" w:cs="Arial"/>
-          <w:b w:val="0"/>
-          <w:bCs w:val="0"/>
-          <w:i w:val="0"/>
-          <w:iCs w:val="0"/>
-          <w:strike w:val="0"/>
-          <w:dstrike w:val="0"/>
-          <w:noProof w:val="0"/>
-          <w:color w:val="000000" w:themeColor="text1" w:themeTint="FF" w:themeShade="FF"/>
-          <w:sz w:val="21"/>
-          <w:szCs w:val="21"/>
-          <w:u w:val="none"/>
-          <w:lang w:val="pt-BR"/>
-        </w:rPr>
-        <w:t>DevTools</w:t>
-      </w:r>
-      <w:proofErr w:type="spellEnd"/>
-      <w:r>
-        <w:rPr>
-          <w:rFonts w:ascii="Arial" w:hAnsi="Arial" w:eastAsia="Arial" w:cs="Arial"/>
-          <w:b w:val="0"/>
-          <w:bCs w:val="0"/>
-          <w:i w:val="0"/>
-          <w:iCs w:val="0"/>
-          <w:strike w:val="0"/>
-          <w:dstrike w:val="0"/>
-          <w:noProof w:val="0"/>
-          <w:color w:val="000000" w:themeColor="text1" w:themeTint="FF" w:themeShade="FF"/>
-          <w:sz w:val="21"/>
-          <w:szCs w:val="21"/>
-          <w:u w:val="none"/>
-          <w:lang w:val="pt-BR"/>
-        </w:rPr>
-        <w:t xml:space="preserve"> inspector a </w:t>
-      </w:r>
-      <w:proofErr w:type="spellStart"/>
-      <w:r>
-        <w:rPr>
-          <w:rFonts w:ascii="Arial" w:hAnsi="Arial" w:eastAsia="Arial" w:cs="Arial"/>
-          <w:b w:val="0"/>
-          <w:bCs w:val="0"/>
-          <w:i w:val="0"/>
-          <w:iCs w:val="0"/>
-          <w:strike w:val="0"/>
-          <w:dstrike w:val="0"/>
-          <w:noProof w:val="0"/>
-          <w:color w:val="000000" w:themeColor="text1" w:themeTint="FF" w:themeShade="FF"/>
-          <w:sz w:val="21"/>
-          <w:szCs w:val="21"/>
-          <w:u w:val="none"/>
-          <w:lang w:val="pt-BR"/>
-        </w:rPr>
-        <w:t>lot</w:t>
-      </w:r>
-      <w:proofErr w:type="spellEnd"/>
-      <w:r>
-        <w:rPr>
-          <w:rFonts w:ascii="Arial" w:hAnsi="Arial" w:eastAsia="Arial" w:cs="Arial"/>
-          <w:b w:val="0"/>
-          <w:bCs w:val="0"/>
-          <w:i w:val="0"/>
-          <w:iCs w:val="0"/>
-          <w:strike w:val="0"/>
-          <w:dstrike w:val="0"/>
-          <w:noProof w:val="0"/>
-          <w:color w:val="000000" w:themeColor="text1" w:themeTint="FF" w:themeShade="FF"/>
-          <w:sz w:val="21"/>
-          <w:szCs w:val="21"/>
-          <w:u w:val="none"/>
-          <w:lang w:val="pt-BR"/>
-        </w:rPr>
-        <w:t>.</w:t>
-      </w:r>
-      <w:r>
-        <w:rPr>
-          <w:rFonts w:ascii="Arial" w:hAnsi="Arial" w:eastAsia="Arial" w:cs="Arial"/>
-          <w:b w:val="0"/>
-          <w:bCs w:val="0"/>
-          <w:i w:val="0"/>
-          <w:iCs w:val="0"/>
-          <w:strike w:val="0"/>
-          <w:dstrike w:val="0"/>
-          <w:noProof w:val="0"/>
-          <w:color w:val="000000" w:themeColor="text1" w:themeTint="FF" w:themeShade="FF"/>
-          <w:sz w:val="21"/>
-          <w:szCs w:val="21"/>
-          <w:u w:val="none"/>
-          <w:lang w:val="pt-BR"/>
-        </w:rPr>
-        <w:t xml:space="preserve"> </w:t>
+      <w:r>
+        <w:rPr>
+          <w:rFonts w:ascii="Arial" w:hAnsi="Arial" w:eastAsia="Arial" w:cs="Arial"/>
+          <w:b w:val="0"/>
+          <w:bCs w:val="0"/>
+          <w:i w:val="0"/>
+          <w:iCs w:val="0"/>
+          <w:strike w:val="0"/>
+          <w:dstrike w:val="0"/>
+          <w:noProof w:val="0"/>
+          <w:color w:val="000000" w:themeColor="text1" w:themeTint="FF" w:themeShade="FF"/>
+          <w:sz w:val="21"/>
+          <w:szCs w:val="21"/>
+          <w:u w:val="none"/>
+          <w:lang w:val="pt-BR"/>
+        </w:rPr>
+        <w:t>DevTools inspector a lot</w:t>
+      </w:r>
+      <w:r>
+        <w:rPr>
+          <w:rFonts w:ascii="Arial" w:hAnsi="Arial" w:eastAsia="Arial" w:cs="Arial"/>
+          <w:b w:val="0"/>
+          <w:bCs w:val="0"/>
+          <w:i w:val="0"/>
+          <w:iCs w:val="0"/>
+          <w:strike w:val="0"/>
+          <w:dstrike w:val="0"/>
+          <w:noProof w:val="0"/>
+          <w:color w:val="000000" w:themeColor="text1" w:themeTint="FF" w:themeShade="FF"/>
+          <w:sz w:val="21"/>
+          <w:szCs w:val="21"/>
+          <w:u w:val="none"/>
+          <w:lang w:val="pt-BR"/>
+        </w:rPr>
+        <w:t xml:space="preserve">. </w:t>
       </w:r>
     </w:p>
     <w:p>
@@ -4185,25 +5515,7 @@
           <w:u w:val="none"/>
           <w:lang w:val="pt-BR"/>
         </w:rPr>
-        <w:t>•</w:t>
-      </w:r>
-      <w:r>
-        <w:rPr>
-          <w:rFonts w:ascii="Arial" w:hAnsi="Arial" w:eastAsia="Arial" w:cs="Arial"/>
-          <w:b w:val="0"/>
-          <w:bCs w:val="0"/>
-          <w:i w:val="0"/>
-          <w:iCs w:val="0"/>
-          <w:strike w:val="0"/>
-          <w:dstrike w:val="0"/>
-          <w:noProof w:val="0"/>
-          <w:color w:val="000000" w:themeColor="text1" w:themeTint="FF" w:themeShade="FF"/>
-          <w:sz w:val="21"/>
-          <w:szCs w:val="21"/>
-          <w:u w:val="none"/>
-          <w:lang w:val="pt-BR"/>
-        </w:rPr>
-        <w:t xml:space="preserve">  </w:t>
+        <w:t xml:space="preserve">•  </w:t>
       </w:r>
       <w:r>
         <w:rPr>
@@ -4274,25 +5586,7 @@
           <w:u w:val="none"/>
           <w:lang w:val="pt-BR"/>
         </w:rPr>
-        <w:t>:</w:t>
-      </w:r>
-      <w:r>
-        <w:rPr>
-          <w:rFonts w:ascii="Arial" w:hAnsi="Arial" w:eastAsia="Arial" w:cs="Arial"/>
-          <w:b w:val="1"/>
-          <w:bCs w:val="1"/>
-          <w:i w:val="0"/>
-          <w:iCs w:val="0"/>
-          <w:strike w:val="0"/>
-          <w:dstrike w:val="0"/>
-          <w:noProof w:val="0"/>
-          <w:color w:val="000000" w:themeColor="text1" w:themeTint="FF" w:themeShade="FF"/>
-          <w:sz w:val="22"/>
-          <w:szCs w:val="22"/>
-          <w:u w:val="none"/>
-          <w:lang w:val="pt-BR"/>
-        </w:rPr>
-        <w:t xml:space="preserve"> </w:t>
+        <w:t xml:space="preserve">: </w:t>
       </w:r>
       <w:r>
         <w:rPr>
@@ -4592,7 +5886,7 @@
           <w:u w:val="none"/>
           <w:lang w:val="pt-BR"/>
         </w:rPr>
-        <w:t>Consumption of REST APIs</w:t>
+        <w:t>Consumption</w:t>
       </w:r>
       <w:r>
         <w:rPr>
@@ -4612,7 +5906,7 @@
           <w:u w:val="none"/>
           <w:lang w:val="pt-BR"/>
         </w:rPr>
-        <w:t xml:space="preserve">, </w:t>
+        <w:t xml:space="preserve"> </w:t>
       </w:r>
       <w:r>
         <w:rPr>
@@ -4632,7 +5926,7 @@
           <w:u w:val="none"/>
           <w:lang w:val="pt-BR"/>
         </w:rPr>
-        <w:t xml:space="preserve">SOLID </w:t>
+        <w:t>of</w:t>
       </w:r>
       <w:r>
         <w:rPr>
@@ -4652,7 +5946,7 @@
           <w:u w:val="none"/>
           <w:lang w:val="pt-BR"/>
         </w:rPr>
-        <w:t>principles</w:t>
+        <w:t xml:space="preserve"> REST APIs</w:t>
       </w:r>
       <w:r>
         <w:rPr>
@@ -4672,7 +5966,7 @@
           <w:u w:val="none"/>
           <w:lang w:val="pt-BR"/>
         </w:rPr>
-        <w:t xml:space="preserve">, Scrum, </w:t>
+        <w:t xml:space="preserve">, </w:t>
       </w:r>
       <w:r>
         <w:rPr>
@@ -4692,7 +5986,7 @@
           <w:u w:val="none"/>
           <w:lang w:val="pt-BR"/>
         </w:rPr>
-        <w:t>K</w:t>
+        <w:t xml:space="preserve">SOLID </w:t>
       </w:r>
       <w:r>
         <w:rPr>
@@ -4712,7 +6006,7 @@
           <w:u w:val="none"/>
           <w:lang w:val="pt-BR"/>
         </w:rPr>
-        <w:t>anban</w:t>
+        <w:t>principles</w:t>
       </w:r>
       <w:r>
         <w:rPr>
@@ -4732,7 +6026,7 @@
           <w:u w:val="none"/>
           <w:lang w:val="pt-BR"/>
         </w:rPr>
-        <w:t>,</w:t>
+        <w:t xml:space="preserve">, Scrum, </w:t>
       </w:r>
       <w:r>
         <w:rPr>
@@ -4752,7 +6046,7 @@
           <w:u w:val="none"/>
           <w:lang w:val="pt-BR"/>
         </w:rPr>
-        <w:t xml:space="preserve"> </w:t>
+        <w:t>Kanban</w:t>
       </w:r>
       <w:r>
         <w:rPr>
@@ -4772,7 +6066,7 @@
           <w:u w:val="none"/>
           <w:lang w:val="pt-BR"/>
         </w:rPr>
-        <w:t>G</w:t>
+        <w:t xml:space="preserve">, </w:t>
       </w:r>
       <w:r>
         <w:rPr>
@@ -4792,7 +6086,7 @@
           <w:u w:val="none"/>
           <w:lang w:val="pt-BR"/>
         </w:rPr>
-        <w:t>it</w:t>
+        <w:t>Git</w:t>
       </w:r>
       <w:r>
         <w:rPr>
@@ -4834,2108 +6128,6 @@
         </w:rPr>
         <w:t xml:space="preserve"> GitHub.</w:t>
       </w:r>
-    </w:p>
-    <w:p>
-      <w:pPr>
-        <w:pStyle w:val="Normal"/>
-        <w:keepNext w:val="0"/>
-        <w:keepLines w:val="0"/>
-        <w:spacing w:before="80" w:beforeAutospacing="off" w:after="0" w:afterAutospacing="off" w:line="276" w:lineRule="auto"/>
-        <w:ind w:left="-822" w:right="-844"/>
-        <w:jc w:val="both"/>
-        <w:rPr>
-          <w:rFonts w:ascii="Arial" w:hAnsi="Arial" w:eastAsia="Arial" w:cs="Arial"/>
-          <w:b w:val="1"/>
-          <w:bCs w:val="1"/>
-          <w:i w:val="0"/>
-          <w:iCs w:val="0"/>
-          <w:strike w:val="0"/>
-          <w:dstrike w:val="0"/>
-          <w:noProof w:val="0"/>
-          <w:color w:val="000000" w:themeColor="text1" w:themeTint="FF" w:themeShade="FF"/>
-          <w:sz w:val="12"/>
-          <w:szCs w:val="12"/>
-          <w:u w:val="none"/>
-          <w:lang w:val="pt-BR"/>
-        </w:rPr>
-      </w:pPr>
-    </w:p>
-    <w:p>
-      <w:pPr>
-        <w:pStyle w:val="Heading2"/>
-        <w:keepNext w:val="0"/>
-        <w:keepLines w:val="0"/>
-        <w:spacing w:before="80" w:beforeAutospacing="off"/>
-        <w:ind w:left="-822" w:right="-567"/>
-        <w:rPr>
-          <w:rFonts w:ascii="Arial" w:hAnsi="Arial" w:eastAsia="Arial" w:cs="Arial"/>
-          <w:b w:val="0"/>
-          <w:bCs w:val="0"/>
-          <w:i w:val="0"/>
-          <w:iCs w:val="0"/>
-          <w:strike w:val="0"/>
-          <w:dstrike w:val="0"/>
-          <w:noProof w:val="0"/>
-          <w:color w:val="000000" w:themeColor="text1" w:themeTint="FF" w:themeShade="FF"/>
-          <w:sz w:val="24"/>
-          <w:szCs w:val="24"/>
-          <w:u w:val="none"/>
-          <w:lang w:val="pt-BR"/>
-        </w:rPr>
-      </w:pPr>
-      <w:r>
-        <w:rPr>
-          <w:rFonts w:ascii="Arial" w:hAnsi="Arial" w:eastAsia="Arial" w:cs="Arial"/>
-          <w:b w:val="1"/>
-          <w:bCs w:val="1"/>
-          <w:i w:val="0"/>
-          <w:iCs w:val="0"/>
-          <w:noProof w:val="0"/>
-          <w:color w:val="000000" w:themeColor="text1" w:themeTint="FF" w:themeShade="FF"/>
-          <w:sz w:val="24"/>
-          <w:szCs w:val="24"/>
-          <w:lang w:val="pt-BR"/>
-        </w:rPr>
-        <w:t xml:space="preserve">Henrique </w:t>
-      </w:r>
-      <w:r>
-        <w:rPr>
-          <w:rFonts w:ascii="Arial" w:hAnsi="Arial" w:eastAsia="Arial" w:cs="Arial"/>
-          <w:b w:val="1"/>
-          <w:bCs w:val="1"/>
-          <w:i w:val="0"/>
-          <w:iCs w:val="0"/>
-          <w:noProof w:val="0"/>
-          <w:color w:val="000000" w:themeColor="text1" w:themeTint="FF" w:themeShade="FF"/>
-          <w:sz w:val="24"/>
-          <w:szCs w:val="24"/>
-          <w:lang w:val="pt-BR"/>
-        </w:rPr>
-        <w:t>Mascarin</w:t>
-      </w:r>
-      <w:r>
-        <w:rPr>
-          <w:rFonts w:ascii="Arial" w:hAnsi="Arial" w:eastAsia="Arial" w:cs="Arial"/>
-          <w:b w:val="1"/>
-          <w:bCs w:val="1"/>
-          <w:i w:val="0"/>
-          <w:iCs w:val="0"/>
-          <w:noProof w:val="0"/>
-          <w:lang w:val="pt-BR"/>
-        </w:rPr>
-        <w:t xml:space="preserve"> </w:t>
-      </w:r>
-      <w:r>
-        <w:rPr>
-          <w:rFonts w:ascii="Arial" w:hAnsi="Arial" w:eastAsia="Arial" w:cs="Arial"/>
-          <w:b w:val="1"/>
-          <w:bCs w:val="1"/>
-          <w:i w:val="1"/>
-          <w:iCs w:val="1"/>
-          <w:noProof w:val="0"/>
-          <w:color w:val="000000" w:themeColor="text1" w:themeTint="FF" w:themeShade="FF"/>
-          <w:sz w:val="24"/>
-          <w:szCs w:val="24"/>
-          <w:lang w:val="pt-BR"/>
-        </w:rPr>
-        <w:t>–</w:t>
-      </w:r>
-      <w:r>
-        <w:rPr>
-          <w:rFonts w:ascii="Arial" w:hAnsi="Arial" w:eastAsia="Arial" w:cs="Arial"/>
-          <w:b w:val="1"/>
-          <w:bCs w:val="1"/>
-          <w:i w:val="1"/>
-          <w:iCs w:val="1"/>
-          <w:noProof w:val="0"/>
-          <w:lang w:val="pt-BR"/>
-        </w:rPr>
-        <w:t xml:space="preserve"> </w:t>
-      </w:r>
-      <w:r>
-        <w:rPr>
-          <w:rFonts w:ascii="Arial" w:hAnsi="Arial" w:eastAsia="Arial" w:cs="Arial"/>
-          <w:b w:val="1"/>
-          <w:bCs w:val="1"/>
-          <w:i w:val="1"/>
-          <w:iCs w:val="1"/>
-          <w:noProof w:val="0"/>
-          <w:color w:val="000000" w:themeColor="text1" w:themeTint="FF" w:themeShade="FF"/>
-          <w:sz w:val="24"/>
-          <w:szCs w:val="24"/>
-          <w:lang w:val="pt-BR"/>
-        </w:rPr>
-        <w:t>Founder</w:t>
-      </w:r>
-      <w:r>
-        <w:rPr>
-          <w:rFonts w:ascii="Arial" w:hAnsi="Arial" w:eastAsia="Arial" w:cs="Arial"/>
-          <w:b w:val="1"/>
-          <w:bCs w:val="1"/>
-          <w:i w:val="1"/>
-          <w:iCs w:val="1"/>
-          <w:noProof w:val="0"/>
-          <w:color w:val="000000" w:themeColor="text1" w:themeTint="FF" w:themeShade="FF"/>
-          <w:sz w:val="24"/>
-          <w:szCs w:val="24"/>
-          <w:lang w:val="pt-BR"/>
-        </w:rPr>
-        <w:t xml:space="preserve"> </w:t>
-      </w:r>
-      <w:r>
-        <w:rPr>
-          <w:rFonts w:ascii="Arial" w:hAnsi="Arial" w:eastAsia="Arial" w:cs="Arial"/>
-          <w:b w:val="1"/>
-          <w:bCs w:val="1"/>
-          <w:i w:val="1"/>
-          <w:iCs w:val="1"/>
-          <w:noProof w:val="0"/>
-          <w:color w:val="000000" w:themeColor="text1" w:themeTint="FF" w:themeShade="FF"/>
-          <w:sz w:val="24"/>
-          <w:szCs w:val="24"/>
-          <w:lang w:val="pt-BR"/>
-        </w:rPr>
-        <w:t>and</w:t>
-      </w:r>
-      <w:r>
-        <w:rPr>
-          <w:rFonts w:ascii="Arial" w:hAnsi="Arial" w:eastAsia="Arial" w:cs="Arial"/>
-          <w:b w:val="1"/>
-          <w:bCs w:val="1"/>
-          <w:i w:val="1"/>
-          <w:iCs w:val="1"/>
-          <w:noProof w:val="0"/>
-          <w:color w:val="000000" w:themeColor="text1" w:themeTint="FF" w:themeShade="FF"/>
-          <w:sz w:val="24"/>
-          <w:szCs w:val="24"/>
-          <w:lang w:val="pt-BR"/>
-        </w:rPr>
-        <w:t xml:space="preserve"> Mobile </w:t>
-      </w:r>
-      <w:r>
-        <w:rPr>
-          <w:rFonts w:ascii="Arial" w:hAnsi="Arial" w:eastAsia="Arial" w:cs="Arial"/>
-          <w:b w:val="1"/>
-          <w:bCs w:val="1"/>
-          <w:i w:val="1"/>
-          <w:iCs w:val="1"/>
-          <w:noProof w:val="0"/>
-          <w:color w:val="000000" w:themeColor="text1" w:themeTint="FF" w:themeShade="FF"/>
-          <w:sz w:val="24"/>
-          <w:szCs w:val="24"/>
-          <w:lang w:val="pt-BR"/>
-        </w:rPr>
-        <w:t>Developer</w:t>
-      </w:r>
-      <w:r>
-        <w:rPr>
-          <w:rFonts w:ascii="Arial" w:hAnsi="Arial" w:eastAsia="Arial" w:cs="Arial"/>
-          <w:b w:val="1"/>
-          <w:bCs w:val="1"/>
-          <w:i w:val="1"/>
-          <w:iCs w:val="1"/>
-          <w:noProof w:val="0"/>
-          <w:lang w:val="pt-BR"/>
-        </w:rPr>
-        <w:t xml:space="preserve"> </w:t>
-      </w:r>
-      <w:r>
-        <w:rPr>
-          <w:rFonts w:ascii="Arial" w:hAnsi="Arial" w:eastAsia="Arial" w:cs="Arial"/>
-          <w:b w:val="0"/>
-          <w:bCs w:val="0"/>
-          <w:i w:val="1"/>
-          <w:iCs w:val="1"/>
-          <w:noProof w:val="0"/>
-          <w:color w:val="000000" w:themeColor="text1" w:themeTint="FF" w:themeShade="FF"/>
-          <w:sz w:val="24"/>
-          <w:szCs w:val="24"/>
-          <w:lang w:val="pt-BR"/>
-        </w:rPr>
-        <w:t>(</w:t>
-      </w:r>
-      <w:r>
-        <w:rPr>
-          <w:rFonts w:ascii="Arial" w:hAnsi="Arial" w:eastAsia="Arial" w:cs="Arial"/>
-          <w:b w:val="0"/>
-          <w:bCs w:val="0"/>
-          <w:i w:val="1"/>
-          <w:iCs w:val="1"/>
-          <w:noProof w:val="0"/>
-          <w:color w:val="000000" w:themeColor="text1" w:themeTint="FF" w:themeShade="FF"/>
-          <w:sz w:val="24"/>
-          <w:szCs w:val="24"/>
-          <w:lang w:val="pt-BR"/>
-        </w:rPr>
-        <w:t>august</w:t>
-      </w:r>
-      <w:r>
-        <w:rPr>
-          <w:rFonts w:ascii="Arial" w:hAnsi="Arial" w:eastAsia="Arial" w:cs="Arial"/>
-          <w:b w:val="0"/>
-          <w:bCs w:val="0"/>
-          <w:i w:val="1"/>
-          <w:iCs w:val="1"/>
-          <w:noProof w:val="0"/>
-          <w:color w:val="000000" w:themeColor="text1" w:themeTint="FF" w:themeShade="FF"/>
-          <w:sz w:val="24"/>
-          <w:szCs w:val="24"/>
-          <w:lang w:val="pt-BR"/>
-        </w:rPr>
-        <w:t>/2024 - december/2024)</w:t>
-      </w:r>
-    </w:p>
-    <w:p>
-      <w:pPr>
-        <w:pStyle w:val="Normal"/>
-        <w:keepNext w:val="0"/>
-        <w:keepLines w:val="0"/>
-        <w:spacing w:before="80" w:beforeAutospacing="off" w:after="0" w:afterAutospacing="off" w:line="276" w:lineRule="auto"/>
-        <w:ind w:left="-822" w:right="-844"/>
-        <w:jc w:val="both"/>
-        <w:rPr>
-          <w:rFonts w:ascii="Arial" w:hAnsi="Arial" w:eastAsia="Arial" w:cs="Arial"/>
-          <w:b w:val="0"/>
-          <w:bCs w:val="0"/>
-          <w:i w:val="0"/>
-          <w:iCs w:val="0"/>
-          <w:strike w:val="0"/>
-          <w:dstrike w:val="0"/>
-          <w:noProof w:val="0"/>
-          <w:color w:val="000000" w:themeColor="text1" w:themeTint="FF" w:themeShade="FF"/>
-          <w:sz w:val="21"/>
-          <w:szCs w:val="21"/>
-          <w:u w:val="none"/>
-          <w:lang w:val="pt-BR"/>
-        </w:rPr>
-      </w:pPr>
-      <w:r>
-        <w:rPr>
-          <w:rFonts w:ascii="Arial" w:hAnsi="Arial" w:eastAsia="Arial" w:cs="Arial"/>
-          <w:b w:val="0"/>
-          <w:bCs w:val="0"/>
-          <w:i w:val="0"/>
-          <w:iCs w:val="0"/>
-          <w:strike w:val="0"/>
-          <w:dstrike w:val="0"/>
-          <w:noProof w:val="0"/>
-          <w:color w:val="000000" w:themeColor="text1" w:themeTint="FF" w:themeShade="FF"/>
-          <w:sz w:val="21"/>
-          <w:szCs w:val="21"/>
-          <w:u w:val="none"/>
-          <w:lang w:val="pt-BR"/>
-        </w:rPr>
-        <w:t>•</w:t>
-      </w:r>
-      <w:r>
-        <w:rPr>
-          <w:rFonts w:ascii="Arial" w:hAnsi="Arial" w:eastAsia="Arial" w:cs="Arial"/>
-          <w:b w:val="0"/>
-          <w:bCs w:val="0"/>
-          <w:i w:val="0"/>
-          <w:iCs w:val="0"/>
-          <w:strike w:val="0"/>
-          <w:dstrike w:val="0"/>
-          <w:noProof w:val="0"/>
-          <w:color w:val="000000" w:themeColor="text1" w:themeTint="FF" w:themeShade="FF"/>
-          <w:sz w:val="21"/>
-          <w:szCs w:val="21"/>
-          <w:u w:val="none"/>
-          <w:lang w:val="pt-BR"/>
-        </w:rPr>
-        <w:t xml:space="preserve">  </w:t>
-      </w:r>
-      <w:r>
-        <w:rPr>
-          <w:rFonts w:ascii="Arial" w:hAnsi="Arial" w:eastAsia="Arial" w:cs="Arial"/>
-          <w:b w:val="0"/>
-          <w:bCs w:val="0"/>
-          <w:i w:val="0"/>
-          <w:iCs w:val="0"/>
-          <w:strike w:val="0"/>
-          <w:dstrike w:val="0"/>
-          <w:noProof w:val="0"/>
-          <w:color w:val="000000" w:themeColor="text1" w:themeTint="FF" w:themeShade="FF"/>
-          <w:sz w:val="21"/>
-          <w:szCs w:val="21"/>
-          <w:u w:val="none"/>
-          <w:lang w:val="pt-BR"/>
-        </w:rPr>
-        <w:t xml:space="preserve">Build </w:t>
-      </w:r>
-      <w:proofErr w:type="spellStart"/>
-      <w:r>
-        <w:rPr>
-          <w:rFonts w:ascii="Arial" w:hAnsi="Arial" w:eastAsia="Arial" w:cs="Arial"/>
-          <w:b w:val="0"/>
-          <w:bCs w:val="0"/>
-          <w:i w:val="0"/>
-          <w:iCs w:val="0"/>
-          <w:strike w:val="0"/>
-          <w:dstrike w:val="0"/>
-          <w:noProof w:val="0"/>
-          <w:color w:val="000000" w:themeColor="text1" w:themeTint="FF" w:themeShade="FF"/>
-          <w:sz w:val="21"/>
-          <w:szCs w:val="21"/>
-          <w:u w:val="none"/>
-          <w:lang w:val="pt-BR"/>
-        </w:rPr>
-        <w:t>my</w:t>
-      </w:r>
-      <w:proofErr w:type="spellEnd"/>
-      <w:r>
-        <w:rPr>
-          <w:rFonts w:ascii="Arial" w:hAnsi="Arial" w:eastAsia="Arial" w:cs="Arial"/>
-          <w:b w:val="0"/>
-          <w:bCs w:val="0"/>
-          <w:i w:val="0"/>
-          <w:iCs w:val="0"/>
-          <w:strike w:val="0"/>
-          <w:dstrike w:val="0"/>
-          <w:noProof w:val="0"/>
-          <w:color w:val="000000" w:themeColor="text1" w:themeTint="FF" w:themeShade="FF"/>
-          <w:sz w:val="21"/>
-          <w:szCs w:val="21"/>
-          <w:u w:val="none"/>
-          <w:lang w:val="pt-BR"/>
-        </w:rPr>
-        <w:t xml:space="preserve"> brand </w:t>
-      </w:r>
-      <w:proofErr w:type="spellStart"/>
-      <w:r>
-        <w:rPr>
-          <w:rFonts w:ascii="Arial" w:hAnsi="Arial" w:eastAsia="Arial" w:cs="Arial"/>
-          <w:b w:val="0"/>
-          <w:bCs w:val="0"/>
-          <w:i w:val="0"/>
-          <w:iCs w:val="0"/>
-          <w:strike w:val="0"/>
-          <w:dstrike w:val="0"/>
-          <w:noProof w:val="0"/>
-          <w:color w:val="000000" w:themeColor="text1" w:themeTint="FF" w:themeShade="FF"/>
-          <w:sz w:val="21"/>
-          <w:szCs w:val="21"/>
-          <w:u w:val="none"/>
-          <w:lang w:val="pt-BR"/>
-        </w:rPr>
-        <w:t>on</w:t>
-      </w:r>
-      <w:proofErr w:type="spellEnd"/>
-      <w:r>
-        <w:rPr>
-          <w:rFonts w:ascii="Arial" w:hAnsi="Arial" w:eastAsia="Arial" w:cs="Arial"/>
-          <w:b w:val="0"/>
-          <w:bCs w:val="0"/>
-          <w:i w:val="0"/>
-          <w:iCs w:val="0"/>
-          <w:strike w:val="0"/>
-          <w:dstrike w:val="0"/>
-          <w:noProof w:val="0"/>
-          <w:color w:val="000000" w:themeColor="text1" w:themeTint="FF" w:themeShade="FF"/>
-          <w:sz w:val="21"/>
-          <w:szCs w:val="21"/>
-          <w:u w:val="none"/>
-          <w:lang w:val="pt-BR"/>
-        </w:rPr>
-        <w:t xml:space="preserve"> Google Play </w:t>
-      </w:r>
-      <w:proofErr w:type="spellStart"/>
-      <w:r>
-        <w:rPr>
-          <w:rFonts w:ascii="Arial" w:hAnsi="Arial" w:eastAsia="Arial" w:cs="Arial"/>
-          <w:b w:val="0"/>
-          <w:bCs w:val="0"/>
-          <w:i w:val="0"/>
-          <w:iCs w:val="0"/>
-          <w:strike w:val="0"/>
-          <w:dstrike w:val="0"/>
-          <w:noProof w:val="0"/>
-          <w:color w:val="000000" w:themeColor="text1" w:themeTint="FF" w:themeShade="FF"/>
-          <w:sz w:val="21"/>
-          <w:szCs w:val="21"/>
-          <w:u w:val="none"/>
-          <w:lang w:val="pt-BR"/>
-        </w:rPr>
-        <w:t>and</w:t>
-      </w:r>
-      <w:proofErr w:type="spellEnd"/>
-      <w:r>
-        <w:rPr>
-          <w:rFonts w:ascii="Arial" w:hAnsi="Arial" w:eastAsia="Arial" w:cs="Arial"/>
-          <w:b w:val="0"/>
-          <w:bCs w:val="0"/>
-          <w:i w:val="0"/>
-          <w:iCs w:val="0"/>
-          <w:strike w:val="0"/>
-          <w:dstrike w:val="0"/>
-          <w:noProof w:val="0"/>
-          <w:color w:val="000000" w:themeColor="text1" w:themeTint="FF" w:themeShade="FF"/>
-          <w:sz w:val="21"/>
-          <w:szCs w:val="21"/>
-          <w:u w:val="none"/>
-          <w:lang w:val="pt-BR"/>
-        </w:rPr>
-        <w:t xml:space="preserve"> take </w:t>
-      </w:r>
-      <w:proofErr w:type="spellStart"/>
-      <w:r>
-        <w:rPr>
-          <w:rFonts w:ascii="Arial" w:hAnsi="Arial" w:eastAsia="Arial" w:cs="Arial"/>
-          <w:b w:val="0"/>
-          <w:bCs w:val="0"/>
-          <w:i w:val="0"/>
-          <w:iCs w:val="0"/>
-          <w:strike w:val="0"/>
-          <w:dstrike w:val="0"/>
-          <w:noProof w:val="0"/>
-          <w:color w:val="000000" w:themeColor="text1" w:themeTint="FF" w:themeShade="FF"/>
-          <w:sz w:val="21"/>
-          <w:szCs w:val="21"/>
-          <w:u w:val="none"/>
-          <w:lang w:val="pt-BR"/>
-        </w:rPr>
-        <w:t>care</w:t>
-      </w:r>
-      <w:proofErr w:type="spellEnd"/>
-      <w:r>
-        <w:rPr>
-          <w:rFonts w:ascii="Arial" w:hAnsi="Arial" w:eastAsia="Arial" w:cs="Arial"/>
-          <w:b w:val="0"/>
-          <w:bCs w:val="0"/>
-          <w:i w:val="0"/>
-          <w:iCs w:val="0"/>
-          <w:strike w:val="0"/>
-          <w:dstrike w:val="0"/>
-          <w:noProof w:val="0"/>
-          <w:color w:val="000000" w:themeColor="text1" w:themeTint="FF" w:themeShade="FF"/>
-          <w:sz w:val="21"/>
-          <w:szCs w:val="21"/>
-          <w:u w:val="none"/>
-          <w:lang w:val="pt-BR"/>
-        </w:rPr>
-        <w:t xml:space="preserve"> </w:t>
-      </w:r>
-      <w:proofErr w:type="spellStart"/>
-      <w:r>
-        <w:rPr>
-          <w:rFonts w:ascii="Arial" w:hAnsi="Arial" w:eastAsia="Arial" w:cs="Arial"/>
-          <w:b w:val="0"/>
-          <w:bCs w:val="0"/>
-          <w:i w:val="0"/>
-          <w:iCs w:val="0"/>
-          <w:strike w:val="0"/>
-          <w:dstrike w:val="0"/>
-          <w:noProof w:val="0"/>
-          <w:color w:val="000000" w:themeColor="text1" w:themeTint="FF" w:themeShade="FF"/>
-          <w:sz w:val="21"/>
-          <w:szCs w:val="21"/>
-          <w:u w:val="none"/>
-          <w:lang w:val="pt-BR"/>
-        </w:rPr>
-        <w:t>of</w:t>
-      </w:r>
-      <w:proofErr w:type="spellEnd"/>
-      <w:r>
-        <w:rPr>
-          <w:rFonts w:ascii="Arial" w:hAnsi="Arial" w:eastAsia="Arial" w:cs="Arial"/>
-          <w:b w:val="0"/>
-          <w:bCs w:val="0"/>
-          <w:i w:val="0"/>
-          <w:iCs w:val="0"/>
-          <w:strike w:val="0"/>
-          <w:dstrike w:val="0"/>
-          <w:noProof w:val="0"/>
-          <w:color w:val="000000" w:themeColor="text1" w:themeTint="FF" w:themeShade="FF"/>
-          <w:sz w:val="21"/>
-          <w:szCs w:val="21"/>
-          <w:u w:val="none"/>
-          <w:lang w:val="pt-BR"/>
-        </w:rPr>
-        <w:t xml:space="preserve"> marketing </w:t>
-      </w:r>
-      <w:proofErr w:type="spellStart"/>
-      <w:r>
-        <w:rPr>
-          <w:rFonts w:ascii="Arial" w:hAnsi="Arial" w:eastAsia="Arial" w:cs="Arial"/>
-          <w:b w:val="0"/>
-          <w:bCs w:val="0"/>
-          <w:i w:val="0"/>
-          <w:iCs w:val="0"/>
-          <w:strike w:val="0"/>
-          <w:dstrike w:val="0"/>
-          <w:noProof w:val="0"/>
-          <w:color w:val="000000" w:themeColor="text1" w:themeTint="FF" w:themeShade="FF"/>
-          <w:sz w:val="21"/>
-          <w:szCs w:val="21"/>
-          <w:u w:val="none"/>
-          <w:lang w:val="pt-BR"/>
-        </w:rPr>
-        <w:t>about</w:t>
-      </w:r>
-      <w:proofErr w:type="spellEnd"/>
-      <w:r>
-        <w:rPr>
-          <w:rFonts w:ascii="Arial" w:hAnsi="Arial" w:eastAsia="Arial" w:cs="Arial"/>
-          <w:b w:val="0"/>
-          <w:bCs w:val="0"/>
-          <w:i w:val="0"/>
-          <w:iCs w:val="0"/>
-          <w:strike w:val="0"/>
-          <w:dstrike w:val="0"/>
-          <w:noProof w:val="0"/>
-          <w:color w:val="000000" w:themeColor="text1" w:themeTint="FF" w:themeShade="FF"/>
-          <w:sz w:val="21"/>
-          <w:szCs w:val="21"/>
-          <w:u w:val="none"/>
-          <w:lang w:val="pt-BR"/>
-        </w:rPr>
-        <w:t xml:space="preserve"> </w:t>
-      </w:r>
-      <w:proofErr w:type="spellStart"/>
-      <w:r>
-        <w:rPr>
-          <w:rFonts w:ascii="Arial" w:hAnsi="Arial" w:eastAsia="Arial" w:cs="Arial"/>
-          <w:b w:val="0"/>
-          <w:bCs w:val="0"/>
-          <w:i w:val="0"/>
-          <w:iCs w:val="0"/>
-          <w:strike w:val="0"/>
-          <w:dstrike w:val="0"/>
-          <w:noProof w:val="0"/>
-          <w:color w:val="000000" w:themeColor="text1" w:themeTint="FF" w:themeShade="FF"/>
-          <w:sz w:val="21"/>
-          <w:szCs w:val="21"/>
-          <w:u w:val="none"/>
-          <w:lang w:val="pt-BR"/>
-        </w:rPr>
-        <w:t>the</w:t>
-      </w:r>
-      <w:proofErr w:type="spellEnd"/>
-      <w:r>
-        <w:rPr>
-          <w:rFonts w:ascii="Arial" w:hAnsi="Arial" w:eastAsia="Arial" w:cs="Arial"/>
-          <w:b w:val="0"/>
-          <w:bCs w:val="0"/>
-          <w:i w:val="0"/>
-          <w:iCs w:val="0"/>
-          <w:strike w:val="0"/>
-          <w:dstrike w:val="0"/>
-          <w:noProof w:val="0"/>
-          <w:color w:val="000000" w:themeColor="text1" w:themeTint="FF" w:themeShade="FF"/>
-          <w:sz w:val="21"/>
-          <w:szCs w:val="21"/>
-          <w:u w:val="none"/>
-          <w:lang w:val="pt-BR"/>
-        </w:rPr>
-        <w:t xml:space="preserve"> apps </w:t>
-      </w:r>
-      <w:proofErr w:type="spellStart"/>
-      <w:r>
-        <w:rPr>
-          <w:rFonts w:ascii="Arial" w:hAnsi="Arial" w:eastAsia="Arial" w:cs="Arial"/>
-          <w:b w:val="0"/>
-          <w:bCs w:val="0"/>
-          <w:i w:val="0"/>
-          <w:iCs w:val="0"/>
-          <w:strike w:val="0"/>
-          <w:dstrike w:val="0"/>
-          <w:noProof w:val="0"/>
-          <w:color w:val="000000" w:themeColor="text1" w:themeTint="FF" w:themeShade="FF"/>
-          <w:sz w:val="21"/>
-          <w:szCs w:val="21"/>
-          <w:u w:val="none"/>
-          <w:lang w:val="pt-BR"/>
-        </w:rPr>
-        <w:t>on</w:t>
-      </w:r>
-      <w:proofErr w:type="spellEnd"/>
-      <w:r>
-        <w:rPr>
-          <w:rFonts w:ascii="Arial" w:hAnsi="Arial" w:eastAsia="Arial" w:cs="Arial"/>
-          <w:b w:val="0"/>
-          <w:bCs w:val="0"/>
-          <w:i w:val="0"/>
-          <w:iCs w:val="0"/>
-          <w:strike w:val="0"/>
-          <w:dstrike w:val="0"/>
-          <w:noProof w:val="0"/>
-          <w:color w:val="000000" w:themeColor="text1" w:themeTint="FF" w:themeShade="FF"/>
-          <w:sz w:val="21"/>
-          <w:szCs w:val="21"/>
-          <w:u w:val="none"/>
-          <w:lang w:val="pt-BR"/>
-        </w:rPr>
-        <w:t xml:space="preserve"> </w:t>
-      </w:r>
-      <w:proofErr w:type="spellStart"/>
-      <w:r>
-        <w:rPr>
-          <w:rFonts w:ascii="Arial" w:hAnsi="Arial" w:eastAsia="Arial" w:cs="Arial"/>
-          <w:b w:val="0"/>
-          <w:bCs w:val="0"/>
-          <w:i w:val="0"/>
-          <w:iCs w:val="0"/>
-          <w:strike w:val="0"/>
-          <w:dstrike w:val="0"/>
-          <w:noProof w:val="0"/>
-          <w:color w:val="000000" w:themeColor="text1" w:themeTint="FF" w:themeShade="FF"/>
-          <w:sz w:val="21"/>
-          <w:szCs w:val="21"/>
-          <w:u w:val="none"/>
-          <w:lang w:val="pt-BR"/>
-        </w:rPr>
-        <w:t>company's</w:t>
-      </w:r>
-      <w:proofErr w:type="spellEnd"/>
-      <w:r>
-        <w:rPr>
-          <w:rFonts w:ascii="Arial" w:hAnsi="Arial" w:eastAsia="Arial" w:cs="Arial"/>
-          <w:b w:val="0"/>
-          <w:bCs w:val="0"/>
-          <w:i w:val="0"/>
-          <w:iCs w:val="0"/>
-          <w:strike w:val="0"/>
-          <w:dstrike w:val="0"/>
-          <w:noProof w:val="0"/>
-          <w:color w:val="000000" w:themeColor="text1" w:themeTint="FF" w:themeShade="FF"/>
-          <w:sz w:val="21"/>
-          <w:szCs w:val="21"/>
-          <w:u w:val="none"/>
-          <w:lang w:val="pt-BR"/>
-        </w:rPr>
-        <w:t xml:space="preserve"> LinkedIn.</w:t>
-      </w:r>
-      <w:r>
-        <w:rPr>
-          <w:rFonts w:ascii="Arial" w:hAnsi="Arial" w:eastAsia="Arial" w:cs="Arial"/>
-          <w:b w:val="0"/>
-          <w:bCs w:val="0"/>
-          <w:i w:val="0"/>
-          <w:iCs w:val="0"/>
-          <w:strike w:val="0"/>
-          <w:dstrike w:val="0"/>
-          <w:noProof w:val="0"/>
-          <w:color w:val="000000" w:themeColor="text1" w:themeTint="FF" w:themeShade="FF"/>
-          <w:sz w:val="21"/>
-          <w:szCs w:val="21"/>
-          <w:u w:val="none"/>
-          <w:lang w:val="pt-BR"/>
-        </w:rPr>
-        <w:t xml:space="preserve"> </w:t>
-      </w:r>
-    </w:p>
-    <w:p>
-      <w:pPr>
-        <w:pStyle w:val="Normal"/>
-        <w:keepNext w:val="0"/>
-        <w:keepLines w:val="0"/>
-        <w:spacing w:before="80" w:beforeAutospacing="off" w:after="0" w:afterAutospacing="off" w:line="276" w:lineRule="auto"/>
-        <w:ind w:left="-822" w:right="-844"/>
-        <w:jc w:val="both"/>
-        <w:rPr>
-          <w:rFonts w:ascii="Arial" w:hAnsi="Arial" w:eastAsia="Arial" w:cs="Arial"/>
-          <w:b w:val="0"/>
-          <w:bCs w:val="0"/>
-          <w:i w:val="0"/>
-          <w:iCs w:val="0"/>
-          <w:strike w:val="0"/>
-          <w:dstrike w:val="0"/>
-          <w:noProof w:val="0"/>
-          <w:color w:val="000000" w:themeColor="text1" w:themeTint="FF" w:themeShade="FF"/>
-          <w:sz w:val="21"/>
-          <w:szCs w:val="21"/>
-          <w:u w:val="none"/>
-          <w:lang w:val="pt-BR"/>
-        </w:rPr>
-      </w:pPr>
-      <w:r>
-        <w:rPr>
-          <w:rFonts w:ascii="Arial" w:hAnsi="Arial" w:eastAsia="Arial" w:cs="Arial"/>
-          <w:b w:val="0"/>
-          <w:bCs w:val="0"/>
-          <w:i w:val="0"/>
-          <w:iCs w:val="0"/>
-          <w:strike w:val="0"/>
-          <w:dstrike w:val="0"/>
-          <w:noProof w:val="0"/>
-          <w:color w:val="000000" w:themeColor="text1" w:themeTint="FF" w:themeShade="FF"/>
-          <w:sz w:val="21"/>
-          <w:szCs w:val="21"/>
-          <w:u w:val="none"/>
-          <w:lang w:val="pt-BR"/>
-        </w:rPr>
-        <w:t>•</w:t>
-      </w:r>
-      <w:r>
-        <w:rPr>
-          <w:rFonts w:ascii="Arial" w:hAnsi="Arial" w:eastAsia="Arial" w:cs="Arial"/>
-          <w:b w:val="0"/>
-          <w:bCs w:val="0"/>
-          <w:i w:val="0"/>
-          <w:iCs w:val="0"/>
-          <w:strike w:val="0"/>
-          <w:dstrike w:val="0"/>
-          <w:noProof w:val="0"/>
-          <w:color w:val="000000" w:themeColor="text1" w:themeTint="FF" w:themeShade="FF"/>
-          <w:sz w:val="21"/>
-          <w:szCs w:val="21"/>
-          <w:u w:val="none"/>
-          <w:lang w:val="pt-BR"/>
-        </w:rPr>
-        <w:t xml:space="preserve">  </w:t>
-      </w:r>
-      <w:r>
-        <w:rPr>
-          <w:rFonts w:ascii="Arial" w:hAnsi="Arial" w:eastAsia="Arial" w:cs="Arial"/>
-          <w:b w:val="0"/>
-          <w:bCs w:val="0"/>
-          <w:i w:val="0"/>
-          <w:iCs w:val="0"/>
-          <w:strike w:val="0"/>
-          <w:dstrike w:val="0"/>
-          <w:noProof w:val="0"/>
-          <w:color w:val="000000" w:themeColor="text1" w:themeTint="FF" w:themeShade="FF"/>
-          <w:sz w:val="21"/>
-          <w:szCs w:val="21"/>
-          <w:u w:val="none"/>
-          <w:lang w:val="pt-BR"/>
-        </w:rPr>
-        <w:t>Develop</w:t>
-      </w:r>
-      <w:r>
-        <w:rPr>
-          <w:rFonts w:ascii="Arial" w:hAnsi="Arial" w:eastAsia="Arial" w:cs="Arial"/>
-          <w:b w:val="0"/>
-          <w:bCs w:val="0"/>
-          <w:i w:val="0"/>
-          <w:iCs w:val="0"/>
-          <w:strike w:val="0"/>
-          <w:dstrike w:val="0"/>
-          <w:noProof w:val="0"/>
-          <w:color w:val="000000" w:themeColor="text1" w:themeTint="FF" w:themeShade="FF"/>
-          <w:sz w:val="21"/>
-          <w:szCs w:val="21"/>
-          <w:u w:val="none"/>
-          <w:lang w:val="pt-BR"/>
-        </w:rPr>
-        <w:t xml:space="preserve">, </w:t>
-      </w:r>
-      <w:proofErr w:type="spellStart"/>
-      <w:r>
-        <w:rPr>
-          <w:rFonts w:ascii="Arial" w:hAnsi="Arial" w:eastAsia="Arial" w:cs="Arial"/>
-          <w:b w:val="0"/>
-          <w:bCs w:val="0"/>
-          <w:i w:val="0"/>
-          <w:iCs w:val="0"/>
-          <w:strike w:val="0"/>
-          <w:dstrike w:val="0"/>
-          <w:noProof w:val="0"/>
-          <w:color w:val="000000" w:themeColor="text1" w:themeTint="FF" w:themeShade="FF"/>
-          <w:sz w:val="21"/>
-          <w:szCs w:val="21"/>
-          <w:u w:val="none"/>
-          <w:lang w:val="pt-BR"/>
-        </w:rPr>
-        <w:t>publish</w:t>
-      </w:r>
-      <w:proofErr w:type="spellEnd"/>
-      <w:r>
-        <w:rPr>
-          <w:rFonts w:ascii="Arial" w:hAnsi="Arial" w:eastAsia="Arial" w:cs="Arial"/>
-          <w:b w:val="0"/>
-          <w:bCs w:val="0"/>
-          <w:i w:val="0"/>
-          <w:iCs w:val="0"/>
-          <w:strike w:val="0"/>
-          <w:dstrike w:val="0"/>
-          <w:noProof w:val="0"/>
-          <w:color w:val="000000" w:themeColor="text1" w:themeTint="FF" w:themeShade="FF"/>
-          <w:sz w:val="21"/>
-          <w:szCs w:val="21"/>
-          <w:u w:val="none"/>
-          <w:lang w:val="pt-BR"/>
-        </w:rPr>
-        <w:t xml:space="preserve"> </w:t>
-      </w:r>
-      <w:proofErr w:type="spellStart"/>
-      <w:r>
-        <w:rPr>
-          <w:rFonts w:ascii="Arial" w:hAnsi="Arial" w:eastAsia="Arial" w:cs="Arial"/>
-          <w:b w:val="0"/>
-          <w:bCs w:val="0"/>
-          <w:i w:val="0"/>
-          <w:iCs w:val="0"/>
-          <w:strike w:val="0"/>
-          <w:dstrike w:val="0"/>
-          <w:noProof w:val="0"/>
-          <w:color w:val="000000" w:themeColor="text1" w:themeTint="FF" w:themeShade="FF"/>
-          <w:sz w:val="21"/>
-          <w:szCs w:val="21"/>
-          <w:u w:val="none"/>
-          <w:lang w:val="pt-BR"/>
-        </w:rPr>
-        <w:t>and</w:t>
-      </w:r>
-      <w:proofErr w:type="spellEnd"/>
-      <w:r>
-        <w:rPr>
-          <w:rFonts w:ascii="Arial" w:hAnsi="Arial" w:eastAsia="Arial" w:cs="Arial"/>
-          <w:b w:val="0"/>
-          <w:bCs w:val="0"/>
-          <w:i w:val="0"/>
-          <w:iCs w:val="0"/>
-          <w:strike w:val="0"/>
-          <w:dstrike w:val="0"/>
-          <w:noProof w:val="0"/>
-          <w:color w:val="000000" w:themeColor="text1" w:themeTint="FF" w:themeShade="FF"/>
-          <w:sz w:val="21"/>
-          <w:szCs w:val="21"/>
-          <w:u w:val="none"/>
-          <w:lang w:val="pt-BR"/>
-        </w:rPr>
-        <w:t xml:space="preserve"> </w:t>
-      </w:r>
-      <w:proofErr w:type="spellStart"/>
-      <w:r>
-        <w:rPr>
-          <w:rFonts w:ascii="Arial" w:hAnsi="Arial" w:eastAsia="Arial" w:cs="Arial"/>
-          <w:b w:val="0"/>
-          <w:bCs w:val="0"/>
-          <w:i w:val="0"/>
-          <w:iCs w:val="0"/>
-          <w:strike w:val="0"/>
-          <w:dstrike w:val="0"/>
-          <w:noProof w:val="0"/>
-          <w:color w:val="000000" w:themeColor="text1" w:themeTint="FF" w:themeShade="FF"/>
-          <w:sz w:val="21"/>
-          <w:szCs w:val="21"/>
-          <w:u w:val="none"/>
-          <w:lang w:val="pt-BR"/>
-        </w:rPr>
-        <w:t>maintain</w:t>
-      </w:r>
-      <w:proofErr w:type="spellEnd"/>
-      <w:r>
-        <w:rPr>
-          <w:rFonts w:ascii="Arial" w:hAnsi="Arial" w:eastAsia="Arial" w:cs="Arial"/>
-          <w:b w:val="0"/>
-          <w:bCs w:val="0"/>
-          <w:i w:val="0"/>
-          <w:iCs w:val="0"/>
-          <w:strike w:val="0"/>
-          <w:dstrike w:val="0"/>
-          <w:noProof w:val="0"/>
-          <w:color w:val="000000" w:themeColor="text1" w:themeTint="FF" w:themeShade="FF"/>
-          <w:sz w:val="21"/>
-          <w:szCs w:val="21"/>
-          <w:u w:val="none"/>
-          <w:lang w:val="pt-BR"/>
-        </w:rPr>
-        <w:t xml:space="preserve"> in </w:t>
-      </w:r>
-      <w:proofErr w:type="spellStart"/>
-      <w:r>
-        <w:rPr>
-          <w:rFonts w:ascii="Arial" w:hAnsi="Arial" w:eastAsia="Arial" w:cs="Arial"/>
-          <w:b w:val="0"/>
-          <w:bCs w:val="0"/>
-          <w:i w:val="0"/>
-          <w:iCs w:val="0"/>
-          <w:strike w:val="0"/>
-          <w:dstrike w:val="0"/>
-          <w:noProof w:val="0"/>
-          <w:color w:val="000000" w:themeColor="text1" w:themeTint="FF" w:themeShade="FF"/>
-          <w:sz w:val="21"/>
-          <w:szCs w:val="21"/>
-          <w:u w:val="none"/>
-          <w:lang w:val="pt-BR"/>
-        </w:rPr>
-        <w:t>production</w:t>
-      </w:r>
-      <w:proofErr w:type="spellEnd"/>
-      <w:r>
-        <w:rPr>
-          <w:rFonts w:ascii="Arial" w:hAnsi="Arial" w:eastAsia="Arial" w:cs="Arial"/>
-          <w:b w:val="0"/>
-          <w:bCs w:val="0"/>
-          <w:i w:val="0"/>
-          <w:iCs w:val="0"/>
-          <w:strike w:val="0"/>
-          <w:dstrike w:val="0"/>
-          <w:noProof w:val="0"/>
-          <w:color w:val="000000" w:themeColor="text1" w:themeTint="FF" w:themeShade="FF"/>
-          <w:sz w:val="21"/>
-          <w:szCs w:val="21"/>
-          <w:u w:val="none"/>
-          <w:lang w:val="pt-BR"/>
-        </w:rPr>
-        <w:t xml:space="preserve"> </w:t>
-      </w:r>
-      <w:proofErr w:type="spellStart"/>
-      <w:r>
-        <w:rPr>
-          <w:rFonts w:ascii="Arial" w:hAnsi="Arial" w:eastAsia="Arial" w:cs="Arial"/>
-          <w:b w:val="0"/>
-          <w:bCs w:val="0"/>
-          <w:i w:val="0"/>
-          <w:iCs w:val="0"/>
-          <w:strike w:val="0"/>
-          <w:dstrike w:val="0"/>
-          <w:noProof w:val="0"/>
-          <w:color w:val="000000" w:themeColor="text1" w:themeTint="FF" w:themeShade="FF"/>
-          <w:sz w:val="21"/>
-          <w:szCs w:val="21"/>
-          <w:u w:val="none"/>
-          <w:lang w:val="pt-BR"/>
-        </w:rPr>
-        <w:t>the</w:t>
-      </w:r>
-      <w:proofErr w:type="spellEnd"/>
-      <w:r>
-        <w:rPr>
-          <w:rFonts w:ascii="Arial" w:hAnsi="Arial" w:eastAsia="Arial" w:cs="Arial"/>
-          <w:b w:val="0"/>
-          <w:bCs w:val="0"/>
-          <w:i w:val="0"/>
-          <w:iCs w:val="0"/>
-          <w:strike w:val="0"/>
-          <w:dstrike w:val="0"/>
-          <w:noProof w:val="0"/>
-          <w:color w:val="000000" w:themeColor="text1" w:themeTint="FF" w:themeShade="FF"/>
-          <w:sz w:val="21"/>
-          <w:szCs w:val="21"/>
-          <w:u w:val="none"/>
-          <w:lang w:val="pt-BR"/>
-        </w:rPr>
-        <w:t xml:space="preserve"> Media Timer app </w:t>
-      </w:r>
-      <w:proofErr w:type="spellStart"/>
-      <w:r>
-        <w:rPr>
-          <w:rFonts w:ascii="Arial" w:hAnsi="Arial" w:eastAsia="Arial" w:cs="Arial"/>
-          <w:b w:val="0"/>
-          <w:bCs w:val="0"/>
-          <w:i w:val="0"/>
-          <w:iCs w:val="0"/>
-          <w:strike w:val="0"/>
-          <w:dstrike w:val="0"/>
-          <w:noProof w:val="0"/>
-          <w:color w:val="000000" w:themeColor="text1" w:themeTint="FF" w:themeShade="FF"/>
-          <w:sz w:val="21"/>
-          <w:szCs w:val="21"/>
-          <w:u w:val="none"/>
-          <w:lang w:val="pt-BR"/>
-        </w:rPr>
-        <w:t>on</w:t>
-      </w:r>
-      <w:proofErr w:type="spellEnd"/>
-      <w:r>
-        <w:rPr>
-          <w:rFonts w:ascii="Arial" w:hAnsi="Arial" w:eastAsia="Arial" w:cs="Arial"/>
-          <w:b w:val="0"/>
-          <w:bCs w:val="0"/>
-          <w:i w:val="0"/>
-          <w:iCs w:val="0"/>
-          <w:strike w:val="0"/>
-          <w:dstrike w:val="0"/>
-          <w:noProof w:val="0"/>
-          <w:color w:val="000000" w:themeColor="text1" w:themeTint="FF" w:themeShade="FF"/>
-          <w:sz w:val="21"/>
-          <w:szCs w:val="21"/>
-          <w:u w:val="none"/>
-          <w:lang w:val="pt-BR"/>
-        </w:rPr>
-        <w:t xml:space="preserve"> Google Play.</w:t>
-      </w:r>
-    </w:p>
-    <w:p>
-      <w:pPr>
-        <w:pStyle w:val="Normal"/>
-        <w:keepNext w:val="0"/>
-        <w:keepLines w:val="0"/>
-        <w:spacing w:before="80" w:beforeAutospacing="off" w:after="0" w:afterAutospacing="off" w:line="276" w:lineRule="auto"/>
-        <w:ind w:left="-822" w:right="-844"/>
-        <w:jc w:val="both"/>
-        <w:rPr>
-          <w:rFonts w:ascii="Arial" w:hAnsi="Arial" w:eastAsia="Arial" w:cs="Arial"/>
-          <w:b w:val="0"/>
-          <w:bCs w:val="0"/>
-          <w:i w:val="0"/>
-          <w:iCs w:val="0"/>
-          <w:strike w:val="0"/>
-          <w:dstrike w:val="0"/>
-          <w:noProof w:val="0"/>
-          <w:color w:val="000000" w:themeColor="text1" w:themeTint="FF" w:themeShade="FF"/>
-          <w:sz w:val="21"/>
-          <w:szCs w:val="21"/>
-          <w:u w:val="none"/>
-          <w:lang w:val="pt-BR"/>
-        </w:rPr>
-      </w:pPr>
-      <w:r>
-        <w:rPr>
-          <w:rFonts w:ascii="Arial" w:hAnsi="Arial" w:eastAsia="Arial" w:cs="Arial"/>
-          <w:b w:val="0"/>
-          <w:bCs w:val="0"/>
-          <w:i w:val="0"/>
-          <w:iCs w:val="0"/>
-          <w:strike w:val="0"/>
-          <w:dstrike w:val="0"/>
-          <w:noProof w:val="0"/>
-          <w:color w:val="000000" w:themeColor="text1" w:themeTint="FF" w:themeShade="FF"/>
-          <w:sz w:val="21"/>
-          <w:szCs w:val="21"/>
-          <w:u w:val="none"/>
-          <w:lang w:val="pt-BR"/>
-        </w:rPr>
-        <w:t>•</w:t>
-      </w:r>
-      <w:r>
-        <w:rPr>
-          <w:rFonts w:ascii="Arial" w:hAnsi="Arial" w:eastAsia="Arial" w:cs="Arial"/>
-          <w:b w:val="0"/>
-          <w:bCs w:val="0"/>
-          <w:i w:val="0"/>
-          <w:iCs w:val="0"/>
-          <w:strike w:val="0"/>
-          <w:dstrike w:val="0"/>
-          <w:noProof w:val="0"/>
-          <w:color w:val="000000" w:themeColor="text1" w:themeTint="FF" w:themeShade="FF"/>
-          <w:sz w:val="21"/>
-          <w:szCs w:val="21"/>
-          <w:u w:val="none"/>
-          <w:lang w:val="pt-BR"/>
-        </w:rPr>
-        <w:t xml:space="preserve">  I </w:t>
-      </w:r>
-      <w:r>
-        <w:rPr>
-          <w:rFonts w:ascii="Arial" w:hAnsi="Arial" w:eastAsia="Arial" w:cs="Arial"/>
-          <w:b w:val="0"/>
-          <w:bCs w:val="0"/>
-          <w:i w:val="0"/>
-          <w:iCs w:val="0"/>
-          <w:strike w:val="0"/>
-          <w:dstrike w:val="0"/>
-          <w:noProof w:val="0"/>
-          <w:color w:val="000000" w:themeColor="text1" w:themeTint="FF" w:themeShade="FF"/>
-          <w:sz w:val="21"/>
-          <w:szCs w:val="21"/>
-          <w:u w:val="none"/>
-          <w:lang w:val="pt-BR"/>
-        </w:rPr>
-        <w:t>used</w:t>
-      </w:r>
-      <w:r>
-        <w:rPr>
-          <w:rFonts w:ascii="Arial" w:hAnsi="Arial" w:eastAsia="Arial" w:cs="Arial"/>
-          <w:b w:val="0"/>
-          <w:bCs w:val="0"/>
-          <w:i w:val="0"/>
-          <w:iCs w:val="0"/>
-          <w:strike w:val="0"/>
-          <w:dstrike w:val="0"/>
-          <w:noProof w:val="0"/>
-          <w:color w:val="000000" w:themeColor="text1" w:themeTint="FF" w:themeShade="FF"/>
-          <w:sz w:val="21"/>
-          <w:szCs w:val="21"/>
-          <w:u w:val="none"/>
-          <w:lang w:val="pt-BR"/>
-        </w:rPr>
-        <w:t xml:space="preserve"> </w:t>
-      </w:r>
-      <w:proofErr w:type="spellStart"/>
-      <w:r>
-        <w:rPr>
-          <w:rFonts w:ascii="Arial" w:hAnsi="Arial" w:eastAsia="Arial" w:cs="Arial"/>
-          <w:b w:val="0"/>
-          <w:bCs w:val="0"/>
-          <w:i w:val="0"/>
-          <w:iCs w:val="0"/>
-          <w:strike w:val="0"/>
-          <w:dstrike w:val="0"/>
-          <w:noProof w:val="0"/>
-          <w:color w:val="000000" w:themeColor="text1" w:themeTint="FF" w:themeShade="FF"/>
-          <w:sz w:val="21"/>
-          <w:szCs w:val="21"/>
-          <w:u w:val="none"/>
-          <w:lang w:val="pt-BR"/>
-        </w:rPr>
-        <w:t>AdMob</w:t>
-      </w:r>
-      <w:proofErr w:type="spellEnd"/>
-      <w:r>
-        <w:rPr>
-          <w:rFonts w:ascii="Arial" w:hAnsi="Arial" w:eastAsia="Arial" w:cs="Arial"/>
-          <w:b w:val="0"/>
-          <w:bCs w:val="0"/>
-          <w:i w:val="0"/>
-          <w:iCs w:val="0"/>
-          <w:strike w:val="0"/>
-          <w:dstrike w:val="0"/>
-          <w:noProof w:val="0"/>
-          <w:color w:val="000000" w:themeColor="text1" w:themeTint="FF" w:themeShade="FF"/>
-          <w:sz w:val="21"/>
-          <w:szCs w:val="21"/>
-          <w:u w:val="none"/>
-          <w:lang w:val="pt-BR"/>
-        </w:rPr>
-        <w:t xml:space="preserve"> </w:t>
-      </w:r>
-      <w:proofErr w:type="spellStart"/>
-      <w:r>
-        <w:rPr>
-          <w:rFonts w:ascii="Arial" w:hAnsi="Arial" w:eastAsia="Arial" w:cs="Arial"/>
-          <w:b w:val="0"/>
-          <w:bCs w:val="0"/>
-          <w:i w:val="0"/>
-          <w:iCs w:val="0"/>
-          <w:strike w:val="0"/>
-          <w:dstrike w:val="0"/>
-          <w:noProof w:val="0"/>
-          <w:color w:val="000000" w:themeColor="text1" w:themeTint="FF" w:themeShade="FF"/>
-          <w:sz w:val="21"/>
-          <w:szCs w:val="21"/>
-          <w:u w:val="none"/>
-          <w:lang w:val="pt-BR"/>
-        </w:rPr>
-        <w:t>to</w:t>
-      </w:r>
-      <w:proofErr w:type="spellEnd"/>
-      <w:r>
-        <w:rPr>
-          <w:rFonts w:ascii="Arial" w:hAnsi="Arial" w:eastAsia="Arial" w:cs="Arial"/>
-          <w:b w:val="0"/>
-          <w:bCs w:val="0"/>
-          <w:i w:val="0"/>
-          <w:iCs w:val="0"/>
-          <w:strike w:val="0"/>
-          <w:dstrike w:val="0"/>
-          <w:noProof w:val="0"/>
-          <w:color w:val="000000" w:themeColor="text1" w:themeTint="FF" w:themeShade="FF"/>
-          <w:sz w:val="21"/>
-          <w:szCs w:val="21"/>
-          <w:u w:val="none"/>
-          <w:lang w:val="pt-BR"/>
-        </w:rPr>
-        <w:t xml:space="preserve"> </w:t>
-      </w:r>
-      <w:proofErr w:type="spellStart"/>
-      <w:r>
-        <w:rPr>
-          <w:rFonts w:ascii="Arial" w:hAnsi="Arial" w:eastAsia="Arial" w:cs="Arial"/>
-          <w:b w:val="0"/>
-          <w:bCs w:val="0"/>
-          <w:i w:val="0"/>
-          <w:iCs w:val="0"/>
-          <w:strike w:val="0"/>
-          <w:dstrike w:val="0"/>
-          <w:noProof w:val="0"/>
-          <w:color w:val="000000" w:themeColor="text1" w:themeTint="FF" w:themeShade="FF"/>
-          <w:sz w:val="21"/>
-          <w:szCs w:val="21"/>
-          <w:u w:val="none"/>
-          <w:lang w:val="pt-BR"/>
-        </w:rPr>
-        <w:t>place</w:t>
-      </w:r>
-      <w:proofErr w:type="spellEnd"/>
-      <w:r>
-        <w:rPr>
-          <w:rFonts w:ascii="Arial" w:hAnsi="Arial" w:eastAsia="Arial" w:cs="Arial"/>
-          <w:b w:val="0"/>
-          <w:bCs w:val="0"/>
-          <w:i w:val="0"/>
-          <w:iCs w:val="0"/>
-          <w:strike w:val="0"/>
-          <w:dstrike w:val="0"/>
-          <w:noProof w:val="0"/>
-          <w:color w:val="000000" w:themeColor="text1" w:themeTint="FF" w:themeShade="FF"/>
-          <w:sz w:val="21"/>
-          <w:szCs w:val="21"/>
-          <w:u w:val="none"/>
-          <w:lang w:val="pt-BR"/>
-        </w:rPr>
-        <w:t xml:space="preserve"> </w:t>
-      </w:r>
-      <w:proofErr w:type="spellStart"/>
-      <w:r>
-        <w:rPr>
-          <w:rFonts w:ascii="Arial" w:hAnsi="Arial" w:eastAsia="Arial" w:cs="Arial"/>
-          <w:b w:val="0"/>
-          <w:bCs w:val="0"/>
-          <w:i w:val="0"/>
-          <w:iCs w:val="0"/>
-          <w:strike w:val="0"/>
-          <w:dstrike w:val="0"/>
-          <w:noProof w:val="0"/>
-          <w:color w:val="000000" w:themeColor="text1" w:themeTint="FF" w:themeShade="FF"/>
-          <w:sz w:val="21"/>
-          <w:szCs w:val="21"/>
-          <w:u w:val="none"/>
-          <w:lang w:val="pt-BR"/>
-        </w:rPr>
-        <w:t>ads</w:t>
-      </w:r>
-      <w:proofErr w:type="spellEnd"/>
-      <w:r>
-        <w:rPr>
-          <w:rFonts w:ascii="Arial" w:hAnsi="Arial" w:eastAsia="Arial" w:cs="Arial"/>
-          <w:b w:val="0"/>
-          <w:bCs w:val="0"/>
-          <w:i w:val="0"/>
-          <w:iCs w:val="0"/>
-          <w:strike w:val="0"/>
-          <w:dstrike w:val="0"/>
-          <w:noProof w:val="0"/>
-          <w:color w:val="000000" w:themeColor="text1" w:themeTint="FF" w:themeShade="FF"/>
-          <w:sz w:val="21"/>
-          <w:szCs w:val="21"/>
-          <w:u w:val="none"/>
-          <w:lang w:val="pt-BR"/>
-        </w:rPr>
-        <w:t xml:space="preserve"> in apps.</w:t>
-      </w:r>
-      <w:r>
-        <w:rPr>
-          <w:rFonts w:ascii="Arial" w:hAnsi="Arial" w:eastAsia="Arial" w:cs="Arial"/>
-          <w:b w:val="0"/>
-          <w:bCs w:val="0"/>
-          <w:i w:val="0"/>
-          <w:iCs w:val="0"/>
-          <w:strike w:val="0"/>
-          <w:dstrike w:val="0"/>
-          <w:noProof w:val="0"/>
-          <w:color w:val="000000" w:themeColor="text1" w:themeTint="FF" w:themeShade="FF"/>
-          <w:sz w:val="21"/>
-          <w:szCs w:val="21"/>
-          <w:u w:val="none"/>
-          <w:lang w:val="pt-BR"/>
-        </w:rPr>
-        <w:t xml:space="preserve"> </w:t>
-      </w:r>
-    </w:p>
-    <w:p>
-      <w:pPr>
-        <w:pStyle w:val="Normal"/>
-        <w:keepNext w:val="0"/>
-        <w:keepLines w:val="0"/>
-        <w:spacing w:before="80" w:beforeAutospacing="off" w:after="0" w:afterAutospacing="off" w:line="276" w:lineRule="auto"/>
-        <w:ind w:left="-822" w:right="-844"/>
-        <w:jc w:val="both"/>
-        <w:rPr>
-          <w:rFonts w:ascii="Arial" w:hAnsi="Arial" w:eastAsia="Arial" w:cs="Arial"/>
-          <w:b w:val="0"/>
-          <w:bCs w:val="0"/>
-          <w:i w:val="0"/>
-          <w:iCs w:val="0"/>
-          <w:strike w:val="0"/>
-          <w:dstrike w:val="0"/>
-          <w:noProof w:val="0"/>
-          <w:color w:val="000000" w:themeColor="text1" w:themeTint="FF" w:themeShade="FF"/>
-          <w:sz w:val="21"/>
-          <w:szCs w:val="21"/>
-          <w:u w:val="none"/>
-          <w:lang w:val="pt-BR"/>
-        </w:rPr>
-      </w:pPr>
-      <w:r>
-        <w:rPr>
-          <w:rFonts w:ascii="Arial" w:hAnsi="Arial" w:eastAsia="Arial" w:cs="Arial"/>
-          <w:b w:val="0"/>
-          <w:bCs w:val="0"/>
-          <w:i w:val="0"/>
-          <w:iCs w:val="0"/>
-          <w:strike w:val="0"/>
-          <w:dstrike w:val="0"/>
-          <w:noProof w:val="0"/>
-          <w:color w:val="000000" w:themeColor="text1" w:themeTint="FF" w:themeShade="FF"/>
-          <w:sz w:val="21"/>
-          <w:szCs w:val="21"/>
-          <w:u w:val="none"/>
-          <w:lang w:val="pt-BR"/>
-        </w:rPr>
-        <w:t>•</w:t>
-      </w:r>
-      <w:r>
-        <w:rPr>
-          <w:rFonts w:ascii="Arial" w:hAnsi="Arial" w:eastAsia="Arial" w:cs="Arial"/>
-          <w:b w:val="0"/>
-          <w:bCs w:val="0"/>
-          <w:i w:val="0"/>
-          <w:iCs w:val="0"/>
-          <w:strike w:val="0"/>
-          <w:dstrike w:val="0"/>
-          <w:noProof w:val="0"/>
-          <w:color w:val="000000" w:themeColor="text1" w:themeTint="FF" w:themeShade="FF"/>
-          <w:sz w:val="21"/>
-          <w:szCs w:val="21"/>
-          <w:u w:val="none"/>
-          <w:lang w:val="pt-BR"/>
-        </w:rPr>
-        <w:t xml:space="preserve">  </w:t>
-      </w:r>
-      <w:r>
-        <w:rPr>
-          <w:rFonts w:ascii="Arial" w:hAnsi="Arial" w:eastAsia="Arial" w:cs="Arial"/>
-          <w:b w:val="0"/>
-          <w:bCs w:val="0"/>
-          <w:i w:val="0"/>
-          <w:iCs w:val="0"/>
-          <w:strike w:val="0"/>
-          <w:dstrike w:val="0"/>
-          <w:noProof w:val="0"/>
-          <w:color w:val="000000" w:themeColor="text1" w:themeTint="FF" w:themeShade="FF"/>
-          <w:sz w:val="21"/>
-          <w:szCs w:val="21"/>
-          <w:u w:val="none"/>
-          <w:lang w:val="pt-BR"/>
-        </w:rPr>
-        <w:t xml:space="preserve">Project </w:t>
-      </w:r>
-      <w:proofErr w:type="spellStart"/>
-      <w:r>
-        <w:rPr>
-          <w:rFonts w:ascii="Arial" w:hAnsi="Arial" w:eastAsia="Arial" w:cs="Arial"/>
-          <w:b w:val="0"/>
-          <w:bCs w:val="0"/>
-          <w:i w:val="0"/>
-          <w:iCs w:val="0"/>
-          <w:strike w:val="0"/>
-          <w:dstrike w:val="0"/>
-          <w:noProof w:val="0"/>
-          <w:color w:val="000000" w:themeColor="text1" w:themeTint="FF" w:themeShade="FF"/>
-          <w:sz w:val="21"/>
-          <w:szCs w:val="21"/>
-          <w:u w:val="none"/>
-          <w:lang w:val="pt-BR"/>
-        </w:rPr>
-        <w:t>licenses</w:t>
-      </w:r>
-      <w:proofErr w:type="spellEnd"/>
-      <w:r>
-        <w:rPr>
-          <w:rFonts w:ascii="Arial" w:hAnsi="Arial" w:eastAsia="Arial" w:cs="Arial"/>
-          <w:b w:val="0"/>
-          <w:bCs w:val="0"/>
-          <w:i w:val="0"/>
-          <w:iCs w:val="0"/>
-          <w:strike w:val="0"/>
-          <w:dstrike w:val="0"/>
-          <w:noProof w:val="0"/>
-          <w:color w:val="000000" w:themeColor="text1" w:themeTint="FF" w:themeShade="FF"/>
-          <w:sz w:val="21"/>
-          <w:szCs w:val="21"/>
-          <w:u w:val="none"/>
-          <w:lang w:val="pt-BR"/>
-        </w:rPr>
-        <w:t xml:space="preserve">, </w:t>
-      </w:r>
-      <w:proofErr w:type="spellStart"/>
-      <w:r>
-        <w:rPr>
-          <w:rFonts w:ascii="Arial" w:hAnsi="Arial" w:eastAsia="Arial" w:cs="Arial"/>
-          <w:b w:val="0"/>
-          <w:bCs w:val="0"/>
-          <w:i w:val="0"/>
-          <w:iCs w:val="0"/>
-          <w:strike w:val="0"/>
-          <w:dstrike w:val="0"/>
-          <w:noProof w:val="0"/>
-          <w:color w:val="000000" w:themeColor="text1" w:themeTint="FF" w:themeShade="FF"/>
-          <w:sz w:val="21"/>
-          <w:szCs w:val="21"/>
-          <w:u w:val="none"/>
-          <w:lang w:val="pt-BR"/>
-        </w:rPr>
-        <w:t>to</w:t>
-      </w:r>
-      <w:proofErr w:type="spellEnd"/>
-      <w:r>
-        <w:rPr>
-          <w:rFonts w:ascii="Arial" w:hAnsi="Arial" w:eastAsia="Arial" w:cs="Arial"/>
-          <w:b w:val="0"/>
-          <w:bCs w:val="0"/>
-          <w:i w:val="0"/>
-          <w:iCs w:val="0"/>
-          <w:strike w:val="0"/>
-          <w:dstrike w:val="0"/>
-          <w:noProof w:val="0"/>
-          <w:color w:val="000000" w:themeColor="text1" w:themeTint="FF" w:themeShade="FF"/>
-          <w:sz w:val="21"/>
-          <w:szCs w:val="21"/>
-          <w:u w:val="none"/>
-          <w:lang w:val="pt-BR"/>
-        </w:rPr>
-        <w:t xml:space="preserve"> </w:t>
-      </w:r>
-      <w:proofErr w:type="spellStart"/>
-      <w:r>
-        <w:rPr>
-          <w:rFonts w:ascii="Arial" w:hAnsi="Arial" w:eastAsia="Arial" w:cs="Arial"/>
-          <w:b w:val="0"/>
-          <w:bCs w:val="0"/>
-          <w:i w:val="0"/>
-          <w:iCs w:val="0"/>
-          <w:strike w:val="0"/>
-          <w:dstrike w:val="0"/>
-          <w:noProof w:val="0"/>
-          <w:color w:val="000000" w:themeColor="text1" w:themeTint="FF" w:themeShade="FF"/>
-          <w:sz w:val="21"/>
-          <w:szCs w:val="21"/>
-          <w:u w:val="none"/>
-          <w:lang w:val="pt-BR"/>
-        </w:rPr>
-        <w:t>avoid</w:t>
-      </w:r>
-      <w:proofErr w:type="spellEnd"/>
-      <w:r>
-        <w:rPr>
-          <w:rFonts w:ascii="Arial" w:hAnsi="Arial" w:eastAsia="Arial" w:cs="Arial"/>
-          <w:b w:val="0"/>
-          <w:bCs w:val="0"/>
-          <w:i w:val="0"/>
-          <w:iCs w:val="0"/>
-          <w:strike w:val="0"/>
-          <w:dstrike w:val="0"/>
-          <w:noProof w:val="0"/>
-          <w:color w:val="000000" w:themeColor="text1" w:themeTint="FF" w:themeShade="FF"/>
-          <w:sz w:val="21"/>
-          <w:szCs w:val="21"/>
-          <w:u w:val="none"/>
-          <w:lang w:val="pt-BR"/>
-        </w:rPr>
-        <w:t xml:space="preserve"> copies.</w:t>
-      </w:r>
-    </w:p>
-    <w:p>
-      <w:pPr>
-        <w:pStyle w:val="Normal"/>
-        <w:keepNext w:val="0"/>
-        <w:keepLines w:val="0"/>
-        <w:spacing w:before="80" w:beforeAutospacing="off" w:after="80" w:afterAutospacing="off" w:line="276" w:lineRule="auto"/>
-        <w:ind w:left="-822" w:right="-844"/>
-        <w:jc w:val="both"/>
-        <w:rPr>
-          <w:rFonts w:ascii="Arial" w:hAnsi="Arial" w:eastAsia="Arial" w:cs="Arial"/>
-          <w:b w:val="0"/>
-          <w:bCs w:val="0"/>
-          <w:i w:val="0"/>
-          <w:iCs w:val="0"/>
-          <w:strike w:val="0"/>
-          <w:dstrike w:val="0"/>
-          <w:noProof w:val="0"/>
-          <w:color w:val="000000" w:themeColor="text1" w:themeTint="FF" w:themeShade="FF"/>
-          <w:sz w:val="21"/>
-          <w:szCs w:val="21"/>
-          <w:u w:val="none"/>
-          <w:lang w:val="pt-BR"/>
-        </w:rPr>
-      </w:pPr>
-      <w:r>
-        <w:rPr>
-          <w:rFonts w:ascii="Arial" w:hAnsi="Arial" w:eastAsia="Arial" w:cs="Arial"/>
-          <w:b w:val="0"/>
-          <w:bCs w:val="0"/>
-          <w:i w:val="0"/>
-          <w:iCs w:val="0"/>
-          <w:strike w:val="0"/>
-          <w:dstrike w:val="0"/>
-          <w:noProof w:val="0"/>
-          <w:color w:val="000000" w:themeColor="text1" w:themeTint="FF" w:themeShade="FF"/>
-          <w:sz w:val="21"/>
-          <w:szCs w:val="21"/>
-          <w:u w:val="none"/>
-          <w:lang w:val="pt-BR"/>
-        </w:rPr>
-        <w:t>•</w:t>
-      </w:r>
-      <w:r>
-        <w:rPr>
-          <w:rFonts w:ascii="Arial" w:hAnsi="Arial" w:eastAsia="Arial" w:cs="Arial"/>
-          <w:b w:val="0"/>
-          <w:bCs w:val="0"/>
-          <w:i w:val="0"/>
-          <w:iCs w:val="0"/>
-          <w:strike w:val="0"/>
-          <w:dstrike w:val="0"/>
-          <w:noProof w:val="0"/>
-          <w:color w:val="000000" w:themeColor="text1" w:themeTint="FF" w:themeShade="FF"/>
-          <w:sz w:val="21"/>
-          <w:szCs w:val="21"/>
-          <w:u w:val="none"/>
-          <w:lang w:val="pt-BR"/>
-        </w:rPr>
-        <w:t xml:space="preserve">  </w:t>
-      </w:r>
-      <w:r>
-        <w:rPr>
-          <w:rFonts w:ascii="Arial" w:hAnsi="Arial" w:eastAsia="Arial" w:cs="Arial"/>
-          <w:b w:val="0"/>
-          <w:bCs w:val="0"/>
-          <w:i w:val="0"/>
-          <w:iCs w:val="0"/>
-          <w:strike w:val="0"/>
-          <w:dstrike w:val="0"/>
-          <w:noProof w:val="0"/>
-          <w:color w:val="000000" w:themeColor="text1" w:themeTint="FF" w:themeShade="FF"/>
-          <w:sz w:val="21"/>
-          <w:szCs w:val="21"/>
-          <w:u w:val="none"/>
-          <w:lang w:val="pt-BR"/>
-        </w:rPr>
-        <w:t>Handle</w:t>
-      </w:r>
-      <w:r>
-        <w:rPr>
-          <w:rFonts w:ascii="Arial" w:hAnsi="Arial" w:eastAsia="Arial" w:cs="Arial"/>
-          <w:b w:val="0"/>
-          <w:bCs w:val="0"/>
-          <w:i w:val="0"/>
-          <w:iCs w:val="0"/>
-          <w:strike w:val="0"/>
-          <w:dstrike w:val="0"/>
-          <w:noProof w:val="0"/>
-          <w:color w:val="000000" w:themeColor="text1" w:themeTint="FF" w:themeShade="FF"/>
-          <w:sz w:val="21"/>
-          <w:szCs w:val="21"/>
-          <w:u w:val="none"/>
-          <w:lang w:val="pt-BR"/>
-        </w:rPr>
-        <w:t xml:space="preserve"> </w:t>
-      </w:r>
-      <w:r>
-        <w:rPr>
-          <w:rFonts w:ascii="Arial" w:hAnsi="Arial" w:eastAsia="Arial" w:cs="Arial"/>
-          <w:b w:val="0"/>
-          <w:bCs w:val="0"/>
-          <w:i w:val="0"/>
-          <w:iCs w:val="0"/>
-          <w:strike w:val="0"/>
-          <w:dstrike w:val="0"/>
-          <w:noProof w:val="0"/>
-          <w:color w:val="000000" w:themeColor="text1" w:themeTint="FF" w:themeShade="FF"/>
-          <w:sz w:val="21"/>
-          <w:szCs w:val="21"/>
-          <w:u w:val="none"/>
-          <w:lang w:val="pt-BR"/>
-        </w:rPr>
-        <w:t>privacy</w:t>
-      </w:r>
-      <w:r>
-        <w:rPr>
-          <w:rFonts w:ascii="Arial" w:hAnsi="Arial" w:eastAsia="Arial" w:cs="Arial"/>
-          <w:b w:val="0"/>
-          <w:bCs w:val="0"/>
-          <w:i w:val="0"/>
-          <w:iCs w:val="0"/>
-          <w:strike w:val="0"/>
-          <w:dstrike w:val="0"/>
-          <w:noProof w:val="0"/>
-          <w:color w:val="000000" w:themeColor="text1" w:themeTint="FF" w:themeShade="FF"/>
-          <w:sz w:val="21"/>
-          <w:szCs w:val="21"/>
-          <w:u w:val="none"/>
-          <w:lang w:val="pt-BR"/>
-        </w:rPr>
-        <w:t xml:space="preserve"> </w:t>
-      </w:r>
-      <w:r>
-        <w:rPr>
-          <w:rFonts w:ascii="Arial" w:hAnsi="Arial" w:eastAsia="Arial" w:cs="Arial"/>
-          <w:b w:val="0"/>
-          <w:bCs w:val="0"/>
-          <w:i w:val="0"/>
-          <w:iCs w:val="0"/>
-          <w:strike w:val="0"/>
-          <w:dstrike w:val="0"/>
-          <w:noProof w:val="0"/>
-          <w:color w:val="000000" w:themeColor="text1" w:themeTint="FF" w:themeShade="FF"/>
-          <w:sz w:val="21"/>
-          <w:szCs w:val="21"/>
-          <w:u w:val="none"/>
-          <w:lang w:val="pt-BR"/>
-        </w:rPr>
-        <w:t>policy</w:t>
-      </w:r>
-      <w:r>
-        <w:rPr>
-          <w:rFonts w:ascii="Arial" w:hAnsi="Arial" w:eastAsia="Arial" w:cs="Arial"/>
-          <w:b w:val="0"/>
-          <w:bCs w:val="0"/>
-          <w:i w:val="0"/>
-          <w:iCs w:val="0"/>
-          <w:strike w:val="0"/>
-          <w:dstrike w:val="0"/>
-          <w:noProof w:val="0"/>
-          <w:color w:val="000000" w:themeColor="text1" w:themeTint="FF" w:themeShade="FF"/>
-          <w:sz w:val="21"/>
-          <w:szCs w:val="21"/>
-          <w:u w:val="none"/>
-          <w:lang w:val="pt-BR"/>
-        </w:rPr>
-        <w:t xml:space="preserve"> </w:t>
-      </w:r>
-      <w:r>
-        <w:rPr>
-          <w:rFonts w:ascii="Arial" w:hAnsi="Arial" w:eastAsia="Arial" w:cs="Arial"/>
-          <w:b w:val="0"/>
-          <w:bCs w:val="0"/>
-          <w:i w:val="0"/>
-          <w:iCs w:val="0"/>
-          <w:strike w:val="0"/>
-          <w:dstrike w:val="0"/>
-          <w:noProof w:val="0"/>
-          <w:color w:val="000000" w:themeColor="text1" w:themeTint="FF" w:themeShade="FF"/>
-          <w:sz w:val="21"/>
-          <w:szCs w:val="21"/>
-          <w:u w:val="none"/>
-          <w:lang w:val="pt-BR"/>
-        </w:rPr>
-        <w:t>and</w:t>
-      </w:r>
-      <w:r>
-        <w:rPr>
-          <w:rFonts w:ascii="Arial" w:hAnsi="Arial" w:eastAsia="Arial" w:cs="Arial"/>
-          <w:b w:val="0"/>
-          <w:bCs w:val="0"/>
-          <w:i w:val="0"/>
-          <w:iCs w:val="0"/>
-          <w:strike w:val="0"/>
-          <w:dstrike w:val="0"/>
-          <w:noProof w:val="0"/>
-          <w:color w:val="000000" w:themeColor="text1" w:themeTint="FF" w:themeShade="FF"/>
-          <w:sz w:val="21"/>
-          <w:szCs w:val="21"/>
-          <w:u w:val="none"/>
-          <w:lang w:val="pt-BR"/>
-        </w:rPr>
-        <w:t xml:space="preserve"> </w:t>
-      </w:r>
-      <w:r>
-        <w:rPr>
-          <w:rFonts w:ascii="Arial" w:hAnsi="Arial" w:eastAsia="Arial" w:cs="Arial"/>
-          <w:b w:val="0"/>
-          <w:bCs w:val="0"/>
-          <w:i w:val="0"/>
-          <w:iCs w:val="0"/>
-          <w:strike w:val="0"/>
-          <w:dstrike w:val="0"/>
-          <w:noProof w:val="0"/>
-          <w:color w:val="000000" w:themeColor="text1" w:themeTint="FF" w:themeShade="FF"/>
-          <w:sz w:val="21"/>
-          <w:szCs w:val="21"/>
-          <w:u w:val="none"/>
-          <w:lang w:val="pt-BR"/>
-        </w:rPr>
-        <w:t>other</w:t>
-      </w:r>
-      <w:r>
-        <w:rPr>
-          <w:rFonts w:ascii="Arial" w:hAnsi="Arial" w:eastAsia="Arial" w:cs="Arial"/>
-          <w:b w:val="0"/>
-          <w:bCs w:val="0"/>
-          <w:i w:val="0"/>
-          <w:iCs w:val="0"/>
-          <w:strike w:val="0"/>
-          <w:dstrike w:val="0"/>
-          <w:noProof w:val="0"/>
-          <w:color w:val="000000" w:themeColor="text1" w:themeTint="FF" w:themeShade="FF"/>
-          <w:sz w:val="21"/>
-          <w:szCs w:val="21"/>
-          <w:u w:val="none"/>
-          <w:lang w:val="pt-BR"/>
-        </w:rPr>
-        <w:t xml:space="preserve"> Google </w:t>
-      </w:r>
-      <w:r>
-        <w:rPr>
-          <w:rFonts w:ascii="Arial" w:hAnsi="Arial" w:eastAsia="Arial" w:cs="Arial"/>
-          <w:b w:val="0"/>
-          <w:bCs w:val="0"/>
-          <w:i w:val="0"/>
-          <w:iCs w:val="0"/>
-          <w:strike w:val="0"/>
-          <w:dstrike w:val="0"/>
-          <w:noProof w:val="0"/>
-          <w:color w:val="000000" w:themeColor="text1" w:themeTint="FF" w:themeShade="FF"/>
-          <w:sz w:val="21"/>
-          <w:szCs w:val="21"/>
-          <w:u w:val="none"/>
-          <w:lang w:val="pt-BR"/>
-        </w:rPr>
-        <w:t>issues</w:t>
-      </w:r>
-      <w:r>
-        <w:rPr>
-          <w:rFonts w:ascii="Arial" w:hAnsi="Arial" w:eastAsia="Arial" w:cs="Arial"/>
-          <w:b w:val="0"/>
-          <w:bCs w:val="0"/>
-          <w:i w:val="0"/>
-          <w:iCs w:val="0"/>
-          <w:strike w:val="0"/>
-          <w:dstrike w:val="0"/>
-          <w:noProof w:val="0"/>
-          <w:color w:val="000000" w:themeColor="text1" w:themeTint="FF" w:themeShade="FF"/>
-          <w:sz w:val="21"/>
-          <w:szCs w:val="21"/>
-          <w:u w:val="none"/>
-          <w:lang w:val="pt-BR"/>
-        </w:rPr>
-        <w:t xml:space="preserve"> </w:t>
-      </w:r>
-      <w:r>
-        <w:rPr>
-          <w:rFonts w:ascii="Arial" w:hAnsi="Arial" w:eastAsia="Arial" w:cs="Arial"/>
-          <w:b w:val="0"/>
-          <w:bCs w:val="0"/>
-          <w:i w:val="0"/>
-          <w:iCs w:val="0"/>
-          <w:strike w:val="0"/>
-          <w:dstrike w:val="0"/>
-          <w:noProof w:val="0"/>
-          <w:color w:val="000000" w:themeColor="text1" w:themeTint="FF" w:themeShade="FF"/>
-          <w:sz w:val="21"/>
-          <w:szCs w:val="21"/>
-          <w:u w:val="none"/>
-          <w:lang w:val="pt-BR"/>
-        </w:rPr>
-        <w:t>related</w:t>
-      </w:r>
-      <w:r>
-        <w:rPr>
-          <w:rFonts w:ascii="Arial" w:hAnsi="Arial" w:eastAsia="Arial" w:cs="Arial"/>
-          <w:b w:val="0"/>
-          <w:bCs w:val="0"/>
-          <w:i w:val="0"/>
-          <w:iCs w:val="0"/>
-          <w:strike w:val="0"/>
-          <w:dstrike w:val="0"/>
-          <w:noProof w:val="0"/>
-          <w:color w:val="000000" w:themeColor="text1" w:themeTint="FF" w:themeShade="FF"/>
-          <w:sz w:val="21"/>
-          <w:szCs w:val="21"/>
-          <w:u w:val="none"/>
-          <w:lang w:val="pt-BR"/>
-        </w:rPr>
-        <w:t xml:space="preserve"> </w:t>
-      </w:r>
-      <w:r>
-        <w:rPr>
-          <w:rFonts w:ascii="Arial" w:hAnsi="Arial" w:eastAsia="Arial" w:cs="Arial"/>
-          <w:b w:val="0"/>
-          <w:bCs w:val="0"/>
-          <w:i w:val="0"/>
-          <w:iCs w:val="0"/>
-          <w:strike w:val="0"/>
-          <w:dstrike w:val="0"/>
-          <w:noProof w:val="0"/>
-          <w:color w:val="000000" w:themeColor="text1" w:themeTint="FF" w:themeShade="FF"/>
-          <w:sz w:val="21"/>
-          <w:szCs w:val="21"/>
-          <w:u w:val="none"/>
-          <w:lang w:val="pt-BR"/>
-        </w:rPr>
-        <w:t>to</w:t>
-      </w:r>
-      <w:r>
-        <w:rPr>
-          <w:rFonts w:ascii="Arial" w:hAnsi="Arial" w:eastAsia="Arial" w:cs="Arial"/>
-          <w:b w:val="0"/>
-          <w:bCs w:val="0"/>
-          <w:i w:val="0"/>
-          <w:iCs w:val="0"/>
-          <w:strike w:val="0"/>
-          <w:dstrike w:val="0"/>
-          <w:noProof w:val="0"/>
-          <w:color w:val="000000" w:themeColor="text1" w:themeTint="FF" w:themeShade="FF"/>
-          <w:sz w:val="21"/>
-          <w:szCs w:val="21"/>
-          <w:u w:val="none"/>
-          <w:lang w:val="pt-BR"/>
-        </w:rPr>
-        <w:t xml:space="preserve"> </w:t>
-      </w:r>
-      <w:r>
-        <w:rPr>
-          <w:rFonts w:ascii="Arial" w:hAnsi="Arial" w:eastAsia="Arial" w:cs="Arial"/>
-          <w:b w:val="0"/>
-          <w:bCs w:val="0"/>
-          <w:i w:val="0"/>
-          <w:iCs w:val="0"/>
-          <w:strike w:val="0"/>
-          <w:dstrike w:val="0"/>
-          <w:noProof w:val="0"/>
-          <w:color w:val="000000" w:themeColor="text1" w:themeTint="FF" w:themeShade="FF"/>
-          <w:sz w:val="21"/>
-          <w:szCs w:val="21"/>
-          <w:u w:val="none"/>
-          <w:lang w:val="pt-BR"/>
-        </w:rPr>
-        <w:t>the</w:t>
-      </w:r>
-      <w:r>
-        <w:rPr>
-          <w:rFonts w:ascii="Arial" w:hAnsi="Arial" w:eastAsia="Arial" w:cs="Arial"/>
-          <w:b w:val="0"/>
-          <w:bCs w:val="0"/>
-          <w:i w:val="0"/>
-          <w:iCs w:val="0"/>
-          <w:strike w:val="0"/>
-          <w:dstrike w:val="0"/>
-          <w:noProof w:val="0"/>
-          <w:color w:val="000000" w:themeColor="text1" w:themeTint="FF" w:themeShade="FF"/>
-          <w:sz w:val="21"/>
-          <w:szCs w:val="21"/>
-          <w:u w:val="none"/>
-          <w:lang w:val="pt-BR"/>
-        </w:rPr>
-        <w:t xml:space="preserve"> apps.</w:t>
-      </w:r>
-    </w:p>
-    <w:p>
-      <w:pPr>
-        <w:pStyle w:val="Normal"/>
-        <w:keepNext w:val="0"/>
-        <w:keepLines w:val="0"/>
-        <w:spacing w:before="80" w:beforeAutospacing="off" w:after="0" w:afterAutospacing="off" w:line="276" w:lineRule="auto"/>
-        <w:ind w:left="-822" w:right="-844"/>
-        <w:jc w:val="both"/>
-        <w:rPr>
-          <w:rFonts w:ascii="Arial" w:hAnsi="Arial" w:eastAsia="Arial" w:cs="Arial"/>
-          <w:noProof w:val="0"/>
-          <w:sz w:val="22"/>
-          <w:szCs w:val="22"/>
-          <w:lang w:val="pt-BR"/>
-        </w:rPr>
-      </w:pPr>
-      <w:r>
-        <w:rPr>
-          <w:rFonts w:ascii="Arial" w:hAnsi="Arial" w:eastAsia="Arial" w:cs="Arial"/>
-          <w:b w:val="1"/>
-          <w:bCs w:val="1"/>
-          <w:i w:val="0"/>
-          <w:iCs w:val="0"/>
-          <w:strike w:val="0"/>
-          <w:dstrike w:val="0"/>
-          <w:noProof w:val="0"/>
-          <w:color w:val="000000" w:themeColor="text1" w:themeTint="FF" w:themeShade="FF"/>
-          <w:sz w:val="22"/>
-          <w:szCs w:val="22"/>
-          <w:u w:val="none"/>
-          <w:lang w:val="pt-BR"/>
-        </w:rPr>
-        <w:t>Technologies</w:t>
-      </w:r>
-      <w:r>
-        <w:rPr>
-          <w:rFonts w:ascii="Arial" w:hAnsi="Arial" w:eastAsia="Arial" w:cs="Arial"/>
-          <w:b w:val="1"/>
-          <w:bCs w:val="1"/>
-          <w:i w:val="0"/>
-          <w:iCs w:val="0"/>
-          <w:strike w:val="0"/>
-          <w:dstrike w:val="0"/>
-          <w:noProof w:val="0"/>
-          <w:color w:val="000000" w:themeColor="text1" w:themeTint="FF" w:themeShade="FF"/>
-          <w:sz w:val="22"/>
-          <w:szCs w:val="22"/>
-          <w:u w:val="none"/>
-          <w:lang w:val="pt-BR"/>
-        </w:rPr>
-        <w:t xml:space="preserve">: </w:t>
-      </w:r>
-      <w:r>
-        <w:rPr>
-          <w:rFonts w:ascii="Arial" w:hAnsi="Arial" w:eastAsia="Arial" w:cs="Arial"/>
-          <w:b w:val="1"/>
-          <w:bCs w:val="1"/>
-          <w:i w:val="0"/>
-          <w:iCs w:val="0"/>
-          <w:caps w:val="0"/>
-          <w:smallCaps w:val="0"/>
-          <w:strike w:val="0"/>
-          <w:dstrike w:val="0"/>
-          <w:noProof w:val="0"/>
-          <w:color w:val="000000" w:themeColor="text1" w:themeTint="FF" w:themeShade="FF"/>
-          <w:sz w:val="21"/>
-          <w:szCs w:val="21"/>
-          <w:u w:val="none"/>
-          <w:lang w:val="en-US"/>
-        </w:rPr>
-        <w:t xml:space="preserve">Expo, React Native, TypeScript, State management (Redux), Design UX/UI (Figma), i18next, Git, GitHub, </w:t>
-      </w:r>
-      <w:r>
-        <w:rPr>
-          <w:rFonts w:ascii="Arial" w:hAnsi="Arial" w:eastAsia="Arial" w:cs="Arial"/>
-          <w:b w:val="1"/>
-          <w:bCs w:val="1"/>
-          <w:i w:val="0"/>
-          <w:iCs w:val="0"/>
-          <w:caps w:val="0"/>
-          <w:smallCaps w:val="0"/>
-          <w:strike w:val="0"/>
-          <w:dstrike w:val="0"/>
-          <w:noProof w:val="0"/>
-          <w:color w:val="000000" w:themeColor="text1" w:themeTint="FF" w:themeShade="FF"/>
-          <w:sz w:val="21"/>
-          <w:szCs w:val="21"/>
-          <w:u w:val="none"/>
-          <w:lang w:val="en-US"/>
-        </w:rPr>
-        <w:t>Notifee</w:t>
-      </w:r>
-      <w:r>
-        <w:rPr>
-          <w:rFonts w:ascii="Arial" w:hAnsi="Arial" w:eastAsia="Arial" w:cs="Arial"/>
-          <w:b w:val="1"/>
-          <w:bCs w:val="1"/>
-          <w:i w:val="0"/>
-          <w:iCs w:val="0"/>
-          <w:caps w:val="0"/>
-          <w:smallCaps w:val="0"/>
-          <w:strike w:val="0"/>
-          <w:dstrike w:val="0"/>
-          <w:noProof w:val="0"/>
-          <w:color w:val="000000" w:themeColor="text1" w:themeTint="FF" w:themeShade="FF"/>
-          <w:sz w:val="21"/>
-          <w:szCs w:val="21"/>
-          <w:u w:val="none"/>
-          <w:lang w:val="en-US"/>
-        </w:rPr>
-        <w:t xml:space="preserve">, </w:t>
-      </w:r>
-      <w:r>
-        <w:rPr>
-          <w:rFonts w:ascii="Arial" w:hAnsi="Arial" w:eastAsia="Arial" w:cs="Arial"/>
-          <w:b w:val="1"/>
-          <w:bCs w:val="1"/>
-          <w:i w:val="0"/>
-          <w:iCs w:val="0"/>
-          <w:caps w:val="0"/>
-          <w:smallCaps w:val="0"/>
-          <w:strike w:val="0"/>
-          <w:dstrike w:val="0"/>
-          <w:noProof w:val="0"/>
-          <w:color w:val="000000" w:themeColor="text1" w:themeTint="FF" w:themeShade="FF"/>
-          <w:sz w:val="21"/>
-          <w:szCs w:val="21"/>
-          <w:u w:val="none"/>
-          <w:lang w:val="en-US"/>
-        </w:rPr>
-        <w:t>AdMob</w:t>
-      </w:r>
-      <w:r>
-        <w:rPr>
-          <w:rFonts w:ascii="Arial" w:hAnsi="Arial" w:eastAsia="Arial" w:cs="Arial"/>
-          <w:b w:val="1"/>
-          <w:bCs w:val="1"/>
-          <w:i w:val="0"/>
-          <w:iCs w:val="0"/>
-          <w:caps w:val="0"/>
-          <w:smallCaps w:val="0"/>
-          <w:strike w:val="0"/>
-          <w:dstrike w:val="0"/>
-          <w:noProof w:val="0"/>
-          <w:color w:val="000000" w:themeColor="text1" w:themeTint="FF" w:themeShade="FF"/>
-          <w:sz w:val="21"/>
-          <w:szCs w:val="21"/>
-          <w:u w:val="none"/>
-          <w:lang w:val="en-US"/>
-        </w:rPr>
-        <w:t xml:space="preserve">, Local storage, ARIA Accessibility, </w:t>
-      </w:r>
-      <w:r>
-        <w:rPr>
-          <w:rFonts w:ascii="Arial" w:hAnsi="Arial" w:eastAsia="Arial" w:cs="Arial"/>
-          <w:b w:val="1"/>
-          <w:bCs w:val="1"/>
-          <w:i w:val="0"/>
-          <w:iCs w:val="0"/>
-          <w:caps w:val="0"/>
-          <w:smallCaps w:val="0"/>
-          <w:strike w:val="0"/>
-          <w:dstrike w:val="0"/>
-          <w:noProof w:val="0"/>
-          <w:color w:val="000000" w:themeColor="text1" w:themeTint="FF" w:themeShade="FF"/>
-          <w:sz w:val="21"/>
-          <w:szCs w:val="21"/>
-          <w:u w:val="none"/>
-          <w:lang w:val="pt-BR"/>
-        </w:rPr>
-        <w:t>AdMob</w:t>
-      </w:r>
-      <w:r>
-        <w:rPr>
-          <w:rFonts w:ascii="Arial" w:hAnsi="Arial" w:eastAsia="Arial" w:cs="Arial"/>
-          <w:b w:val="1"/>
-          <w:bCs w:val="1"/>
-          <w:i w:val="0"/>
-          <w:iCs w:val="0"/>
-          <w:caps w:val="0"/>
-          <w:smallCaps w:val="0"/>
-          <w:strike w:val="0"/>
-          <w:dstrike w:val="0"/>
-          <w:noProof w:val="0"/>
-          <w:color w:val="000000" w:themeColor="text1" w:themeTint="FF" w:themeShade="FF"/>
-          <w:sz w:val="21"/>
-          <w:szCs w:val="21"/>
-          <w:u w:val="none"/>
-          <w:lang w:val="en-US"/>
-        </w:rPr>
-        <w:t>.</w:t>
-      </w:r>
-    </w:p>
-    <w:p>
-      <w:pPr>
-        <w:pStyle w:val="Normal"/>
-        <w:keepNext w:val="0"/>
-        <w:keepLines w:val="0"/>
-        <w:spacing w:before="80" w:beforeAutospacing="off" w:after="0" w:afterAutospacing="off" w:line="276" w:lineRule="auto"/>
-        <w:ind w:left="-822" w:right="-844"/>
-        <w:jc w:val="both"/>
-        <w:rPr>
-          <w:rFonts w:ascii="Arial" w:hAnsi="Arial" w:eastAsia="Arial" w:cs="Arial"/>
-          <w:b w:val="1"/>
-          <w:bCs w:val="1"/>
-          <w:i w:val="0"/>
-          <w:iCs w:val="0"/>
-          <w:strike w:val="0"/>
-          <w:dstrike w:val="0"/>
-          <w:noProof w:val="0"/>
-          <w:color w:val="000000" w:themeColor="text1" w:themeTint="FF" w:themeShade="FF"/>
-          <w:sz w:val="22"/>
-          <w:szCs w:val="22"/>
-          <w:u w:val="none"/>
-          <w:lang w:val="pt-BR"/>
-        </w:rPr>
-      </w:pPr>
-    </w:p>
-    <w:p>
-      <w:pPr>
-        <w:pStyle w:val="Normal"/>
-        <w:keepNext w:val="0"/>
-        <w:keepLines w:val="0"/>
-        <w:spacing w:before="80" w:beforeAutospacing="off" w:after="0" w:afterAutospacing="off" w:line="276" w:lineRule="auto"/>
-        <w:ind w:left="-822" w:right="-844"/>
-        <w:jc w:val="both"/>
-        <w:rPr>
-          <w:rFonts w:ascii="Arial" w:hAnsi="Arial" w:eastAsia="Arial" w:cs="Arial"/>
-          <w:b w:val="1"/>
-          <w:bCs w:val="1"/>
-          <w:i w:val="0"/>
-          <w:iCs w:val="0"/>
-          <w:strike w:val="0"/>
-          <w:dstrike w:val="0"/>
-          <w:noProof w:val="0"/>
-          <w:color w:val="000000" w:themeColor="text1" w:themeTint="FF" w:themeShade="FF"/>
-          <w:sz w:val="22"/>
-          <w:szCs w:val="22"/>
-          <w:u w:val="none"/>
-          <w:lang w:val="pt-BR"/>
-        </w:rPr>
-      </w:pPr>
     </w:p>
     <w:p>
       <w:pPr>
@@ -17068,7 +16260,7 @@
 </file>
 
 <file path=word/theme/theme1.xml><?xml version="1.0" encoding="utf-8"?>
-<a:theme xmlns:a="http://schemas.openxmlformats.org/drawingml/2006/main" name="Office Theme">
+<a:theme xmlns:a="http://schemas.openxmlformats.org/drawingml/2006/main" xmlns:thm15="http://schemas.microsoft.com/office/thememl/2012/main" name="Office Theme">
   <a:themeElements>
     <a:clrScheme name="Office">
       <a:dk1>

--- a/public/resumes/word/HenriqueMascarin_ReactNativeDeveloper.docx
+++ b/public/resumes/word/HenriqueMascarin_ReactNativeDeveloper.docx
@@ -2581,7 +2581,6 @@
         <w:keepNext w:val="0"/>
         <w:keepLines w:val="0"/>
         <w:suppressLineNumbers w:val="0"/>
-        <w:bidi w:val="0"/>
         <w:spacing w:before="80" w:beforeAutospacing="off" w:after="80" w:afterAutospacing="off" w:line="259" w:lineRule="auto"/>
         <w:ind w:left="-822" w:right="-567"/>
         <w:jc w:val="left"/>
@@ -2598,7 +2597,7 @@
           <w:sz w:val="24"/>
           <w:szCs w:val="24"/>
           <w:u w:val="none"/>
-          <w:lang w:val="pt-BR"/>
+          <w:lang w:val="en-US"/>
         </w:rPr>
       </w:pPr>
       <w:r>
@@ -2612,7 +2611,7 @@
           <w:color w:val="000000" w:themeColor="text1" w:themeTint="FF" w:themeShade="FF"/>
           <w:sz w:val="24"/>
           <w:szCs w:val="24"/>
-          <w:lang w:val="pt-BR"/>
+          <w:lang w:val="en-US"/>
         </w:rPr>
         <w:t xml:space="preserve">Henrique </w:t>
       </w:r>
@@ -2627,7 +2626,7 @@
           <w:color w:val="000000" w:themeColor="text1" w:themeTint="FF" w:themeShade="FF"/>
           <w:sz w:val="24"/>
           <w:szCs w:val="24"/>
-          <w:lang w:val="pt-BR"/>
+          <w:lang w:val="en-US"/>
         </w:rPr>
         <w:t>Mascarin</w:t>
       </w:r>
@@ -2639,7 +2638,7 @@
           <w:i w:val="0"/>
           <w:iCs w:val="0"/>
           <w:noProof w:val="0"/>
-          <w:lang w:val="pt-BR"/>
+          <w:lang w:val="en-US"/>
         </w:rPr>
         <w:t xml:space="preserve"> </w:t>
       </w:r>
@@ -2654,7 +2653,7 @@
           <w:color w:val="000000" w:themeColor="text1" w:themeTint="FF" w:themeShade="FF"/>
           <w:sz w:val="24"/>
           <w:szCs w:val="24"/>
-          <w:lang w:val="pt-BR"/>
+          <w:lang w:val="en-US"/>
         </w:rPr>
         <w:t>–</w:t>
       </w:r>
@@ -2666,7 +2665,7 @@
           <w:i w:val="1"/>
           <w:iCs w:val="1"/>
           <w:noProof w:val="0"/>
-          <w:lang w:val="pt-BR"/>
+          <w:lang w:val="en-US"/>
         </w:rPr>
         <w:t xml:space="preserve"> </w:t>
       </w:r>
@@ -2681,9 +2680,9 @@
           <w:color w:val="000000" w:themeColor="text1" w:themeTint="FF" w:themeShade="FF"/>
           <w:sz w:val="24"/>
           <w:szCs w:val="24"/>
-          <w:lang w:val="pt-BR"/>
-        </w:rPr>
-        <w:t>Founder</w:t>
+          <w:lang w:val="en-US"/>
+        </w:rPr>
+        <w:t>Mid-level</w:t>
       </w:r>
       <w:r>
         <w:rPr>
@@ -2696,9 +2695,9 @@
           <w:color w:val="000000" w:themeColor="text1" w:themeTint="FF" w:themeShade="FF"/>
           <w:sz w:val="24"/>
           <w:szCs w:val="24"/>
-          <w:lang w:val="pt-BR"/>
-        </w:rPr>
-        <w:t xml:space="preserve"> </w:t>
+          <w:lang w:val="en-US"/>
+        </w:rPr>
+        <w:t xml:space="preserve"> Mobile </w:t>
       </w:r>
       <w:r>
         <w:rPr>
@@ -2711,9 +2710,9 @@
           <w:color w:val="000000" w:themeColor="text1" w:themeTint="FF" w:themeShade="FF"/>
           <w:sz w:val="24"/>
           <w:szCs w:val="24"/>
-          <w:lang w:val="pt-BR"/>
-        </w:rPr>
-        <w:t>and</w:t>
+          <w:lang w:val="en-US"/>
+        </w:rPr>
+        <w:t>Developer</w:t>
       </w:r>
       <w:r>
         <w:rPr>
@@ -2726,9 +2725,9 @@
           <w:color w:val="000000" w:themeColor="text1" w:themeTint="FF" w:themeShade="FF"/>
           <w:sz w:val="24"/>
           <w:szCs w:val="24"/>
-          <w:lang w:val="pt-BR"/>
-        </w:rPr>
-        <w:t xml:space="preserve"> Mobile </w:t>
+          <w:lang w:val="en-US"/>
+        </w:rPr>
+        <w:t xml:space="preserve"> and Founder</w:t>
       </w:r>
       <w:r>
         <w:rPr>
@@ -2738,24 +2737,39 @@
           <w:i w:val="1"/>
           <w:iCs w:val="1"/>
           <w:noProof w:val="0"/>
+          <w:lang w:val="en-US"/>
+        </w:rPr>
+        <w:t xml:space="preserve"> </w:t>
+      </w:r>
+      <w:r>
+        <w:rPr>
+          <w:rFonts w:ascii="Arial" w:hAnsi="Arial" w:eastAsia="Arial" w:cs="Arial"/>
+          <w:b w:val="0"/>
+          <w:bCs w:val="0"/>
+          <w:i w:val="1"/>
+          <w:iCs w:val="1"/>
+          <w:noProof w:val="0"/>
           <w:color w:val="000000" w:themeColor="text1" w:themeTint="FF" w:themeShade="FF"/>
           <w:sz w:val="24"/>
           <w:szCs w:val="24"/>
-          <w:lang w:val="pt-BR"/>
-        </w:rPr>
-        <w:t>Developer</w:t>
-      </w:r>
-      <w:r>
-        <w:rPr>
-          <w:rFonts w:ascii="Arial" w:hAnsi="Arial" w:eastAsia="Arial" w:cs="Arial"/>
-          <w:b w:val="1"/>
-          <w:bCs w:val="1"/>
+          <w:lang w:val="en-US"/>
+        </w:rPr>
+        <w:t>(</w:t>
+      </w:r>
+      <w:r>
+        <w:rPr>
+          <w:rFonts w:ascii="Arial" w:hAnsi="Arial" w:eastAsia="Arial" w:cs="Arial"/>
+          <w:b w:val="0"/>
+          <w:bCs w:val="0"/>
           <w:i w:val="1"/>
           <w:iCs w:val="1"/>
           <w:noProof w:val="0"/>
-          <w:lang w:val="pt-BR"/>
-        </w:rPr>
-        <w:t xml:space="preserve"> </w:t>
+          <w:color w:val="000000" w:themeColor="text1" w:themeTint="FF" w:themeShade="FF"/>
+          <w:sz w:val="24"/>
+          <w:szCs w:val="24"/>
+          <w:lang w:val="en-US"/>
+        </w:rPr>
+        <w:t>august</w:t>
       </w:r>
       <w:r>
         <w:rPr>
@@ -2768,9 +2782,9 @@
           <w:color w:val="000000" w:themeColor="text1" w:themeTint="FF" w:themeShade="FF"/>
           <w:sz w:val="24"/>
           <w:szCs w:val="24"/>
-          <w:lang w:val="pt-BR"/>
-        </w:rPr>
-        <w:t>(</w:t>
+          <w:lang w:val="en-US"/>
+        </w:rPr>
+        <w:t xml:space="preserve">/2024 - </w:t>
       </w:r>
       <w:r>
         <w:rPr>
@@ -2783,9 +2797,9 @@
           <w:color w:val="000000" w:themeColor="text1" w:themeTint="FF" w:themeShade="FF"/>
           <w:sz w:val="24"/>
           <w:szCs w:val="24"/>
-          <w:lang w:val="pt-BR"/>
-        </w:rPr>
-        <w:t>august</w:t>
+          <w:lang w:val="en-US"/>
+        </w:rPr>
+        <w:t>present</w:t>
       </w:r>
       <w:r>
         <w:rPr>
@@ -2798,37 +2812,7 @@
           <w:color w:val="000000" w:themeColor="text1" w:themeTint="FF" w:themeShade="FF"/>
           <w:sz w:val="24"/>
           <w:szCs w:val="24"/>
-          <w:lang w:val="pt-BR"/>
-        </w:rPr>
-        <w:t xml:space="preserve">/2024 - </w:t>
-      </w:r>
-      <w:r>
-        <w:rPr>
-          <w:rFonts w:ascii="Arial" w:hAnsi="Arial" w:eastAsia="Arial" w:cs="Arial"/>
-          <w:b w:val="0"/>
-          <w:bCs w:val="0"/>
-          <w:i w:val="1"/>
-          <w:iCs w:val="1"/>
-          <w:noProof w:val="0"/>
-          <w:color w:val="000000" w:themeColor="text1" w:themeTint="FF" w:themeShade="FF"/>
-          <w:sz w:val="24"/>
-          <w:szCs w:val="24"/>
-          <w:lang w:val="pt-BR"/>
-        </w:rPr>
-        <w:t>present</w:t>
-      </w:r>
-      <w:r>
-        <w:rPr>
-          <w:rFonts w:ascii="Arial" w:hAnsi="Arial" w:eastAsia="Arial" w:cs="Arial"/>
-          <w:b w:val="0"/>
-          <w:bCs w:val="0"/>
-          <w:i w:val="1"/>
-          <w:iCs w:val="1"/>
-          <w:noProof w:val="0"/>
-          <w:color w:val="000000" w:themeColor="text1" w:themeTint="FF" w:themeShade="FF"/>
-          <w:sz w:val="24"/>
-          <w:szCs w:val="24"/>
-          <w:lang w:val="pt-BR"/>
+          <w:lang w:val="en-US"/>
         </w:rPr>
         <w:t>)</w:t>
       </w:r>
@@ -3368,7 +3352,6 @@
         </w:rPr>
         <w:t xml:space="preserve">, </w:t>
       </w:r>
-      <w:proofErr w:type="spellStart"/>
       <w:r>
         <w:rPr>
           <w:rFonts w:ascii="Arial" w:hAnsi="Arial" w:eastAsia="Arial" w:cs="Arial"/>
@@ -3387,7 +3370,6 @@
         </w:rPr>
         <w:t>publish</w:t>
       </w:r>
-      <w:proofErr w:type="spellEnd"/>
       <w:r>
         <w:rPr>
           <w:rFonts w:ascii="Arial" w:hAnsi="Arial" w:eastAsia="Arial" w:cs="Arial"/>
@@ -3406,7 +3388,6 @@
         </w:rPr>
         <w:t xml:space="preserve"> </w:t>
       </w:r>
-      <w:proofErr w:type="spellStart"/>
       <w:r>
         <w:rPr>
           <w:rFonts w:ascii="Arial" w:hAnsi="Arial" w:eastAsia="Arial" w:cs="Arial"/>
@@ -3425,7 +3406,6 @@
         </w:rPr>
         <w:t>and</w:t>
       </w:r>
-      <w:proofErr w:type="spellEnd"/>
       <w:r>
         <w:rPr>
           <w:rFonts w:ascii="Arial" w:hAnsi="Arial" w:eastAsia="Arial" w:cs="Arial"/>
@@ -3444,7 +3424,6 @@
         </w:rPr>
         <w:t xml:space="preserve"> </w:t>
       </w:r>
-      <w:proofErr w:type="spellStart"/>
       <w:r>
         <w:rPr>
           <w:rFonts w:ascii="Arial" w:hAnsi="Arial" w:eastAsia="Arial" w:cs="Arial"/>
@@ -3463,7 +3442,6 @@
         </w:rPr>
         <w:t>maintain</w:t>
       </w:r>
-      <w:proofErr w:type="spellEnd"/>
       <w:r>
         <w:rPr>
           <w:rFonts w:ascii="Arial" w:hAnsi="Arial" w:eastAsia="Arial" w:cs="Arial"/>
@@ -3482,7 +3460,6 @@
         </w:rPr>
         <w:t xml:space="preserve"> in </w:t>
       </w:r>
-      <w:proofErr w:type="spellStart"/>
       <w:r>
         <w:rPr>
           <w:rFonts w:ascii="Arial" w:hAnsi="Arial" w:eastAsia="Arial" w:cs="Arial"/>
@@ -3501,7 +3478,6 @@
         </w:rPr>
         <w:t>production</w:t>
       </w:r>
-      <w:proofErr w:type="spellEnd"/>
       <w:r>
         <w:rPr>
           <w:rFonts w:ascii="Arial" w:hAnsi="Arial" w:eastAsia="Arial" w:cs="Arial"/>
@@ -3520,7 +3496,6 @@
         </w:rPr>
         <w:t xml:space="preserve"> </w:t>
       </w:r>
-      <w:proofErr w:type="spellStart"/>
       <w:r>
         <w:rPr>
           <w:rFonts w:ascii="Arial" w:hAnsi="Arial" w:eastAsia="Arial" w:cs="Arial"/>
@@ -3539,7 +3514,6 @@
         </w:rPr>
         <w:t>the</w:t>
       </w:r>
-      <w:proofErr w:type="spellEnd"/>
       <w:r>
         <w:rPr>
           <w:rFonts w:ascii="Arial" w:hAnsi="Arial" w:eastAsia="Arial" w:cs="Arial"/>
@@ -3558,7 +3532,6 @@
         </w:rPr>
         <w:t xml:space="preserve"> Media Timer app </w:t>
       </w:r>
-      <w:proofErr w:type="spellStart"/>
       <w:r>
         <w:rPr>
           <w:rFonts w:ascii="Arial" w:hAnsi="Arial" w:eastAsia="Arial" w:cs="Arial"/>
@@ -3577,7 +3550,6 @@
         </w:rPr>
         <w:t>on</w:t>
       </w:r>
-      <w:proofErr w:type="spellEnd"/>
       <w:r>
         <w:rPr>
           <w:rFonts w:ascii="Arial" w:hAnsi="Arial" w:eastAsia="Arial" w:cs="Arial"/>
@@ -3655,26 +3627,84 @@
           <w:u w:val="none"/>
           <w:lang w:val="pt-BR"/>
         </w:rPr>
-        <w:t xml:space="preserve">  I </w:t>
-      </w:r>
-      <w:r>
-        <w:rPr>
-          <w:rFonts w:ascii="Arial" w:hAnsi="Arial" w:eastAsia="Arial" w:cs="Arial"/>
-          <w:b w:val="0"/>
-          <w:bCs w:val="0"/>
-          <w:i w:val="0"/>
-          <w:iCs w:val="0"/>
-          <w:strike w:val="0"/>
-          <w:dstrike w:val="0"/>
-          <w:noProof w:val="0"/>
-          <w:color w:val="000000" w:themeColor="text1" w:themeTint="FF" w:themeShade="FF"/>
-          <w:sz w:val="21"/>
-          <w:szCs w:val="21"/>
-          <w:u w:val="none"/>
-          <w:lang w:val="pt-BR"/>
-        </w:rPr>
-        <w:t>used</w:t>
-      </w:r>
+        <w:t xml:space="preserve">  </w:t>
+      </w:r>
+      <w:r>
+        <w:rPr>
+          <w:rFonts w:ascii="Arial" w:hAnsi="Arial" w:eastAsia="Arial" w:cs="Arial"/>
+          <w:b w:val="0"/>
+          <w:bCs w:val="0"/>
+          <w:i w:val="0"/>
+          <w:iCs w:val="0"/>
+          <w:strike w:val="0"/>
+          <w:dstrike w:val="0"/>
+          <w:noProof w:val="0"/>
+          <w:color w:val="000000" w:themeColor="text1" w:themeTint="FF" w:themeShade="FF"/>
+          <w:sz w:val="21"/>
+          <w:szCs w:val="21"/>
+          <w:u w:val="none"/>
+          <w:lang w:val="pt-BR"/>
+        </w:rPr>
+        <w:t xml:space="preserve">Project </w:t>
+      </w:r>
+      <w:proofErr w:type="spellStart"/>
+      <w:r>
+        <w:rPr>
+          <w:rFonts w:ascii="Arial" w:hAnsi="Arial" w:eastAsia="Arial" w:cs="Arial"/>
+          <w:b w:val="0"/>
+          <w:bCs w:val="0"/>
+          <w:i w:val="0"/>
+          <w:iCs w:val="0"/>
+          <w:strike w:val="0"/>
+          <w:dstrike w:val="0"/>
+          <w:noProof w:val="0"/>
+          <w:color w:val="000000" w:themeColor="text1" w:themeTint="FF" w:themeShade="FF"/>
+          <w:sz w:val="21"/>
+          <w:szCs w:val="21"/>
+          <w:u w:val="none"/>
+          <w:lang w:val="pt-BR"/>
+        </w:rPr>
+        <w:t>licenses</w:t>
+      </w:r>
+      <w:proofErr w:type="spellEnd"/>
+      <w:r>
+        <w:rPr>
+          <w:rFonts w:ascii="Arial" w:hAnsi="Arial" w:eastAsia="Arial" w:cs="Arial"/>
+          <w:b w:val="0"/>
+          <w:bCs w:val="0"/>
+          <w:i w:val="0"/>
+          <w:iCs w:val="0"/>
+          <w:strike w:val="0"/>
+          <w:dstrike w:val="0"/>
+          <w:noProof w:val="0"/>
+          <w:color w:val="000000" w:themeColor="text1" w:themeTint="FF" w:themeShade="FF"/>
+          <w:sz w:val="21"/>
+          <w:szCs w:val="21"/>
+          <w:u w:val="none"/>
+          <w:lang w:val="pt-BR"/>
+        </w:rPr>
+        <w:t xml:space="preserve">, </w:t>
+      </w:r>
+      <w:proofErr w:type="spellStart"/>
+      <w:r>
+        <w:rPr>
+          <w:rFonts w:ascii="Arial" w:hAnsi="Arial" w:eastAsia="Arial" w:cs="Arial"/>
+          <w:b w:val="0"/>
+          <w:bCs w:val="0"/>
+          <w:i w:val="0"/>
+          <w:iCs w:val="0"/>
+          <w:strike w:val="0"/>
+          <w:dstrike w:val="0"/>
+          <w:noProof w:val="0"/>
+          <w:color w:val="000000" w:themeColor="text1" w:themeTint="FF" w:themeShade="FF"/>
+          <w:sz w:val="21"/>
+          <w:szCs w:val="21"/>
+          <w:u w:val="none"/>
+          <w:lang w:val="pt-BR"/>
+        </w:rPr>
+        <w:t>to</w:t>
+      </w:r>
+      <w:proofErr w:type="spellEnd"/>
       <w:r>
         <w:rPr>
           <w:rFonts w:ascii="Arial" w:hAnsi="Arial" w:eastAsia="Arial" w:cs="Arial"/>
@@ -3710,7 +3740,7 @@
           <w:u w:val="none"/>
           <w:lang w:val="pt-BR"/>
         </w:rPr>
-        <w:t>AdMob</w:t>
+        <w:t>avoid</w:t>
       </w:r>
       <w:proofErr w:type="spellEnd"/>
       <w:r>
@@ -3729,9 +3759,321 @@
           <w:u w:val="none"/>
           <w:lang w:val="pt-BR"/>
         </w:rPr>
+        <w:t xml:space="preserve"> copies.</w:t>
+      </w:r>
+    </w:p>
+    <w:p>
+      <w:pPr>
+        <w:pStyle w:val="Normal"/>
+        <w:keepNext w:val="0"/>
+        <w:keepLines w:val="0"/>
+        <w:spacing w:before="80" w:beforeAutospacing="off" w:after="80" w:afterAutospacing="off" w:line="276" w:lineRule="auto"/>
+        <w:ind w:left="-822" w:right="-844"/>
+        <w:jc w:val="both"/>
+        <w:rPr>
+          <w:rFonts w:ascii="Arial" w:hAnsi="Arial" w:eastAsia="Arial" w:cs="Arial"/>
+          <w:b w:val="0"/>
+          <w:bCs w:val="0"/>
+          <w:i w:val="0"/>
+          <w:iCs w:val="0"/>
+          <w:strike w:val="0"/>
+          <w:dstrike w:val="0"/>
+          <w:noProof w:val="0"/>
+          <w:color w:val="000000" w:themeColor="text1" w:themeTint="FF" w:themeShade="FF"/>
+          <w:sz w:val="21"/>
+          <w:szCs w:val="21"/>
+          <w:u w:val="none"/>
+          <w:lang w:val="pt-BR"/>
+        </w:rPr>
+      </w:pPr>
+      <w:r>
+        <w:rPr>
+          <w:rFonts w:ascii="Arial" w:hAnsi="Arial" w:eastAsia="Arial" w:cs="Arial"/>
+          <w:b w:val="0"/>
+          <w:bCs w:val="0"/>
+          <w:i w:val="0"/>
+          <w:iCs w:val="0"/>
+          <w:strike w:val="0"/>
+          <w:dstrike w:val="0"/>
+          <w:noProof w:val="0"/>
+          <w:color w:val="000000" w:themeColor="text1" w:themeTint="FF" w:themeShade="FF"/>
+          <w:sz w:val="21"/>
+          <w:szCs w:val="21"/>
+          <w:u w:val="none"/>
+          <w:lang w:val="pt-BR"/>
+        </w:rPr>
+        <w:t>•</w:t>
+      </w:r>
+      <w:r>
+        <w:rPr>
+          <w:rFonts w:ascii="Arial" w:hAnsi="Arial" w:eastAsia="Arial" w:cs="Arial"/>
+          <w:b w:val="0"/>
+          <w:bCs w:val="0"/>
+          <w:i w:val="0"/>
+          <w:iCs w:val="0"/>
+          <w:strike w:val="0"/>
+          <w:dstrike w:val="0"/>
+          <w:noProof w:val="0"/>
+          <w:color w:val="000000" w:themeColor="text1" w:themeTint="FF" w:themeShade="FF"/>
+          <w:sz w:val="21"/>
+          <w:szCs w:val="21"/>
+          <w:u w:val="none"/>
+          <w:lang w:val="pt-BR"/>
+        </w:rPr>
+        <w:t xml:space="preserve">  </w:t>
+      </w:r>
+      <w:r>
+        <w:rPr>
+          <w:rFonts w:ascii="Arial" w:hAnsi="Arial" w:eastAsia="Arial" w:cs="Arial"/>
+          <w:b w:val="0"/>
+          <w:bCs w:val="0"/>
+          <w:i w:val="0"/>
+          <w:iCs w:val="0"/>
+          <w:strike w:val="0"/>
+          <w:dstrike w:val="0"/>
+          <w:noProof w:val="0"/>
+          <w:color w:val="000000" w:themeColor="text1" w:themeTint="FF" w:themeShade="FF"/>
+          <w:sz w:val="21"/>
+          <w:szCs w:val="21"/>
+          <w:u w:val="none"/>
+          <w:lang w:val="pt-BR"/>
+        </w:rPr>
+        <w:t>Handle</w:t>
+      </w:r>
+      <w:r>
+        <w:rPr>
+          <w:rFonts w:ascii="Arial" w:hAnsi="Arial" w:eastAsia="Arial" w:cs="Arial"/>
+          <w:b w:val="0"/>
+          <w:bCs w:val="0"/>
+          <w:i w:val="0"/>
+          <w:iCs w:val="0"/>
+          <w:strike w:val="0"/>
+          <w:dstrike w:val="0"/>
+          <w:noProof w:val="0"/>
+          <w:color w:val="000000" w:themeColor="text1" w:themeTint="FF" w:themeShade="FF"/>
+          <w:sz w:val="21"/>
+          <w:szCs w:val="21"/>
+          <w:u w:val="none"/>
+          <w:lang w:val="pt-BR"/>
+        </w:rPr>
         <w:t xml:space="preserve"> </w:t>
       </w:r>
-      <w:proofErr w:type="spellStart"/>
+      <w:r>
+        <w:rPr>
+          <w:rFonts w:ascii="Arial" w:hAnsi="Arial" w:eastAsia="Arial" w:cs="Arial"/>
+          <w:b w:val="0"/>
+          <w:bCs w:val="0"/>
+          <w:i w:val="0"/>
+          <w:iCs w:val="0"/>
+          <w:strike w:val="0"/>
+          <w:dstrike w:val="0"/>
+          <w:noProof w:val="0"/>
+          <w:color w:val="000000" w:themeColor="text1" w:themeTint="FF" w:themeShade="FF"/>
+          <w:sz w:val="21"/>
+          <w:szCs w:val="21"/>
+          <w:u w:val="none"/>
+          <w:lang w:val="pt-BR"/>
+        </w:rPr>
+        <w:t>privacy</w:t>
+      </w:r>
+      <w:r>
+        <w:rPr>
+          <w:rFonts w:ascii="Arial" w:hAnsi="Arial" w:eastAsia="Arial" w:cs="Arial"/>
+          <w:b w:val="0"/>
+          <w:bCs w:val="0"/>
+          <w:i w:val="0"/>
+          <w:iCs w:val="0"/>
+          <w:strike w:val="0"/>
+          <w:dstrike w:val="0"/>
+          <w:noProof w:val="0"/>
+          <w:color w:val="000000" w:themeColor="text1" w:themeTint="FF" w:themeShade="FF"/>
+          <w:sz w:val="21"/>
+          <w:szCs w:val="21"/>
+          <w:u w:val="none"/>
+          <w:lang w:val="pt-BR"/>
+        </w:rPr>
+        <w:t xml:space="preserve"> </w:t>
+      </w:r>
+      <w:r>
+        <w:rPr>
+          <w:rFonts w:ascii="Arial" w:hAnsi="Arial" w:eastAsia="Arial" w:cs="Arial"/>
+          <w:b w:val="0"/>
+          <w:bCs w:val="0"/>
+          <w:i w:val="0"/>
+          <w:iCs w:val="0"/>
+          <w:strike w:val="0"/>
+          <w:dstrike w:val="0"/>
+          <w:noProof w:val="0"/>
+          <w:color w:val="000000" w:themeColor="text1" w:themeTint="FF" w:themeShade="FF"/>
+          <w:sz w:val="21"/>
+          <w:szCs w:val="21"/>
+          <w:u w:val="none"/>
+          <w:lang w:val="pt-BR"/>
+        </w:rPr>
+        <w:t>policy</w:t>
+      </w:r>
+      <w:r>
+        <w:rPr>
+          <w:rFonts w:ascii="Arial" w:hAnsi="Arial" w:eastAsia="Arial" w:cs="Arial"/>
+          <w:b w:val="0"/>
+          <w:bCs w:val="0"/>
+          <w:i w:val="0"/>
+          <w:iCs w:val="0"/>
+          <w:strike w:val="0"/>
+          <w:dstrike w:val="0"/>
+          <w:noProof w:val="0"/>
+          <w:color w:val="000000" w:themeColor="text1" w:themeTint="FF" w:themeShade="FF"/>
+          <w:sz w:val="21"/>
+          <w:szCs w:val="21"/>
+          <w:u w:val="none"/>
+          <w:lang w:val="pt-BR"/>
+        </w:rPr>
+        <w:t xml:space="preserve"> </w:t>
+      </w:r>
+      <w:r>
+        <w:rPr>
+          <w:rFonts w:ascii="Arial" w:hAnsi="Arial" w:eastAsia="Arial" w:cs="Arial"/>
+          <w:b w:val="0"/>
+          <w:bCs w:val="0"/>
+          <w:i w:val="0"/>
+          <w:iCs w:val="0"/>
+          <w:strike w:val="0"/>
+          <w:dstrike w:val="0"/>
+          <w:noProof w:val="0"/>
+          <w:color w:val="000000" w:themeColor="text1" w:themeTint="FF" w:themeShade="FF"/>
+          <w:sz w:val="21"/>
+          <w:szCs w:val="21"/>
+          <w:u w:val="none"/>
+          <w:lang w:val="pt-BR"/>
+        </w:rPr>
+        <w:t>and</w:t>
+      </w:r>
+      <w:r>
+        <w:rPr>
+          <w:rFonts w:ascii="Arial" w:hAnsi="Arial" w:eastAsia="Arial" w:cs="Arial"/>
+          <w:b w:val="0"/>
+          <w:bCs w:val="0"/>
+          <w:i w:val="0"/>
+          <w:iCs w:val="0"/>
+          <w:strike w:val="0"/>
+          <w:dstrike w:val="0"/>
+          <w:noProof w:val="0"/>
+          <w:color w:val="000000" w:themeColor="text1" w:themeTint="FF" w:themeShade="FF"/>
+          <w:sz w:val="21"/>
+          <w:szCs w:val="21"/>
+          <w:u w:val="none"/>
+          <w:lang w:val="pt-BR"/>
+        </w:rPr>
+        <w:t xml:space="preserve"> </w:t>
+      </w:r>
+      <w:r>
+        <w:rPr>
+          <w:rFonts w:ascii="Arial" w:hAnsi="Arial" w:eastAsia="Arial" w:cs="Arial"/>
+          <w:b w:val="0"/>
+          <w:bCs w:val="0"/>
+          <w:i w:val="0"/>
+          <w:iCs w:val="0"/>
+          <w:strike w:val="0"/>
+          <w:dstrike w:val="0"/>
+          <w:noProof w:val="0"/>
+          <w:color w:val="000000" w:themeColor="text1" w:themeTint="FF" w:themeShade="FF"/>
+          <w:sz w:val="21"/>
+          <w:szCs w:val="21"/>
+          <w:u w:val="none"/>
+          <w:lang w:val="pt-BR"/>
+        </w:rPr>
+        <w:t>other</w:t>
+      </w:r>
+      <w:r>
+        <w:rPr>
+          <w:rFonts w:ascii="Arial" w:hAnsi="Arial" w:eastAsia="Arial" w:cs="Arial"/>
+          <w:b w:val="0"/>
+          <w:bCs w:val="0"/>
+          <w:i w:val="0"/>
+          <w:iCs w:val="0"/>
+          <w:strike w:val="0"/>
+          <w:dstrike w:val="0"/>
+          <w:noProof w:val="0"/>
+          <w:color w:val="000000" w:themeColor="text1" w:themeTint="FF" w:themeShade="FF"/>
+          <w:sz w:val="21"/>
+          <w:szCs w:val="21"/>
+          <w:u w:val="none"/>
+          <w:lang w:val="pt-BR"/>
+        </w:rPr>
+        <w:t xml:space="preserve"> Google </w:t>
+      </w:r>
+      <w:r>
+        <w:rPr>
+          <w:rFonts w:ascii="Arial" w:hAnsi="Arial" w:eastAsia="Arial" w:cs="Arial"/>
+          <w:b w:val="0"/>
+          <w:bCs w:val="0"/>
+          <w:i w:val="0"/>
+          <w:iCs w:val="0"/>
+          <w:strike w:val="0"/>
+          <w:dstrike w:val="0"/>
+          <w:noProof w:val="0"/>
+          <w:color w:val="000000" w:themeColor="text1" w:themeTint="FF" w:themeShade="FF"/>
+          <w:sz w:val="21"/>
+          <w:szCs w:val="21"/>
+          <w:u w:val="none"/>
+          <w:lang w:val="pt-BR"/>
+        </w:rPr>
+        <w:t>issues</w:t>
+      </w:r>
+      <w:r>
+        <w:rPr>
+          <w:rFonts w:ascii="Arial" w:hAnsi="Arial" w:eastAsia="Arial" w:cs="Arial"/>
+          <w:b w:val="0"/>
+          <w:bCs w:val="0"/>
+          <w:i w:val="0"/>
+          <w:iCs w:val="0"/>
+          <w:strike w:val="0"/>
+          <w:dstrike w:val="0"/>
+          <w:noProof w:val="0"/>
+          <w:color w:val="000000" w:themeColor="text1" w:themeTint="FF" w:themeShade="FF"/>
+          <w:sz w:val="21"/>
+          <w:szCs w:val="21"/>
+          <w:u w:val="none"/>
+          <w:lang w:val="pt-BR"/>
+        </w:rPr>
+        <w:t xml:space="preserve"> </w:t>
+      </w:r>
+      <w:r>
+        <w:rPr>
+          <w:rFonts w:ascii="Arial" w:hAnsi="Arial" w:eastAsia="Arial" w:cs="Arial"/>
+          <w:b w:val="0"/>
+          <w:bCs w:val="0"/>
+          <w:i w:val="0"/>
+          <w:iCs w:val="0"/>
+          <w:strike w:val="0"/>
+          <w:dstrike w:val="0"/>
+          <w:noProof w:val="0"/>
+          <w:color w:val="000000" w:themeColor="text1" w:themeTint="FF" w:themeShade="FF"/>
+          <w:sz w:val="21"/>
+          <w:szCs w:val="21"/>
+          <w:u w:val="none"/>
+          <w:lang w:val="pt-BR"/>
+        </w:rPr>
+        <w:t>related</w:t>
+      </w:r>
+      <w:r>
+        <w:rPr>
+          <w:rFonts w:ascii="Arial" w:hAnsi="Arial" w:eastAsia="Arial" w:cs="Arial"/>
+          <w:b w:val="0"/>
+          <w:bCs w:val="0"/>
+          <w:i w:val="0"/>
+          <w:iCs w:val="0"/>
+          <w:strike w:val="0"/>
+          <w:dstrike w:val="0"/>
+          <w:noProof w:val="0"/>
+          <w:color w:val="000000" w:themeColor="text1" w:themeTint="FF" w:themeShade="FF"/>
+          <w:sz w:val="21"/>
+          <w:szCs w:val="21"/>
+          <w:u w:val="none"/>
+          <w:lang w:val="pt-BR"/>
+        </w:rPr>
+        <w:t xml:space="preserve"> </w:t>
+      </w:r>
       <w:r>
         <w:rPr>
           <w:rFonts w:ascii="Arial" w:hAnsi="Arial" w:eastAsia="Arial" w:cs="Arial"/>
@@ -3750,7 +4092,6 @@
         </w:rPr>
         <w:t>to</w:t>
       </w:r>
-      <w:proofErr w:type="spellEnd"/>
       <w:r>
         <w:rPr>
           <w:rFonts w:ascii="Arial" w:hAnsi="Arial" w:eastAsia="Arial" w:cs="Arial"/>
@@ -3769,99 +4110,41 @@
         </w:rPr>
         <w:t xml:space="preserve"> </w:t>
       </w:r>
-      <w:proofErr w:type="spellStart"/>
-      <w:r>
-        <w:rPr>
-          <w:rFonts w:ascii="Arial" w:hAnsi="Arial" w:eastAsia="Arial" w:cs="Arial"/>
-          <w:b w:val="0"/>
-          <w:bCs w:val="0"/>
-          <w:i w:val="0"/>
-          <w:iCs w:val="0"/>
-          <w:strike w:val="0"/>
-          <w:dstrike w:val="0"/>
-          <w:noProof w:val="0"/>
-          <w:color w:val="000000" w:themeColor="text1" w:themeTint="FF" w:themeShade="FF"/>
-          <w:sz w:val="21"/>
-          <w:szCs w:val="21"/>
-          <w:u w:val="none"/>
-          <w:lang w:val="pt-BR"/>
-        </w:rPr>
-        <w:t>place</w:t>
-      </w:r>
-      <w:proofErr w:type="spellEnd"/>
-      <w:r>
-        <w:rPr>
-          <w:rFonts w:ascii="Arial" w:hAnsi="Arial" w:eastAsia="Arial" w:cs="Arial"/>
-          <w:b w:val="0"/>
-          <w:bCs w:val="0"/>
-          <w:i w:val="0"/>
-          <w:iCs w:val="0"/>
-          <w:strike w:val="0"/>
-          <w:dstrike w:val="0"/>
-          <w:noProof w:val="0"/>
-          <w:color w:val="000000" w:themeColor="text1" w:themeTint="FF" w:themeShade="FF"/>
-          <w:sz w:val="21"/>
-          <w:szCs w:val="21"/>
-          <w:u w:val="none"/>
-          <w:lang w:val="pt-BR"/>
-        </w:rPr>
-        <w:t xml:space="preserve"> </w:t>
-      </w:r>
-      <w:proofErr w:type="spellStart"/>
-      <w:r>
-        <w:rPr>
-          <w:rFonts w:ascii="Arial" w:hAnsi="Arial" w:eastAsia="Arial" w:cs="Arial"/>
-          <w:b w:val="0"/>
-          <w:bCs w:val="0"/>
-          <w:i w:val="0"/>
-          <w:iCs w:val="0"/>
-          <w:strike w:val="0"/>
-          <w:dstrike w:val="0"/>
-          <w:noProof w:val="0"/>
-          <w:color w:val="000000" w:themeColor="text1" w:themeTint="FF" w:themeShade="FF"/>
-          <w:sz w:val="21"/>
-          <w:szCs w:val="21"/>
-          <w:u w:val="none"/>
-          <w:lang w:val="pt-BR"/>
-        </w:rPr>
-        <w:t>ads</w:t>
-      </w:r>
-      <w:proofErr w:type="spellEnd"/>
-      <w:r>
-        <w:rPr>
-          <w:rFonts w:ascii="Arial" w:hAnsi="Arial" w:eastAsia="Arial" w:cs="Arial"/>
-          <w:b w:val="0"/>
-          <w:bCs w:val="0"/>
-          <w:i w:val="0"/>
-          <w:iCs w:val="0"/>
-          <w:strike w:val="0"/>
-          <w:dstrike w:val="0"/>
-          <w:noProof w:val="0"/>
-          <w:color w:val="000000" w:themeColor="text1" w:themeTint="FF" w:themeShade="FF"/>
-          <w:sz w:val="21"/>
-          <w:szCs w:val="21"/>
-          <w:u w:val="none"/>
-          <w:lang w:val="pt-BR"/>
-        </w:rPr>
-        <w:t xml:space="preserve"> in apps.</w:t>
-      </w:r>
-      <w:r>
-        <w:rPr>
-          <w:rFonts w:ascii="Arial" w:hAnsi="Arial" w:eastAsia="Arial" w:cs="Arial"/>
-          <w:b w:val="0"/>
-          <w:bCs w:val="0"/>
-          <w:i w:val="0"/>
-          <w:iCs w:val="0"/>
-          <w:strike w:val="0"/>
-          <w:dstrike w:val="0"/>
-          <w:noProof w:val="0"/>
-          <w:color w:val="000000" w:themeColor="text1" w:themeTint="FF" w:themeShade="FF"/>
-          <w:sz w:val="21"/>
-          <w:szCs w:val="21"/>
-          <w:u w:val="none"/>
-          <w:lang w:val="pt-BR"/>
-        </w:rPr>
-        <w:t xml:space="preserve"> </w:t>
+      <w:r>
+        <w:rPr>
+          <w:rFonts w:ascii="Arial" w:hAnsi="Arial" w:eastAsia="Arial" w:cs="Arial"/>
+          <w:b w:val="0"/>
+          <w:bCs w:val="0"/>
+          <w:i w:val="0"/>
+          <w:iCs w:val="0"/>
+          <w:strike w:val="0"/>
+          <w:dstrike w:val="0"/>
+          <w:noProof w:val="0"/>
+          <w:color w:val="000000" w:themeColor="text1" w:themeTint="FF" w:themeShade="FF"/>
+          <w:sz w:val="21"/>
+          <w:szCs w:val="21"/>
+          <w:u w:val="none"/>
+          <w:lang w:val="pt-BR"/>
+        </w:rPr>
+        <w:t>the</w:t>
+      </w:r>
+      <w:r>
+        <w:rPr>
+          <w:rFonts w:ascii="Arial" w:hAnsi="Arial" w:eastAsia="Arial" w:cs="Arial"/>
+          <w:b w:val="0"/>
+          <w:bCs w:val="0"/>
+          <w:i w:val="0"/>
+          <w:iCs w:val="0"/>
+          <w:strike w:val="0"/>
+          <w:dstrike w:val="0"/>
+          <w:noProof w:val="0"/>
+          <w:color w:val="000000" w:themeColor="text1" w:themeTint="FF" w:themeShade="FF"/>
+          <w:sz w:val="21"/>
+          <w:szCs w:val="21"/>
+          <w:u w:val="none"/>
+          <w:lang w:val="pt-BR"/>
+        </w:rPr>
+        <w:t xml:space="preserve"> apps.</w:t>
       </w:r>
     </w:p>
     <w:p>
@@ -3872,584 +4155,6 @@
         <w:spacing w:before="80" w:beforeAutospacing="off" w:after="0" w:afterAutospacing="off" w:line="276" w:lineRule="auto"/>
         <w:ind w:left="-822" w:right="-844"/>
         <w:jc w:val="both"/>
-        <w:rPr>
-          <w:rFonts w:ascii="Arial" w:hAnsi="Arial" w:eastAsia="Arial" w:cs="Arial"/>
-          <w:b w:val="0"/>
-          <w:bCs w:val="0"/>
-          <w:i w:val="0"/>
-          <w:iCs w:val="0"/>
-          <w:strike w:val="0"/>
-          <w:dstrike w:val="0"/>
-          <w:noProof w:val="0"/>
-          <w:color w:val="000000" w:themeColor="text1" w:themeTint="FF" w:themeShade="FF"/>
-          <w:sz w:val="21"/>
-          <w:szCs w:val="21"/>
-          <w:u w:val="none"/>
-          <w:lang w:val="pt-BR"/>
-        </w:rPr>
-      </w:pPr>
-      <w:r>
-        <w:rPr>
-          <w:rFonts w:ascii="Arial" w:hAnsi="Arial" w:eastAsia="Arial" w:cs="Arial"/>
-          <w:b w:val="0"/>
-          <w:bCs w:val="0"/>
-          <w:i w:val="0"/>
-          <w:iCs w:val="0"/>
-          <w:strike w:val="0"/>
-          <w:dstrike w:val="0"/>
-          <w:noProof w:val="0"/>
-          <w:color w:val="000000" w:themeColor="text1" w:themeTint="FF" w:themeShade="FF"/>
-          <w:sz w:val="21"/>
-          <w:szCs w:val="21"/>
-          <w:u w:val="none"/>
-          <w:lang w:val="pt-BR"/>
-        </w:rPr>
-        <w:t>•</w:t>
-      </w:r>
-      <w:r>
-        <w:rPr>
-          <w:rFonts w:ascii="Arial" w:hAnsi="Arial" w:eastAsia="Arial" w:cs="Arial"/>
-          <w:b w:val="0"/>
-          <w:bCs w:val="0"/>
-          <w:i w:val="0"/>
-          <w:iCs w:val="0"/>
-          <w:strike w:val="0"/>
-          <w:dstrike w:val="0"/>
-          <w:noProof w:val="0"/>
-          <w:color w:val="000000" w:themeColor="text1" w:themeTint="FF" w:themeShade="FF"/>
-          <w:sz w:val="21"/>
-          <w:szCs w:val="21"/>
-          <w:u w:val="none"/>
-          <w:lang w:val="pt-BR"/>
-        </w:rPr>
-        <w:t xml:space="preserve">  </w:t>
-      </w:r>
-      <w:r>
-        <w:rPr>
-          <w:rFonts w:ascii="Arial" w:hAnsi="Arial" w:eastAsia="Arial" w:cs="Arial"/>
-          <w:b w:val="0"/>
-          <w:bCs w:val="0"/>
-          <w:i w:val="0"/>
-          <w:iCs w:val="0"/>
-          <w:strike w:val="0"/>
-          <w:dstrike w:val="0"/>
-          <w:noProof w:val="0"/>
-          <w:color w:val="000000" w:themeColor="text1" w:themeTint="FF" w:themeShade="FF"/>
-          <w:sz w:val="21"/>
-          <w:szCs w:val="21"/>
-          <w:u w:val="none"/>
-          <w:lang w:val="pt-BR"/>
-        </w:rPr>
-        <w:t xml:space="preserve">Project </w:t>
-      </w:r>
-      <w:proofErr w:type="spellStart"/>
-      <w:r>
-        <w:rPr>
-          <w:rFonts w:ascii="Arial" w:hAnsi="Arial" w:eastAsia="Arial" w:cs="Arial"/>
-          <w:b w:val="0"/>
-          <w:bCs w:val="0"/>
-          <w:i w:val="0"/>
-          <w:iCs w:val="0"/>
-          <w:strike w:val="0"/>
-          <w:dstrike w:val="0"/>
-          <w:noProof w:val="0"/>
-          <w:color w:val="000000" w:themeColor="text1" w:themeTint="FF" w:themeShade="FF"/>
-          <w:sz w:val="21"/>
-          <w:szCs w:val="21"/>
-          <w:u w:val="none"/>
-          <w:lang w:val="pt-BR"/>
-        </w:rPr>
-        <w:t>licenses</w:t>
-      </w:r>
-      <w:proofErr w:type="spellEnd"/>
-      <w:r>
-        <w:rPr>
-          <w:rFonts w:ascii="Arial" w:hAnsi="Arial" w:eastAsia="Arial" w:cs="Arial"/>
-          <w:b w:val="0"/>
-          <w:bCs w:val="0"/>
-          <w:i w:val="0"/>
-          <w:iCs w:val="0"/>
-          <w:strike w:val="0"/>
-          <w:dstrike w:val="0"/>
-          <w:noProof w:val="0"/>
-          <w:color w:val="000000" w:themeColor="text1" w:themeTint="FF" w:themeShade="FF"/>
-          <w:sz w:val="21"/>
-          <w:szCs w:val="21"/>
-          <w:u w:val="none"/>
-          <w:lang w:val="pt-BR"/>
-        </w:rPr>
-        <w:t xml:space="preserve">, </w:t>
-      </w:r>
-      <w:proofErr w:type="spellStart"/>
-      <w:r>
-        <w:rPr>
-          <w:rFonts w:ascii="Arial" w:hAnsi="Arial" w:eastAsia="Arial" w:cs="Arial"/>
-          <w:b w:val="0"/>
-          <w:bCs w:val="0"/>
-          <w:i w:val="0"/>
-          <w:iCs w:val="0"/>
-          <w:strike w:val="0"/>
-          <w:dstrike w:val="0"/>
-          <w:noProof w:val="0"/>
-          <w:color w:val="000000" w:themeColor="text1" w:themeTint="FF" w:themeShade="FF"/>
-          <w:sz w:val="21"/>
-          <w:szCs w:val="21"/>
-          <w:u w:val="none"/>
-          <w:lang w:val="pt-BR"/>
-        </w:rPr>
-        <w:t>to</w:t>
-      </w:r>
-      <w:proofErr w:type="spellEnd"/>
-      <w:r>
-        <w:rPr>
-          <w:rFonts w:ascii="Arial" w:hAnsi="Arial" w:eastAsia="Arial" w:cs="Arial"/>
-          <w:b w:val="0"/>
-          <w:bCs w:val="0"/>
-          <w:i w:val="0"/>
-          <w:iCs w:val="0"/>
-          <w:strike w:val="0"/>
-          <w:dstrike w:val="0"/>
-          <w:noProof w:val="0"/>
-          <w:color w:val="000000" w:themeColor="text1" w:themeTint="FF" w:themeShade="FF"/>
-          <w:sz w:val="21"/>
-          <w:szCs w:val="21"/>
-          <w:u w:val="none"/>
-          <w:lang w:val="pt-BR"/>
-        </w:rPr>
-        <w:t xml:space="preserve"> </w:t>
-      </w:r>
-      <w:proofErr w:type="spellStart"/>
-      <w:r>
-        <w:rPr>
-          <w:rFonts w:ascii="Arial" w:hAnsi="Arial" w:eastAsia="Arial" w:cs="Arial"/>
-          <w:b w:val="0"/>
-          <w:bCs w:val="0"/>
-          <w:i w:val="0"/>
-          <w:iCs w:val="0"/>
-          <w:strike w:val="0"/>
-          <w:dstrike w:val="0"/>
-          <w:noProof w:val="0"/>
-          <w:color w:val="000000" w:themeColor="text1" w:themeTint="FF" w:themeShade="FF"/>
-          <w:sz w:val="21"/>
-          <w:szCs w:val="21"/>
-          <w:u w:val="none"/>
-          <w:lang w:val="pt-BR"/>
-        </w:rPr>
-        <w:t>avoid</w:t>
-      </w:r>
-      <w:proofErr w:type="spellEnd"/>
-      <w:r>
-        <w:rPr>
-          <w:rFonts w:ascii="Arial" w:hAnsi="Arial" w:eastAsia="Arial" w:cs="Arial"/>
-          <w:b w:val="0"/>
-          <w:bCs w:val="0"/>
-          <w:i w:val="0"/>
-          <w:iCs w:val="0"/>
-          <w:strike w:val="0"/>
-          <w:dstrike w:val="0"/>
-          <w:noProof w:val="0"/>
-          <w:color w:val="000000" w:themeColor="text1" w:themeTint="FF" w:themeShade="FF"/>
-          <w:sz w:val="21"/>
-          <w:szCs w:val="21"/>
-          <w:u w:val="none"/>
-          <w:lang w:val="pt-BR"/>
-        </w:rPr>
-        <w:t xml:space="preserve"> copies.</w:t>
-      </w:r>
-    </w:p>
-    <w:p>
-      <w:pPr>
-        <w:pStyle w:val="Normal"/>
-        <w:keepNext w:val="0"/>
-        <w:keepLines w:val="0"/>
-        <w:spacing w:before="80" w:beforeAutospacing="off" w:after="80" w:afterAutospacing="off" w:line="276" w:lineRule="auto"/>
-        <w:ind w:left="-822" w:right="-844"/>
-        <w:jc w:val="both"/>
-        <w:rPr>
-          <w:rFonts w:ascii="Arial" w:hAnsi="Arial" w:eastAsia="Arial" w:cs="Arial"/>
-          <w:b w:val="0"/>
-          <w:bCs w:val="0"/>
-          <w:i w:val="0"/>
-          <w:iCs w:val="0"/>
-          <w:strike w:val="0"/>
-          <w:dstrike w:val="0"/>
-          <w:noProof w:val="0"/>
-          <w:color w:val="000000" w:themeColor="text1" w:themeTint="FF" w:themeShade="FF"/>
-          <w:sz w:val="21"/>
-          <w:szCs w:val="21"/>
-          <w:u w:val="none"/>
-          <w:lang w:val="pt-BR"/>
-        </w:rPr>
-      </w:pPr>
-      <w:r>
-        <w:rPr>
-          <w:rFonts w:ascii="Arial" w:hAnsi="Arial" w:eastAsia="Arial" w:cs="Arial"/>
-          <w:b w:val="0"/>
-          <w:bCs w:val="0"/>
-          <w:i w:val="0"/>
-          <w:iCs w:val="0"/>
-          <w:strike w:val="0"/>
-          <w:dstrike w:val="0"/>
-          <w:noProof w:val="0"/>
-          <w:color w:val="000000" w:themeColor="text1" w:themeTint="FF" w:themeShade="FF"/>
-          <w:sz w:val="21"/>
-          <w:szCs w:val="21"/>
-          <w:u w:val="none"/>
-          <w:lang w:val="pt-BR"/>
-        </w:rPr>
-        <w:t>•</w:t>
-      </w:r>
-      <w:r>
-        <w:rPr>
-          <w:rFonts w:ascii="Arial" w:hAnsi="Arial" w:eastAsia="Arial" w:cs="Arial"/>
-          <w:b w:val="0"/>
-          <w:bCs w:val="0"/>
-          <w:i w:val="0"/>
-          <w:iCs w:val="0"/>
-          <w:strike w:val="0"/>
-          <w:dstrike w:val="0"/>
-          <w:noProof w:val="0"/>
-          <w:color w:val="000000" w:themeColor="text1" w:themeTint="FF" w:themeShade="FF"/>
-          <w:sz w:val="21"/>
-          <w:szCs w:val="21"/>
-          <w:u w:val="none"/>
-          <w:lang w:val="pt-BR"/>
-        </w:rPr>
-        <w:t xml:space="preserve">  </w:t>
-      </w:r>
-      <w:r>
-        <w:rPr>
-          <w:rFonts w:ascii="Arial" w:hAnsi="Arial" w:eastAsia="Arial" w:cs="Arial"/>
-          <w:b w:val="0"/>
-          <w:bCs w:val="0"/>
-          <w:i w:val="0"/>
-          <w:iCs w:val="0"/>
-          <w:strike w:val="0"/>
-          <w:dstrike w:val="0"/>
-          <w:noProof w:val="0"/>
-          <w:color w:val="000000" w:themeColor="text1" w:themeTint="FF" w:themeShade="FF"/>
-          <w:sz w:val="21"/>
-          <w:szCs w:val="21"/>
-          <w:u w:val="none"/>
-          <w:lang w:val="pt-BR"/>
-        </w:rPr>
-        <w:t>Handle</w:t>
-      </w:r>
-      <w:r>
-        <w:rPr>
-          <w:rFonts w:ascii="Arial" w:hAnsi="Arial" w:eastAsia="Arial" w:cs="Arial"/>
-          <w:b w:val="0"/>
-          <w:bCs w:val="0"/>
-          <w:i w:val="0"/>
-          <w:iCs w:val="0"/>
-          <w:strike w:val="0"/>
-          <w:dstrike w:val="0"/>
-          <w:noProof w:val="0"/>
-          <w:color w:val="000000" w:themeColor="text1" w:themeTint="FF" w:themeShade="FF"/>
-          <w:sz w:val="21"/>
-          <w:szCs w:val="21"/>
-          <w:u w:val="none"/>
-          <w:lang w:val="pt-BR"/>
-        </w:rPr>
-        <w:t xml:space="preserve"> </w:t>
-      </w:r>
-      <w:r>
-        <w:rPr>
-          <w:rFonts w:ascii="Arial" w:hAnsi="Arial" w:eastAsia="Arial" w:cs="Arial"/>
-          <w:b w:val="0"/>
-          <w:bCs w:val="0"/>
-          <w:i w:val="0"/>
-          <w:iCs w:val="0"/>
-          <w:strike w:val="0"/>
-          <w:dstrike w:val="0"/>
-          <w:noProof w:val="0"/>
-          <w:color w:val="000000" w:themeColor="text1" w:themeTint="FF" w:themeShade="FF"/>
-          <w:sz w:val="21"/>
-          <w:szCs w:val="21"/>
-          <w:u w:val="none"/>
-          <w:lang w:val="pt-BR"/>
-        </w:rPr>
-        <w:t>privacy</w:t>
-      </w:r>
-      <w:r>
-        <w:rPr>
-          <w:rFonts w:ascii="Arial" w:hAnsi="Arial" w:eastAsia="Arial" w:cs="Arial"/>
-          <w:b w:val="0"/>
-          <w:bCs w:val="0"/>
-          <w:i w:val="0"/>
-          <w:iCs w:val="0"/>
-          <w:strike w:val="0"/>
-          <w:dstrike w:val="0"/>
-          <w:noProof w:val="0"/>
-          <w:color w:val="000000" w:themeColor="text1" w:themeTint="FF" w:themeShade="FF"/>
-          <w:sz w:val="21"/>
-          <w:szCs w:val="21"/>
-          <w:u w:val="none"/>
-          <w:lang w:val="pt-BR"/>
-        </w:rPr>
-        <w:t xml:space="preserve"> </w:t>
-      </w:r>
-      <w:r>
-        <w:rPr>
-          <w:rFonts w:ascii="Arial" w:hAnsi="Arial" w:eastAsia="Arial" w:cs="Arial"/>
-          <w:b w:val="0"/>
-          <w:bCs w:val="0"/>
-          <w:i w:val="0"/>
-          <w:iCs w:val="0"/>
-          <w:strike w:val="0"/>
-          <w:dstrike w:val="0"/>
-          <w:noProof w:val="0"/>
-          <w:color w:val="000000" w:themeColor="text1" w:themeTint="FF" w:themeShade="FF"/>
-          <w:sz w:val="21"/>
-          <w:szCs w:val="21"/>
-          <w:u w:val="none"/>
-          <w:lang w:val="pt-BR"/>
-        </w:rPr>
-        <w:t>policy</w:t>
-      </w:r>
-      <w:r>
-        <w:rPr>
-          <w:rFonts w:ascii="Arial" w:hAnsi="Arial" w:eastAsia="Arial" w:cs="Arial"/>
-          <w:b w:val="0"/>
-          <w:bCs w:val="0"/>
-          <w:i w:val="0"/>
-          <w:iCs w:val="0"/>
-          <w:strike w:val="0"/>
-          <w:dstrike w:val="0"/>
-          <w:noProof w:val="0"/>
-          <w:color w:val="000000" w:themeColor="text1" w:themeTint="FF" w:themeShade="FF"/>
-          <w:sz w:val="21"/>
-          <w:szCs w:val="21"/>
-          <w:u w:val="none"/>
-          <w:lang w:val="pt-BR"/>
-        </w:rPr>
-        <w:t xml:space="preserve"> </w:t>
-      </w:r>
-      <w:r>
-        <w:rPr>
-          <w:rFonts w:ascii="Arial" w:hAnsi="Arial" w:eastAsia="Arial" w:cs="Arial"/>
-          <w:b w:val="0"/>
-          <w:bCs w:val="0"/>
-          <w:i w:val="0"/>
-          <w:iCs w:val="0"/>
-          <w:strike w:val="0"/>
-          <w:dstrike w:val="0"/>
-          <w:noProof w:val="0"/>
-          <w:color w:val="000000" w:themeColor="text1" w:themeTint="FF" w:themeShade="FF"/>
-          <w:sz w:val="21"/>
-          <w:szCs w:val="21"/>
-          <w:u w:val="none"/>
-          <w:lang w:val="pt-BR"/>
-        </w:rPr>
-        <w:t>and</w:t>
-      </w:r>
-      <w:r>
-        <w:rPr>
-          <w:rFonts w:ascii="Arial" w:hAnsi="Arial" w:eastAsia="Arial" w:cs="Arial"/>
-          <w:b w:val="0"/>
-          <w:bCs w:val="0"/>
-          <w:i w:val="0"/>
-          <w:iCs w:val="0"/>
-          <w:strike w:val="0"/>
-          <w:dstrike w:val="0"/>
-          <w:noProof w:val="0"/>
-          <w:color w:val="000000" w:themeColor="text1" w:themeTint="FF" w:themeShade="FF"/>
-          <w:sz w:val="21"/>
-          <w:szCs w:val="21"/>
-          <w:u w:val="none"/>
-          <w:lang w:val="pt-BR"/>
-        </w:rPr>
-        <w:t xml:space="preserve"> </w:t>
-      </w:r>
-      <w:r>
-        <w:rPr>
-          <w:rFonts w:ascii="Arial" w:hAnsi="Arial" w:eastAsia="Arial" w:cs="Arial"/>
-          <w:b w:val="0"/>
-          <w:bCs w:val="0"/>
-          <w:i w:val="0"/>
-          <w:iCs w:val="0"/>
-          <w:strike w:val="0"/>
-          <w:dstrike w:val="0"/>
-          <w:noProof w:val="0"/>
-          <w:color w:val="000000" w:themeColor="text1" w:themeTint="FF" w:themeShade="FF"/>
-          <w:sz w:val="21"/>
-          <w:szCs w:val="21"/>
-          <w:u w:val="none"/>
-          <w:lang w:val="pt-BR"/>
-        </w:rPr>
-        <w:t>other</w:t>
-      </w:r>
-      <w:r>
-        <w:rPr>
-          <w:rFonts w:ascii="Arial" w:hAnsi="Arial" w:eastAsia="Arial" w:cs="Arial"/>
-          <w:b w:val="0"/>
-          <w:bCs w:val="0"/>
-          <w:i w:val="0"/>
-          <w:iCs w:val="0"/>
-          <w:strike w:val="0"/>
-          <w:dstrike w:val="0"/>
-          <w:noProof w:val="0"/>
-          <w:color w:val="000000" w:themeColor="text1" w:themeTint="FF" w:themeShade="FF"/>
-          <w:sz w:val="21"/>
-          <w:szCs w:val="21"/>
-          <w:u w:val="none"/>
-          <w:lang w:val="pt-BR"/>
-        </w:rPr>
-        <w:t xml:space="preserve"> Google </w:t>
-      </w:r>
-      <w:r>
-        <w:rPr>
-          <w:rFonts w:ascii="Arial" w:hAnsi="Arial" w:eastAsia="Arial" w:cs="Arial"/>
-          <w:b w:val="0"/>
-          <w:bCs w:val="0"/>
-          <w:i w:val="0"/>
-          <w:iCs w:val="0"/>
-          <w:strike w:val="0"/>
-          <w:dstrike w:val="0"/>
-          <w:noProof w:val="0"/>
-          <w:color w:val="000000" w:themeColor="text1" w:themeTint="FF" w:themeShade="FF"/>
-          <w:sz w:val="21"/>
-          <w:szCs w:val="21"/>
-          <w:u w:val="none"/>
-          <w:lang w:val="pt-BR"/>
-        </w:rPr>
-        <w:t>issues</w:t>
-      </w:r>
-      <w:r>
-        <w:rPr>
-          <w:rFonts w:ascii="Arial" w:hAnsi="Arial" w:eastAsia="Arial" w:cs="Arial"/>
-          <w:b w:val="0"/>
-          <w:bCs w:val="0"/>
-          <w:i w:val="0"/>
-          <w:iCs w:val="0"/>
-          <w:strike w:val="0"/>
-          <w:dstrike w:val="0"/>
-          <w:noProof w:val="0"/>
-          <w:color w:val="000000" w:themeColor="text1" w:themeTint="FF" w:themeShade="FF"/>
-          <w:sz w:val="21"/>
-          <w:szCs w:val="21"/>
-          <w:u w:val="none"/>
-          <w:lang w:val="pt-BR"/>
-        </w:rPr>
-        <w:t xml:space="preserve"> </w:t>
-      </w:r>
-      <w:r>
-        <w:rPr>
-          <w:rFonts w:ascii="Arial" w:hAnsi="Arial" w:eastAsia="Arial" w:cs="Arial"/>
-          <w:b w:val="0"/>
-          <w:bCs w:val="0"/>
-          <w:i w:val="0"/>
-          <w:iCs w:val="0"/>
-          <w:strike w:val="0"/>
-          <w:dstrike w:val="0"/>
-          <w:noProof w:val="0"/>
-          <w:color w:val="000000" w:themeColor="text1" w:themeTint="FF" w:themeShade="FF"/>
-          <w:sz w:val="21"/>
-          <w:szCs w:val="21"/>
-          <w:u w:val="none"/>
-          <w:lang w:val="pt-BR"/>
-        </w:rPr>
-        <w:t>related</w:t>
-      </w:r>
-      <w:r>
-        <w:rPr>
-          <w:rFonts w:ascii="Arial" w:hAnsi="Arial" w:eastAsia="Arial" w:cs="Arial"/>
-          <w:b w:val="0"/>
-          <w:bCs w:val="0"/>
-          <w:i w:val="0"/>
-          <w:iCs w:val="0"/>
-          <w:strike w:val="0"/>
-          <w:dstrike w:val="0"/>
-          <w:noProof w:val="0"/>
-          <w:color w:val="000000" w:themeColor="text1" w:themeTint="FF" w:themeShade="FF"/>
-          <w:sz w:val="21"/>
-          <w:szCs w:val="21"/>
-          <w:u w:val="none"/>
-          <w:lang w:val="pt-BR"/>
-        </w:rPr>
-        <w:t xml:space="preserve"> </w:t>
-      </w:r>
-      <w:r>
-        <w:rPr>
-          <w:rFonts w:ascii="Arial" w:hAnsi="Arial" w:eastAsia="Arial" w:cs="Arial"/>
-          <w:b w:val="0"/>
-          <w:bCs w:val="0"/>
-          <w:i w:val="0"/>
-          <w:iCs w:val="0"/>
-          <w:strike w:val="0"/>
-          <w:dstrike w:val="0"/>
-          <w:noProof w:val="0"/>
-          <w:color w:val="000000" w:themeColor="text1" w:themeTint="FF" w:themeShade="FF"/>
-          <w:sz w:val="21"/>
-          <w:szCs w:val="21"/>
-          <w:u w:val="none"/>
-          <w:lang w:val="pt-BR"/>
-        </w:rPr>
-        <w:t>to</w:t>
-      </w:r>
-      <w:r>
-        <w:rPr>
-          <w:rFonts w:ascii="Arial" w:hAnsi="Arial" w:eastAsia="Arial" w:cs="Arial"/>
-          <w:b w:val="0"/>
-          <w:bCs w:val="0"/>
-          <w:i w:val="0"/>
-          <w:iCs w:val="0"/>
-          <w:strike w:val="0"/>
-          <w:dstrike w:val="0"/>
-          <w:noProof w:val="0"/>
-          <w:color w:val="000000" w:themeColor="text1" w:themeTint="FF" w:themeShade="FF"/>
-          <w:sz w:val="21"/>
-          <w:szCs w:val="21"/>
-          <w:u w:val="none"/>
-          <w:lang w:val="pt-BR"/>
-        </w:rPr>
-        <w:t xml:space="preserve"> </w:t>
-      </w:r>
-      <w:r>
-        <w:rPr>
-          <w:rFonts w:ascii="Arial" w:hAnsi="Arial" w:eastAsia="Arial" w:cs="Arial"/>
-          <w:b w:val="0"/>
-          <w:bCs w:val="0"/>
-          <w:i w:val="0"/>
-          <w:iCs w:val="0"/>
-          <w:strike w:val="0"/>
-          <w:dstrike w:val="0"/>
-          <w:noProof w:val="0"/>
-          <w:color w:val="000000" w:themeColor="text1" w:themeTint="FF" w:themeShade="FF"/>
-          <w:sz w:val="21"/>
-          <w:szCs w:val="21"/>
-          <w:u w:val="none"/>
-          <w:lang w:val="pt-BR"/>
-        </w:rPr>
-        <w:t>the</w:t>
-      </w:r>
-      <w:r>
-        <w:rPr>
-          <w:rFonts w:ascii="Arial" w:hAnsi="Arial" w:eastAsia="Arial" w:cs="Arial"/>
-          <w:b w:val="0"/>
-          <w:bCs w:val="0"/>
-          <w:i w:val="0"/>
-          <w:iCs w:val="0"/>
-          <w:strike w:val="0"/>
-          <w:dstrike w:val="0"/>
-          <w:noProof w:val="0"/>
-          <w:color w:val="000000" w:themeColor="text1" w:themeTint="FF" w:themeShade="FF"/>
-          <w:sz w:val="21"/>
-          <w:szCs w:val="21"/>
-          <w:u w:val="none"/>
-          <w:lang w:val="pt-BR"/>
-        </w:rPr>
-        <w:t xml:space="preserve"> apps.</w:t>
-      </w:r>
-    </w:p>
-    <w:p>
-      <w:pPr>
-        <w:pStyle w:val="Normal"/>
-        <w:keepNext w:val="0"/>
-        <w:keepLines w:val="0"/>
-        <w:spacing w:before="80" w:beforeAutospacing="off" w:after="0" w:afterAutospacing="off" w:line="276" w:lineRule="auto"/>
-        <w:ind w:left="-822" w:right="-844"/>
-        <w:jc w:val="both"/>
       </w:pPr>
       <w:r>
         <w:rPr>
@@ -4585,27 +4290,7 @@
           <w:u w:val="none"/>
           <w:lang w:val="en-US"/>
         </w:rPr>
-        <w:t xml:space="preserve">, Local storage, ARIA Accessibility, </w:t>
-      </w:r>
-      <w:r>
-        <w:rPr>
-          <w:rFonts w:ascii="Arial" w:hAnsi="Arial" w:eastAsia="Arial" w:cs="Arial"/>
-          <w:b w:val="1"/>
-          <w:bCs w:val="1"/>
-          <w:i w:val="0"/>
-          <w:iCs w:val="0"/>
-          <w:caps w:val="0"/>
-          <w:smallCaps w:val="0"/>
-          <w:strike w:val="0"/>
-          <w:dstrike w:val="0"/>
-          <w:noProof w:val="0"/>
-          <w:color w:val="000000" w:themeColor="text1" w:themeTint="FF" w:themeShade="FF"/>
-          <w:sz w:val="21"/>
-          <w:szCs w:val="21"/>
-          <w:u w:val="none"/>
-          <w:lang w:val="pt-BR"/>
-        </w:rPr>
-        <w:t>AdMob</w:t>
+        <w:t>, Local storage, ARIA Accessibility</w:t>
       </w:r>
       <w:r>
         <w:rPr>

--- a/public/resumes/word/HenriqueMascarin_ReactNativeDeveloper.docx
+++ b/public/resumes/word/HenriqueMascarin_ReactNativeDeveloper.docx
@@ -2682,7 +2682,37 @@
           <w:szCs w:val="24"/>
           <w:lang w:val="en-US"/>
         </w:rPr>
-        <w:t>Mid-level</w:t>
+        <w:t>Mid-</w:t>
+      </w:r>
+      <w:r>
+        <w:rPr>
+          <w:rFonts w:ascii="Arial" w:hAnsi="Arial" w:eastAsia="Arial" w:cs="Arial"/>
+          <w:b w:val="1"/>
+          <w:bCs w:val="1"/>
+          <w:i w:val="1"/>
+          <w:iCs w:val="1"/>
+          <w:noProof w:val="0"/>
+          <w:color w:val="000000" w:themeColor="text1" w:themeTint="FF" w:themeShade="FF"/>
+          <w:sz w:val="24"/>
+          <w:szCs w:val="24"/>
+          <w:lang w:val="en-US"/>
+        </w:rPr>
+        <w:t>L</w:t>
+      </w:r>
+      <w:r>
+        <w:rPr>
+          <w:rFonts w:ascii="Arial" w:hAnsi="Arial" w:eastAsia="Arial" w:cs="Arial"/>
+          <w:b w:val="1"/>
+          <w:bCs w:val="1"/>
+          <w:i w:val="1"/>
+          <w:iCs w:val="1"/>
+          <w:noProof w:val="0"/>
+          <w:color w:val="000000" w:themeColor="text1" w:themeTint="FF" w:themeShade="FF"/>
+          <w:sz w:val="24"/>
+          <w:szCs w:val="24"/>
+          <w:lang w:val="en-US"/>
+        </w:rPr>
+        <w:t>evel</w:t>
       </w:r>
       <w:r>
         <w:rPr>
@@ -4377,14 +4407,7 @@
           <w:szCs w:val="24"/>
           <w:lang w:val="en-US"/>
         </w:rPr>
-        <w:t>SGBr® Sistemas</w:t>
-      </w:r>
-      <w:r>
-        <w:rPr>
-          <w:noProof w:val="0"/>
-          <w:lang w:val="en-US"/>
-        </w:rPr>
-        <w:t xml:space="preserve"> </w:t>
+        <w:t>SGBr</w:t>
       </w:r>
       <w:r>
         <w:rPr>
@@ -4399,22 +4422,29 @@
           <w:szCs w:val="24"/>
           <w:lang w:val="en-US"/>
         </w:rPr>
+        <w:t>® Sistemas</w:t>
+      </w:r>
+      <w:r>
+        <w:rPr>
+          <w:noProof w:val="0"/>
+          <w:lang w:val="en-US"/>
+        </w:rPr>
+        <w:t xml:space="preserve"> </w:t>
+      </w:r>
+      <w:r>
+        <w:rPr>
+          <w:rFonts w:ascii="Arial" w:hAnsi="Arial" w:eastAsia="Arial" w:cs="Arial"/>
+          <w:b w:val="1"/>
+          <w:bCs w:val="1"/>
+          <w:i w:val="0"/>
+          <w:iCs w:val="0"/>
+          <w:noProof w:val="0"/>
+          <w:color w:val="000000" w:themeColor="text1" w:themeTint="FF" w:themeShade="FF"/>
+          <w:sz w:val="24"/>
+          <w:szCs w:val="24"/>
+          <w:lang w:val="en-US"/>
+        </w:rPr>
         <w:t>–</w:t>
-      </w:r>
-      <w:r>
-        <w:rPr>
-          <w:rFonts w:ascii="Arial" w:hAnsi="Arial" w:eastAsia="Arial" w:cs="Arial"/>
-          <w:b w:val="1"/>
-          <w:bCs w:val="1"/>
-          <w:i w:val="0"/>
-          <w:iCs w:val="0"/>
-          <w:noProof w:val="0"/>
-          <w:color w:val="000000" w:themeColor="text1" w:themeTint="FF" w:themeShade="FF"/>
-          <w:sz w:val="26"/>
-          <w:szCs w:val="26"/>
-          <w:lang w:val="en-US"/>
-        </w:rPr>
-        <w:t xml:space="preserve"> </w:t>
       </w:r>
       <w:r>
         <w:rPr>
@@ -4424,12 +4454,24 @@
           <w:i w:val="1"/>
           <w:iCs w:val="1"/>
           <w:noProof w:val="0"/>
+          <w:lang w:val="en-US"/>
+        </w:rPr>
+        <w:t xml:space="preserve"> </w:t>
+      </w:r>
+      <w:r>
+        <w:rPr>
+          <w:rFonts w:ascii="Arial" w:hAnsi="Arial" w:eastAsia="Arial" w:cs="Arial"/>
+          <w:b w:val="1"/>
+          <w:bCs w:val="1"/>
+          <w:i w:val="1"/>
+          <w:iCs w:val="1"/>
+          <w:noProof w:val="0"/>
           <w:color w:val="000000" w:themeColor="text1" w:themeTint="FF" w:themeShade="FF"/>
           <w:sz w:val="24"/>
           <w:szCs w:val="24"/>
           <w:lang w:val="en-US"/>
         </w:rPr>
-        <w:t>Front-end</w:t>
+        <w:t xml:space="preserve">Mid-Level </w:t>
       </w:r>
       <w:r>
         <w:rPr>
@@ -4444,7 +4486,7 @@
           <w:szCs w:val="24"/>
           <w:lang w:val="en-US"/>
         </w:rPr>
-        <w:t xml:space="preserve"> </w:t>
+        <w:t>Front-end</w:t>
       </w:r>
       <w:r>
         <w:rPr>
@@ -4459,7 +4501,7 @@
           <w:szCs w:val="24"/>
           <w:lang w:val="en-US"/>
         </w:rPr>
-        <w:t>Developer</w:t>
+        <w:t xml:space="preserve"> </w:t>
       </w:r>
       <w:r>
         <w:rPr>
@@ -4474,11 +4516,13 @@
           <w:szCs w:val="24"/>
           <w:lang w:val="en-US"/>
         </w:rPr>
-        <w:t xml:space="preserve"> </w:t>
-      </w:r>
-      <w:r>
-        <w:rPr>
-          <w:rFonts w:ascii="Arial" w:hAnsi="Arial" w:eastAsia="Arial" w:cs="Arial"/>
+        <w:t>Developer</w:t>
+      </w:r>
+      <w:r>
+        <w:rPr>
+          <w:rFonts w:ascii="Arial" w:hAnsi="Arial" w:eastAsia="Arial" w:cs="Arial"/>
+          <w:b w:val="1"/>
+          <w:bCs w:val="1"/>
           <w:i w:val="1"/>
           <w:iCs w:val="1"/>
           <w:noProof w:val="0"/>
@@ -4487,7 +4531,7 @@
           <w:szCs w:val="24"/>
           <w:lang w:val="en-US"/>
         </w:rPr>
-        <w:t>(</w:t>
+        <w:t xml:space="preserve"> </w:t>
       </w:r>
       <w:r>
         <w:rPr>
@@ -4500,7 +4544,7 @@
           <w:szCs w:val="24"/>
           <w:lang w:val="en-US"/>
         </w:rPr>
-        <w:t>july/2023</w:t>
+        <w:t>(</w:t>
       </w:r>
       <w:r>
         <w:rPr>
@@ -4513,7 +4557,7 @@
           <w:szCs w:val="24"/>
           <w:lang w:val="en-US"/>
         </w:rPr>
-        <w:t xml:space="preserve"> - </w:t>
+        <w:t>july</w:t>
       </w:r>
       <w:r>
         <w:rPr>
@@ -4526,7 +4570,46 @@
           <w:szCs w:val="24"/>
           <w:lang w:val="en-US"/>
         </w:rPr>
-        <w:t>september/2026</w:t>
+        <w:t>/2023</w:t>
+      </w:r>
+      <w:r>
+        <w:rPr>
+          <w:rFonts w:ascii="Arial" w:hAnsi="Arial" w:eastAsia="Arial" w:cs="Arial"/>
+          <w:i w:val="1"/>
+          <w:iCs w:val="1"/>
+          <w:noProof w:val="0"/>
+          <w:color w:val="000000" w:themeColor="text1" w:themeTint="FF" w:themeShade="FF"/>
+          <w:sz w:val="24"/>
+          <w:szCs w:val="24"/>
+          <w:lang w:val="en-US"/>
+        </w:rPr>
+        <w:t xml:space="preserve"> - </w:t>
+      </w:r>
+      <w:r>
+        <w:rPr>
+          <w:rFonts w:ascii="Arial" w:hAnsi="Arial" w:eastAsia="Arial" w:cs="Arial"/>
+          <w:i w:val="1"/>
+          <w:iCs w:val="1"/>
+          <w:noProof w:val="0"/>
+          <w:color w:val="000000" w:themeColor="text1" w:themeTint="FF" w:themeShade="FF"/>
+          <w:sz w:val="24"/>
+          <w:szCs w:val="24"/>
+          <w:lang w:val="en-US"/>
+        </w:rPr>
+        <w:t>september</w:t>
+      </w:r>
+      <w:r>
+        <w:rPr>
+          <w:rFonts w:ascii="Arial" w:hAnsi="Arial" w:eastAsia="Arial" w:cs="Arial"/>
+          <w:i w:val="1"/>
+          <w:iCs w:val="1"/>
+          <w:noProof w:val="0"/>
+          <w:color w:val="000000" w:themeColor="text1" w:themeTint="FF" w:themeShade="FF"/>
+          <w:sz w:val="24"/>
+          <w:szCs w:val="24"/>
+          <w:lang w:val="en-US"/>
+        </w:rPr>
+        <w:t>/2026</w:t>
       </w:r>
       <w:r>
         <w:rPr>
